--- a/COMPTE RENDU TP2 IOT.docx
+++ b/COMPTE RENDU TP2 IOT.docx
@@ -115,7 +115,7 @@
     </w:p>
     <w:p>
       <w:pPr>
-        <w:pStyle w:val="2"/>
+        <w:pStyle w:val="3"/>
         <w:rPr>
           <w:lang w:val="fr-FR"/>
         </w:rPr>
@@ -139,7 +139,7 @@
     </w:p>
     <w:p>
       <w:pPr>
-        <w:pStyle w:val="3"/>
+        <w:pStyle w:val="4"/>
         <w:rPr>
           <w:lang w:val="fr-FR"/>
         </w:rPr>
@@ -185,7 +185,7 @@
     </w:p>
     <w:p>
       <w:pPr>
-        <w:pStyle w:val="7"/>
+        <w:pStyle w:val="8"/>
         <w:rPr>
           <w:lang w:val="fr-FR"/>
         </w:rPr>
@@ -199,7 +199,7 @@
     </w:p>
     <w:p>
       <w:pPr>
-        <w:pStyle w:val="7"/>
+        <w:pStyle w:val="8"/>
         <w:rPr>
           <w:lang w:val="fr-FR"/>
         </w:rPr>
@@ -213,7 +213,7 @@
     </w:p>
     <w:p>
       <w:pPr>
-        <w:pStyle w:val="7"/>
+        <w:pStyle w:val="8"/>
         <w:rPr>
           <w:lang w:val="fr-FR"/>
         </w:rPr>
@@ -227,7 +227,7 @@
     </w:p>
     <w:p>
       <w:pPr>
-        <w:pStyle w:val="7"/>
+        <w:pStyle w:val="8"/>
         <w:rPr>
           <w:lang w:val="fr-FR"/>
         </w:rPr>
@@ -241,7 +241,7 @@
     </w:p>
     <w:p>
       <w:pPr>
-        <w:pStyle w:val="7"/>
+        <w:pStyle w:val="8"/>
         <w:rPr>
           <w:lang w:val="fr-FR"/>
         </w:rPr>
@@ -255,7 +255,7 @@
     </w:p>
     <w:p>
       <w:pPr>
-        <w:pStyle w:val="7"/>
+        <w:pStyle w:val="8"/>
         <w:rPr>
           <w:lang w:val="fr-FR"/>
         </w:rPr>
@@ -269,7 +269,7 @@
     </w:p>
     <w:p>
       <w:pPr>
-        <w:pStyle w:val="7"/>
+        <w:pStyle w:val="8"/>
         <w:rPr>
           <w:lang w:val="fr-FR"/>
         </w:rPr>
@@ -444,7 +444,7 @@
     </w:p>
     <w:p>
       <w:pPr>
-        <w:pStyle w:val="3"/>
+        <w:pStyle w:val="4"/>
         <w:rPr>
           <w:lang w:val="fr-FR"/>
         </w:rPr>
@@ -516,14 +516,14 @@
       </w:r>
       <w:r>
         <w:rPr>
-          <w:rStyle w:val="5"/>
+          <w:rStyle w:val="6"/>
           <w:lang w:val="fr-FR"/>
         </w:rPr>
         <w:t>https://mosquitto.org/download/</w:t>
       </w:r>
       <w:r>
         <w:rPr>
-          <w:rStyle w:val="5"/>
+          <w:rStyle w:val="6"/>
           <w:lang w:val="fr-FR"/>
         </w:rPr>
         <w:fldChar w:fldCharType="end"/>
@@ -2279,14 +2279,6846 @@
     </w:p>
     <w:p>
       <w:pPr>
+        <w:pStyle w:val="3"/>
+        <w:rPr>
+          <w:lang w:val="fr-FR"/>
+        </w:rPr>
+      </w:pPr>
+      <w:bookmarkStart w:id="6" w:name="_Toc223339936"/>
+      <w:bookmarkStart w:id="7" w:name="_Toc223294755"/>
+      <w:r>
+        <w:rPr>
+          <w:lang w:val="fr-FR"/>
+        </w:rPr>
+        <w:t>PHASE 2 : Capteurs modulaires</w:t>
+      </w:r>
+      <w:bookmarkEnd w:id="6"/>
+      <w:r>
+        <w:rPr>
+          <w:lang w:val="fr-FR"/>
+        </w:rPr>
+        <w:t xml:space="preserve"> </w:t>
+      </w:r>
+      <w:bookmarkEnd w:id="7"/>
+    </w:p>
+    <w:p>
+      <w:pPr>
+        <w:pStyle w:val="4"/>
+        <w:rPr>
+          <w:lang w:val="fr-FR"/>
+        </w:rPr>
+      </w:pPr>
+      <w:bookmarkStart w:id="8" w:name="_Toc223294756"/>
+      <w:bookmarkStart w:id="9" w:name="_Toc223339937"/>
+      <w:r>
+        <w:rPr>
+          <w:lang w:val="fr-FR"/>
+        </w:rPr>
+        <w:t>Question 3 : Classe mère BaseSensor</w:t>
+      </w:r>
+      <w:bookmarkEnd w:id="8"/>
+      <w:bookmarkEnd w:id="9"/>
+    </w:p>
+    <w:p>
+      <w:pPr>
+        <w:spacing w:after="80"/>
+        <w:rPr>
+          <w:lang w:val="fr-FR"/>
+        </w:rPr>
+      </w:pPr>
+      <w:r>
+        <w:rPr>
+          <w:lang w:val="fr-FR"/>
+        </w:rPr>
+        <w:t>Objectif : Créer une classe mère réutilisable pour éviter la duplication de code.</w:t>
+      </w:r>
+    </w:p>
+    <w:p>
+      <w:pPr>
+        <w:spacing w:after="80"/>
+        <w:rPr>
+          <w:lang w:val="fr-FR"/>
+        </w:rPr>
+      </w:pPr>
+      <w:r>
+        <w:rPr>
+          <w:lang w:val="fr-FR"/>
+        </w:rPr>
+        <w:t>Consigne :</w:t>
+      </w:r>
+    </w:p>
+    <w:p>
+      <w:pPr>
+        <w:spacing w:after="240"/>
+        <w:rPr>
+          <w:lang w:val="fr-FR"/>
+        </w:rPr>
+      </w:pPr>
+      <w:r>
+        <w:rPr>
+          <w:b/>
+          <w:bCs/>
+          <w:lang w:val="fr-FR"/>
+        </w:rPr>
+        <w:t>a)</w:t>
+      </w:r>
+      <w:r>
+        <w:rPr>
+          <w:lang w:val="fr-FR"/>
+        </w:rPr>
+        <w:t xml:space="preserve"> Créez le fichier greenhouse/sensors/base_sensor.py avec le code suivant :</w:t>
+      </w:r>
+    </w:p>
+    <w:p>
+      <w:pPr>
+        <w:pStyle w:val="8"/>
+      </w:pPr>
+      <w:r>
+        <w:t># greenhouse/sensors/base_sensor.py</w:t>
+      </w:r>
+    </w:p>
+    <w:p>
+      <w:pPr>
+        <w:pStyle w:val="8"/>
+      </w:pPr>
+    </w:p>
+    <w:p>
+      <w:pPr>
+        <w:pStyle w:val="8"/>
+      </w:pPr>
+      <w:r>
+        <w:t>import json</w:t>
+      </w:r>
+    </w:p>
+    <w:p>
+      <w:pPr>
+        <w:pStyle w:val="8"/>
+      </w:pPr>
+      <w:r>
+        <w:t>import time</w:t>
+      </w:r>
+    </w:p>
+    <w:p>
+      <w:pPr>
+        <w:pStyle w:val="8"/>
+      </w:pPr>
+      <w:r>
+        <w:t>from datetime import datetime</w:t>
+      </w:r>
+    </w:p>
+    <w:p>
+      <w:pPr>
+        <w:pStyle w:val="8"/>
+      </w:pPr>
+      <w:r>
+        <w:t>import paho.mqtt.client as mqtt</w:t>
+      </w:r>
+    </w:p>
+    <w:p>
+      <w:pPr>
+        <w:pStyle w:val="8"/>
+      </w:pPr>
+    </w:p>
+    <w:p>
+      <w:pPr>
+        <w:pStyle w:val="8"/>
+      </w:pPr>
+      <w:r>
+        <w:t>from greenhouse.config import (</w:t>
+      </w:r>
+    </w:p>
+    <w:p>
+      <w:pPr>
+        <w:pStyle w:val="8"/>
+      </w:pPr>
+      <w:r>
+        <w:t xml:space="preserve">    BROKER_HOST,</w:t>
+      </w:r>
+    </w:p>
+    <w:p>
+      <w:pPr>
+        <w:pStyle w:val="8"/>
+      </w:pPr>
+      <w:r>
+        <w:t xml:space="preserve">    BROKER_PORT,</w:t>
+      </w:r>
+    </w:p>
+    <w:p>
+      <w:pPr>
+        <w:pStyle w:val="8"/>
+      </w:pPr>
+      <w:r>
+        <w:t xml:space="preserve">    BROKER_KEEPALIVE,</w:t>
+      </w:r>
+    </w:p>
+    <w:p>
+      <w:pPr>
+        <w:pStyle w:val="8"/>
+      </w:pPr>
+      <w:r>
+        <w:t xml:space="preserve">    QOS_DEFAULT</w:t>
+      </w:r>
+    </w:p>
+    <w:p>
+      <w:pPr>
+        <w:pStyle w:val="8"/>
+      </w:pPr>
+      <w:r>
+        <w:t>)</w:t>
+      </w:r>
+    </w:p>
+    <w:p>
+      <w:pPr>
+        <w:pStyle w:val="8"/>
+      </w:pPr>
+    </w:p>
+    <w:p>
+      <w:pPr>
+        <w:pStyle w:val="8"/>
+      </w:pPr>
+    </w:p>
+    <w:p>
+      <w:pPr>
+        <w:pStyle w:val="8"/>
+      </w:pPr>
+      <w:r>
+        <w:t>class BaseSensor:</w:t>
+      </w:r>
+    </w:p>
+    <w:p>
+      <w:pPr>
+        <w:pStyle w:val="8"/>
+      </w:pPr>
+    </w:p>
+    <w:p>
+      <w:pPr>
+        <w:pStyle w:val="8"/>
+      </w:pPr>
+      <w:r>
+        <w:t xml:space="preserve">    def __init__(self, sensor_id, topic, interval):</w:t>
+      </w:r>
+    </w:p>
+    <w:p>
+      <w:pPr>
+        <w:pStyle w:val="8"/>
+      </w:pPr>
+      <w:r>
+        <w:t xml:space="preserve">        self.sensor_id = sensor_id</w:t>
+      </w:r>
+    </w:p>
+    <w:p>
+      <w:pPr>
+        <w:pStyle w:val="8"/>
+      </w:pPr>
+      <w:r>
+        <w:t xml:space="preserve">        self.topic = topic</w:t>
+      </w:r>
+    </w:p>
+    <w:p>
+      <w:pPr>
+        <w:pStyle w:val="8"/>
+      </w:pPr>
+      <w:r>
+        <w:t xml:space="preserve">        self.interval = interval</w:t>
+      </w:r>
+    </w:p>
+    <w:p>
+      <w:pPr>
+        <w:pStyle w:val="8"/>
+      </w:pPr>
+    </w:p>
+    <w:p>
+      <w:pPr>
+        <w:pStyle w:val="8"/>
+      </w:pPr>
+      <w:r>
+        <w:t xml:space="preserve">        # Client MQTT (compatible Paho v2)</w:t>
+      </w:r>
+    </w:p>
+    <w:p>
+      <w:pPr>
+        <w:pStyle w:val="8"/>
+      </w:pPr>
+      <w:r>
+        <w:t xml:space="preserve">        self.client = mqtt.Client(client_id=f"sensor_{sensor_id}", protocol=mqtt.MQTTv311)</w:t>
+      </w:r>
+    </w:p>
+    <w:p>
+      <w:pPr>
+        <w:pStyle w:val="8"/>
+      </w:pPr>
+    </w:p>
+    <w:p>
+      <w:pPr>
+        <w:pStyle w:val="8"/>
+      </w:pPr>
+      <w:r>
+        <w:t xml:space="preserve">        self.client.on_connect = self._on_connect</w:t>
+      </w:r>
+    </w:p>
+    <w:p>
+      <w:pPr>
+        <w:pStyle w:val="8"/>
+      </w:pPr>
+      <w:r>
+        <w:t xml:space="preserve">        self.client.on_disconnect = self._on_disconnect</w:t>
+      </w:r>
+    </w:p>
+    <w:p>
+      <w:pPr>
+        <w:pStyle w:val="8"/>
+      </w:pPr>
+    </w:p>
+    <w:p>
+      <w:pPr>
+        <w:pStyle w:val="8"/>
+      </w:pPr>
+      <w:r>
+        <w:t xml:space="preserve">        # Reconnexion automatique</w:t>
+      </w:r>
+    </w:p>
+    <w:p>
+      <w:pPr>
+        <w:pStyle w:val="8"/>
+      </w:pPr>
+      <w:r>
+        <w:t xml:space="preserve">        self.client.reconnect_delay_set(min_delay=1, max_delay=10)</w:t>
+      </w:r>
+    </w:p>
+    <w:p>
+      <w:pPr>
+        <w:pStyle w:val="8"/>
+      </w:pPr>
+    </w:p>
+    <w:p>
+      <w:pPr>
+        <w:pStyle w:val="8"/>
+      </w:pPr>
+      <w:r>
+        <w:t xml:space="preserve">        self.running = False</w:t>
+      </w:r>
+    </w:p>
+    <w:p>
+      <w:pPr>
+        <w:pStyle w:val="8"/>
+      </w:pPr>
+      <w:r>
+        <w:t xml:space="preserve">        self.message_count = 0</w:t>
+      </w:r>
+    </w:p>
+    <w:p>
+      <w:pPr>
+        <w:pStyle w:val="8"/>
+      </w:pPr>
+    </w:p>
+    <w:p>
+      <w:pPr>
+        <w:pStyle w:val="8"/>
+      </w:pPr>
+      <w:r>
+        <w:t xml:space="preserve">    # ==========================================================</w:t>
+      </w:r>
+    </w:p>
+    <w:p>
+      <w:pPr>
+        <w:pStyle w:val="8"/>
+      </w:pPr>
+      <w:r>
+        <w:t xml:space="preserve">    # Callbacks MQTT</w:t>
+      </w:r>
+    </w:p>
+    <w:p>
+      <w:pPr>
+        <w:pStyle w:val="8"/>
+      </w:pPr>
+      <w:r>
+        <w:t xml:space="preserve">    # ==========================================================</w:t>
+      </w:r>
+    </w:p>
+    <w:p>
+      <w:pPr>
+        <w:pStyle w:val="8"/>
+      </w:pPr>
+    </w:p>
+    <w:p>
+      <w:pPr>
+        <w:pStyle w:val="8"/>
+      </w:pPr>
+      <w:r>
+        <w:t xml:space="preserve">    def _on_connect(self, client, userdata, flags, rc):</w:t>
+      </w:r>
+    </w:p>
+    <w:p>
+      <w:pPr>
+        <w:pStyle w:val="8"/>
+      </w:pPr>
+      <w:r>
+        <w:t xml:space="preserve">        if rc == 0:</w:t>
+      </w:r>
+    </w:p>
+    <w:p>
+      <w:pPr>
+        <w:pStyle w:val="8"/>
+      </w:pPr>
+      <w:r>
+        <w:t xml:space="preserve">            print(f"[{self.sensor_id}] </w:t>
+      </w:r>
+      <w:r>
+        <w:rPr>
+          <w:rFonts w:ascii="Segoe UI Emoji" w:hAnsi="Segoe UI Emoji" w:cs="Segoe UI Emoji"/>
+        </w:rPr>
+        <w:t>✅</w:t>
+      </w:r>
+      <w:r>
+        <w:t xml:space="preserve"> Connecté au broker")</w:t>
+      </w:r>
+    </w:p>
+    <w:p>
+      <w:pPr>
+        <w:pStyle w:val="8"/>
+      </w:pPr>
+      <w:r>
+        <w:t xml:space="preserve">        else:</w:t>
+      </w:r>
+    </w:p>
+    <w:p>
+      <w:pPr>
+        <w:pStyle w:val="8"/>
+        <w:rPr>
+          <w:lang w:val="fr-FR"/>
+        </w:rPr>
+      </w:pPr>
+      <w:r>
+        <w:t xml:space="preserve">            </w:t>
+      </w:r>
+      <w:r>
+        <w:rPr>
+          <w:lang w:val="fr-FR"/>
+        </w:rPr>
+        <w:t xml:space="preserve">print(f"[{self.sensor_id}] </w:t>
+      </w:r>
+      <w:r>
+        <w:rPr>
+          <w:rFonts w:ascii="Segoe UI Emoji" w:hAnsi="Segoe UI Emoji" w:cs="Segoe UI Emoji"/>
+          <w:lang w:val="fr-FR"/>
+        </w:rPr>
+        <w:t>❌</w:t>
+      </w:r>
+      <w:r>
+        <w:rPr>
+          <w:lang w:val="fr-FR"/>
+        </w:rPr>
+        <w:t xml:space="preserve"> Échec connexion (code {rc})")</w:t>
+      </w:r>
+    </w:p>
+    <w:p>
+      <w:pPr>
+        <w:pStyle w:val="8"/>
+        <w:rPr>
+          <w:lang w:val="fr-FR"/>
+        </w:rPr>
+      </w:pPr>
+    </w:p>
+    <w:p>
+      <w:pPr>
+        <w:pStyle w:val="8"/>
+      </w:pPr>
+      <w:r>
+        <w:rPr>
+          <w:lang w:val="fr-FR"/>
+        </w:rPr>
+        <w:t xml:space="preserve">    </w:t>
+      </w:r>
+      <w:r>
+        <w:t>def _on_disconnect(self, client, userdata, rc):</w:t>
+      </w:r>
+    </w:p>
+    <w:p>
+      <w:pPr>
+        <w:pStyle w:val="8"/>
+        <w:rPr>
+          <w:lang w:val="fr-FR"/>
+        </w:rPr>
+      </w:pPr>
+      <w:r>
+        <w:t xml:space="preserve">        </w:t>
+      </w:r>
+      <w:r>
+        <w:rPr>
+          <w:lang w:val="fr-FR"/>
+        </w:rPr>
+        <w:t>if rc != 0:</w:t>
+      </w:r>
+    </w:p>
+    <w:p>
+      <w:pPr>
+        <w:pStyle w:val="8"/>
+        <w:rPr>
+          <w:lang w:val="fr-FR"/>
+        </w:rPr>
+      </w:pPr>
+      <w:r>
+        <w:rPr>
+          <w:lang w:val="fr-FR"/>
+        </w:rPr>
+        <w:t xml:space="preserve">            print(f"[{self.sensor_id}] </w:t>
+      </w:r>
+      <w:r>
+        <w:rPr>
+          <w:rFonts w:ascii="Segoe UI Symbol" w:hAnsi="Segoe UI Symbol" w:cs="Segoe UI Symbol"/>
+          <w:lang w:val="fr-FR"/>
+        </w:rPr>
+        <w:t>⚠</w:t>
+      </w:r>
+      <w:r>
+        <w:rPr>
+          <w:lang w:val="fr-FR"/>
+        </w:rPr>
+        <w:t xml:space="preserve"> Déconnexion inattendue – tentative de reconnexion...")</w:t>
+      </w:r>
+    </w:p>
+    <w:p>
+      <w:pPr>
+        <w:pStyle w:val="8"/>
+        <w:rPr>
+          <w:lang w:val="fr-FR"/>
+        </w:rPr>
+      </w:pPr>
+    </w:p>
+    <w:p>
+      <w:pPr>
+        <w:pStyle w:val="8"/>
+        <w:rPr>
+          <w:lang w:val="fr-FR"/>
+        </w:rPr>
+      </w:pPr>
+      <w:r>
+        <w:rPr>
+          <w:lang w:val="fr-FR"/>
+        </w:rPr>
+        <w:t xml:space="preserve">    # ==========================================================</w:t>
+      </w:r>
+    </w:p>
+    <w:p>
+      <w:pPr>
+        <w:pStyle w:val="8"/>
+        <w:rPr>
+          <w:lang w:val="fr-FR"/>
+        </w:rPr>
+      </w:pPr>
+      <w:r>
+        <w:rPr>
+          <w:lang w:val="fr-FR"/>
+        </w:rPr>
+        <w:t xml:space="preserve">    # Méthodes à implémenter dans les sous-classes</w:t>
+      </w:r>
+    </w:p>
+    <w:p>
+      <w:pPr>
+        <w:pStyle w:val="8"/>
+      </w:pPr>
+      <w:r>
+        <w:rPr>
+          <w:lang w:val="fr-FR"/>
+        </w:rPr>
+        <w:t xml:space="preserve">    </w:t>
+      </w:r>
+      <w:r>
+        <w:t># ==========================================================</w:t>
+      </w:r>
+    </w:p>
+    <w:p>
+      <w:pPr>
+        <w:pStyle w:val="8"/>
+      </w:pPr>
+    </w:p>
+    <w:p>
+      <w:pPr>
+        <w:pStyle w:val="8"/>
+      </w:pPr>
+      <w:r>
+        <w:t xml:space="preserve">    def read_value(self):</w:t>
+      </w:r>
+    </w:p>
+    <w:p>
+      <w:pPr>
+        <w:pStyle w:val="8"/>
+        <w:rPr>
+          <w:lang w:val="fr-FR"/>
+        </w:rPr>
+      </w:pPr>
+      <w:r>
+        <w:t xml:space="preserve">        </w:t>
+      </w:r>
+      <w:r>
+        <w:rPr>
+          <w:lang w:val="fr-FR"/>
+        </w:rPr>
+        <w:t>raise NotImplementedError("read_value() doit être implémentée")</w:t>
+      </w:r>
+    </w:p>
+    <w:p>
+      <w:pPr>
+        <w:pStyle w:val="8"/>
+        <w:rPr>
+          <w:lang w:val="fr-FR"/>
+        </w:rPr>
+      </w:pPr>
+    </w:p>
+    <w:p>
+      <w:pPr>
+        <w:pStyle w:val="8"/>
+      </w:pPr>
+      <w:r>
+        <w:rPr>
+          <w:lang w:val="fr-FR"/>
+        </w:rPr>
+        <w:t xml:space="preserve">    </w:t>
+      </w:r>
+      <w:r>
+        <w:t>def get_unit(self):</w:t>
+      </w:r>
+    </w:p>
+    <w:p>
+      <w:pPr>
+        <w:pStyle w:val="8"/>
+      </w:pPr>
+      <w:r>
+        <w:t xml:space="preserve">        return ""</w:t>
+      </w:r>
+    </w:p>
+    <w:p>
+      <w:pPr>
+        <w:pStyle w:val="8"/>
+      </w:pPr>
+    </w:p>
+    <w:p>
+      <w:pPr>
+        <w:pStyle w:val="8"/>
+      </w:pPr>
+      <w:r>
+        <w:t xml:space="preserve">    # ==========================================================</w:t>
+      </w:r>
+    </w:p>
+    <w:p>
+      <w:pPr>
+        <w:pStyle w:val="8"/>
+      </w:pPr>
+      <w:r>
+        <w:t xml:space="preserve">    # Publication MQTT</w:t>
+      </w:r>
+    </w:p>
+    <w:p>
+      <w:pPr>
+        <w:pStyle w:val="8"/>
+      </w:pPr>
+      <w:r>
+        <w:t xml:space="preserve">    # ==========================================================</w:t>
+      </w:r>
+    </w:p>
+    <w:p>
+      <w:pPr>
+        <w:pStyle w:val="8"/>
+      </w:pPr>
+    </w:p>
+    <w:p>
+      <w:pPr>
+        <w:pStyle w:val="8"/>
+      </w:pPr>
+      <w:r>
+        <w:t xml:space="preserve">    def publish_data(self):</w:t>
+      </w:r>
+    </w:p>
+    <w:p>
+      <w:pPr>
+        <w:pStyle w:val="8"/>
+      </w:pPr>
+      <w:r>
+        <w:t xml:space="preserve">        try:</w:t>
+      </w:r>
+    </w:p>
+    <w:p>
+      <w:pPr>
+        <w:pStyle w:val="8"/>
+      </w:pPr>
+      <w:r>
+        <w:t xml:space="preserve">            value = self.read_value()</w:t>
+      </w:r>
+    </w:p>
+    <w:p>
+      <w:pPr>
+        <w:pStyle w:val="8"/>
+      </w:pPr>
+    </w:p>
+    <w:p>
+      <w:pPr>
+        <w:pStyle w:val="8"/>
+      </w:pPr>
+      <w:r>
+        <w:t xml:space="preserve">            payload = {</w:t>
+      </w:r>
+    </w:p>
+    <w:p>
+      <w:pPr>
+        <w:pStyle w:val="8"/>
+      </w:pPr>
+      <w:r>
+        <w:t xml:space="preserve">                "sensor_id": self.sensor_id,</w:t>
+      </w:r>
+    </w:p>
+    <w:p>
+      <w:pPr>
+        <w:pStyle w:val="8"/>
+      </w:pPr>
+      <w:r>
+        <w:t xml:space="preserve">                "value": value,</w:t>
+      </w:r>
+    </w:p>
+    <w:p>
+      <w:pPr>
+        <w:pStyle w:val="8"/>
+      </w:pPr>
+      <w:r>
+        <w:t xml:space="preserve">                "unit": self.get_unit(),</w:t>
+      </w:r>
+    </w:p>
+    <w:p>
+      <w:pPr>
+        <w:pStyle w:val="8"/>
+      </w:pPr>
+      <w:r>
+        <w:t xml:space="preserve">                "timestamp": datetime.now().isoformat()</w:t>
+      </w:r>
+    </w:p>
+    <w:p>
+      <w:pPr>
+        <w:pStyle w:val="8"/>
+      </w:pPr>
+      <w:r>
+        <w:t xml:space="preserve">            }</w:t>
+      </w:r>
+    </w:p>
+    <w:p>
+      <w:pPr>
+        <w:pStyle w:val="8"/>
+      </w:pPr>
+    </w:p>
+    <w:p>
+      <w:pPr>
+        <w:pStyle w:val="8"/>
+      </w:pPr>
+      <w:r>
+        <w:t xml:space="preserve">            result = self.client.publish(</w:t>
+      </w:r>
+    </w:p>
+    <w:p>
+      <w:pPr>
+        <w:pStyle w:val="8"/>
+      </w:pPr>
+      <w:r>
+        <w:t xml:space="preserve">                self.topic,</w:t>
+      </w:r>
+    </w:p>
+    <w:p>
+      <w:pPr>
+        <w:pStyle w:val="8"/>
+      </w:pPr>
+      <w:r>
+        <w:t xml:space="preserve">                json.dumps(payload),</w:t>
+      </w:r>
+    </w:p>
+    <w:p>
+      <w:pPr>
+        <w:pStyle w:val="8"/>
+      </w:pPr>
+      <w:r>
+        <w:t xml:space="preserve">                qos=QOS_DEFAULT</w:t>
+      </w:r>
+    </w:p>
+    <w:p>
+      <w:pPr>
+        <w:pStyle w:val="8"/>
+      </w:pPr>
+      <w:r>
+        <w:t xml:space="preserve">            )</w:t>
+      </w:r>
+    </w:p>
+    <w:p>
+      <w:pPr>
+        <w:pStyle w:val="8"/>
+      </w:pPr>
+    </w:p>
+    <w:p>
+      <w:pPr>
+        <w:pStyle w:val="8"/>
+      </w:pPr>
+      <w:r>
+        <w:t xml:space="preserve">            if result.rc == mqtt.MQTT_ERR_SUCCESS:</w:t>
+      </w:r>
+    </w:p>
+    <w:p>
+      <w:pPr>
+        <w:pStyle w:val="8"/>
+      </w:pPr>
+      <w:r>
+        <w:t xml:space="preserve">                self.message_count += 1</w:t>
+      </w:r>
+    </w:p>
+    <w:p>
+      <w:pPr>
+        <w:pStyle w:val="8"/>
+      </w:pPr>
+      <w:r>
+        <w:t xml:space="preserve">                print(f"[{self.sensor_id}] #{self.message_count} -&gt; {value} {self.get_unit()}")</w:t>
+      </w:r>
+    </w:p>
+    <w:p>
+      <w:pPr>
+        <w:pStyle w:val="8"/>
+      </w:pPr>
+      <w:r>
+        <w:t xml:space="preserve">            else:</w:t>
+      </w:r>
+    </w:p>
+    <w:p>
+      <w:pPr>
+        <w:pStyle w:val="8"/>
+        <w:rPr>
+          <w:lang w:val="fr-FR"/>
+        </w:rPr>
+      </w:pPr>
+      <w:r>
+        <w:t xml:space="preserve">                </w:t>
+      </w:r>
+      <w:r>
+        <w:rPr>
+          <w:lang w:val="fr-FR"/>
+        </w:rPr>
+        <w:t xml:space="preserve">print(f"[{self.sensor_id}] </w:t>
+      </w:r>
+      <w:r>
+        <w:rPr>
+          <w:rFonts w:ascii="Segoe UI Emoji" w:hAnsi="Segoe UI Emoji" w:cs="Segoe UI Emoji"/>
+          <w:lang w:val="fr-FR"/>
+        </w:rPr>
+        <w:t>❌</w:t>
+      </w:r>
+      <w:r>
+        <w:rPr>
+          <w:lang w:val="fr-FR"/>
+        </w:rPr>
+        <w:t xml:space="preserve"> Erreur publication")</w:t>
+      </w:r>
+    </w:p>
+    <w:p>
+      <w:pPr>
+        <w:pStyle w:val="8"/>
+        <w:rPr>
+          <w:lang w:val="fr-FR"/>
+        </w:rPr>
+      </w:pPr>
+    </w:p>
+    <w:p>
+      <w:pPr>
+        <w:pStyle w:val="8"/>
+      </w:pPr>
+      <w:r>
+        <w:rPr>
+          <w:lang w:val="fr-FR"/>
+        </w:rPr>
+        <w:t xml:space="preserve">        </w:t>
+      </w:r>
+      <w:r>
+        <w:t>except Exception as e:</w:t>
+      </w:r>
+    </w:p>
+    <w:p>
+      <w:pPr>
+        <w:pStyle w:val="8"/>
+      </w:pPr>
+      <w:r>
+        <w:t xml:space="preserve">            print(f"[{self.sensor_id}] </w:t>
+      </w:r>
+      <w:r>
+        <w:rPr>
+          <w:rFonts w:ascii="Segoe UI Emoji" w:hAnsi="Segoe UI Emoji" w:cs="Segoe UI Emoji"/>
+        </w:rPr>
+        <w:t>❌</w:t>
+      </w:r>
+      <w:r>
+        <w:t xml:space="preserve"> Exception: {e}")</w:t>
+      </w:r>
+    </w:p>
+    <w:p>
+      <w:pPr>
+        <w:pStyle w:val="8"/>
+      </w:pPr>
+    </w:p>
+    <w:p>
+      <w:pPr>
+        <w:pStyle w:val="8"/>
+      </w:pPr>
+      <w:r>
+        <w:t xml:space="preserve">    # ==========================================================</w:t>
+      </w:r>
+    </w:p>
+    <w:p>
+      <w:pPr>
+        <w:pStyle w:val="8"/>
+      </w:pPr>
+      <w:r>
+        <w:t xml:space="preserve">    # Lifecycle</w:t>
+      </w:r>
+    </w:p>
+    <w:p>
+      <w:pPr>
+        <w:pStyle w:val="8"/>
+      </w:pPr>
+      <w:r>
+        <w:t xml:space="preserve">    # ==========================================================</w:t>
+      </w:r>
+    </w:p>
+    <w:p>
+      <w:pPr>
+        <w:pStyle w:val="8"/>
+      </w:pPr>
+    </w:p>
+    <w:p>
+      <w:pPr>
+        <w:pStyle w:val="8"/>
+      </w:pPr>
+      <w:r>
+        <w:t xml:space="preserve">    def start(self):</w:t>
+      </w:r>
+    </w:p>
+    <w:p>
+      <w:pPr>
+        <w:pStyle w:val="8"/>
+      </w:pPr>
+      <w:r>
+        <w:t xml:space="preserve">        try:</w:t>
+      </w:r>
+    </w:p>
+    <w:p>
+      <w:pPr>
+        <w:pStyle w:val="8"/>
+      </w:pPr>
+      <w:r>
+        <w:t xml:space="preserve">            print(f"[{self.sensor_id}] Connexion au broker {BROKER_HOST}:{BROKER_PORT}...")</w:t>
+      </w:r>
+    </w:p>
+    <w:p>
+      <w:pPr>
+        <w:pStyle w:val="8"/>
+      </w:pPr>
+    </w:p>
+    <w:p>
+      <w:pPr>
+        <w:pStyle w:val="8"/>
+      </w:pPr>
+      <w:r>
+        <w:t xml:space="preserve">            self.client.connect(BROKER_HOST, BROKER_PORT, BROKER_KEEPALIVE)</w:t>
+      </w:r>
+    </w:p>
+    <w:p>
+      <w:pPr>
+        <w:pStyle w:val="8"/>
+      </w:pPr>
+      <w:r>
+        <w:t xml:space="preserve">            self.client.loop_start()</w:t>
+      </w:r>
+    </w:p>
+    <w:p>
+      <w:pPr>
+        <w:pStyle w:val="8"/>
+      </w:pPr>
+    </w:p>
+    <w:p>
+      <w:pPr>
+        <w:pStyle w:val="8"/>
+      </w:pPr>
+      <w:r>
+        <w:t xml:space="preserve">            print(f"[{self.sensor_id}] </w:t>
+      </w:r>
+      <w:r>
+        <w:rPr>
+          <w:rFonts w:ascii="Segoe UI Emoji" w:hAnsi="Segoe UI Emoji" w:cs="Segoe UI Emoji"/>
+          <w:lang w:val="fr-FR"/>
+        </w:rPr>
+        <w:t>🚀</w:t>
+      </w:r>
+      <w:r>
+        <w:t xml:space="preserve"> Capteur démarré")</w:t>
+      </w:r>
+    </w:p>
+    <w:p>
+      <w:pPr>
+        <w:pStyle w:val="8"/>
+      </w:pPr>
+      <w:r>
+        <w:t xml:space="preserve">            print(f"[{self.sensor_id}] Topic: {self.topic}")</w:t>
+      </w:r>
+    </w:p>
+    <w:p>
+      <w:pPr>
+        <w:pStyle w:val="8"/>
+      </w:pPr>
+      <w:r>
+        <w:t xml:space="preserve">            print(f"[{self.sensor_id}] Intervalle: {self.interval}s\n")</w:t>
+      </w:r>
+    </w:p>
+    <w:p>
+      <w:pPr>
+        <w:pStyle w:val="8"/>
+      </w:pPr>
+    </w:p>
+    <w:p>
+      <w:pPr>
+        <w:pStyle w:val="8"/>
+      </w:pPr>
+      <w:r>
+        <w:t xml:space="preserve">            self.running = True</w:t>
+      </w:r>
+    </w:p>
+    <w:p>
+      <w:pPr>
+        <w:pStyle w:val="8"/>
+      </w:pPr>
+    </w:p>
+    <w:p>
+      <w:pPr>
+        <w:pStyle w:val="8"/>
+      </w:pPr>
+      <w:r>
+        <w:t xml:space="preserve">            while self.running:</w:t>
+      </w:r>
+    </w:p>
+    <w:p>
+      <w:pPr>
+        <w:pStyle w:val="8"/>
+      </w:pPr>
+      <w:r>
+        <w:t xml:space="preserve">                self.publish_data()</w:t>
+      </w:r>
+    </w:p>
+    <w:p>
+      <w:pPr>
+        <w:pStyle w:val="8"/>
+      </w:pPr>
+      <w:r>
+        <w:t xml:space="preserve">                time.sleep(self.interval)</w:t>
+      </w:r>
+    </w:p>
+    <w:p>
+      <w:pPr>
+        <w:pStyle w:val="8"/>
+      </w:pPr>
+    </w:p>
+    <w:p>
+      <w:pPr>
+        <w:pStyle w:val="8"/>
+      </w:pPr>
+      <w:r>
+        <w:t xml:space="preserve">        except KeyboardInterrupt:</w:t>
+      </w:r>
+    </w:p>
+    <w:p>
+      <w:pPr>
+        <w:pStyle w:val="8"/>
+        <w:rPr>
+          <w:lang w:val="fr-FR"/>
+        </w:rPr>
+      </w:pPr>
+      <w:r>
+        <w:t xml:space="preserve">            </w:t>
+      </w:r>
+      <w:r>
+        <w:rPr>
+          <w:lang w:val="fr-FR"/>
+        </w:rPr>
+        <w:t xml:space="preserve">print(f"\n[{self.sensor_id}] </w:t>
+      </w:r>
+      <w:r>
+        <w:rPr>
+          <w:rFonts w:ascii="Segoe UI Emoji" w:hAnsi="Segoe UI Emoji" w:cs="Segoe UI Emoji"/>
+          <w:lang w:val="fr-FR"/>
+        </w:rPr>
+        <w:t>🛑</w:t>
+      </w:r>
+      <w:r>
+        <w:rPr>
+          <w:lang w:val="fr-FR"/>
+        </w:rPr>
+        <w:t xml:space="preserve"> Arrêt demandé par l'utilisateur")</w:t>
+      </w:r>
+    </w:p>
+    <w:p>
+      <w:pPr>
+        <w:pStyle w:val="8"/>
+        <w:rPr>
+          <w:lang w:val="fr-FR"/>
+        </w:rPr>
+      </w:pPr>
+    </w:p>
+    <w:p>
+      <w:pPr>
+        <w:pStyle w:val="8"/>
+      </w:pPr>
+      <w:r>
+        <w:rPr>
+          <w:lang w:val="fr-FR"/>
+        </w:rPr>
+        <w:t xml:space="preserve">        </w:t>
+      </w:r>
+      <w:r>
+        <w:t>finally:</w:t>
+      </w:r>
+    </w:p>
+    <w:p>
+      <w:pPr>
+        <w:pStyle w:val="8"/>
+      </w:pPr>
+      <w:r>
+        <w:t xml:space="preserve">            self.stop()</w:t>
+      </w:r>
+    </w:p>
+    <w:p>
+      <w:pPr>
+        <w:pStyle w:val="8"/>
+      </w:pPr>
+    </w:p>
+    <w:p>
+      <w:pPr>
+        <w:pStyle w:val="8"/>
+      </w:pPr>
+      <w:r>
+        <w:t xml:space="preserve">    def stop(self):</w:t>
+      </w:r>
+    </w:p>
+    <w:p>
+      <w:pPr>
+        <w:pStyle w:val="8"/>
+      </w:pPr>
+      <w:r>
+        <w:t xml:space="preserve">        if self.running:</w:t>
+      </w:r>
+    </w:p>
+    <w:p>
+      <w:pPr>
+        <w:pStyle w:val="8"/>
+      </w:pPr>
+      <w:r>
+        <w:t xml:space="preserve">            self.running = False</w:t>
+      </w:r>
+    </w:p>
+    <w:p>
+      <w:pPr>
+        <w:pStyle w:val="8"/>
+      </w:pPr>
+    </w:p>
+    <w:p>
+      <w:pPr>
+        <w:pStyle w:val="8"/>
+      </w:pPr>
+      <w:r>
+        <w:t xml:space="preserve">        self.client.loop_stop()</w:t>
+      </w:r>
+    </w:p>
+    <w:p>
+      <w:pPr>
+        <w:pStyle w:val="8"/>
+      </w:pPr>
+      <w:r>
+        <w:t xml:space="preserve">        self.client.disconnect()</w:t>
+      </w:r>
+    </w:p>
+    <w:p>
+      <w:pPr>
+        <w:pStyle w:val="8"/>
+      </w:pPr>
+    </w:p>
+    <w:p>
+      <w:pPr>
+        <w:pStyle w:val="8"/>
+        <w:rPr>
+          <w:lang w:val="fr-FR"/>
+        </w:rPr>
+      </w:pPr>
+      <w:r>
+        <w:t xml:space="preserve">        </w:t>
+      </w:r>
+      <w:r>
+        <w:rPr>
+          <w:lang w:val="fr-FR"/>
+        </w:rPr>
+        <w:t xml:space="preserve">print(f"[{self.sensor_id}] </w:t>
+      </w:r>
+      <w:r>
+        <w:rPr>
+          <w:rFonts w:ascii="Segoe UI Emoji" w:hAnsi="Segoe UI Emoji" w:cs="Segoe UI Emoji"/>
+          <w:lang w:val="fr-FR"/>
+        </w:rPr>
+        <w:t>🔴</w:t>
+      </w:r>
+      <w:r>
+        <w:rPr>
+          <w:lang w:val="fr-FR"/>
+        </w:rPr>
+        <w:t xml:space="preserve"> Arrêté ({self.message_count} messages envoyés)")</w:t>
+      </w:r>
+    </w:p>
+    <w:p>
+      <w:pPr>
+        <w:pStyle w:val="8"/>
+        <w:rPr>
+          <w:lang w:val="fr-FR"/>
+        </w:rPr>
+      </w:pPr>
+      <w:r>
+        <w:drawing>
+          <wp:inline distT="0" distB="0" distL="114300" distR="114300">
+            <wp:extent cx="4714875" cy="523875"/>
+            <wp:effectExtent l="0" t="0" r="9525" b="9525"/>
+            <wp:docPr id="7" name="Image 7"/>
+            <wp:cNvGraphicFramePr>
+              <a:graphicFrameLocks xmlns:a="http://schemas.openxmlformats.org/drawingml/2006/main" noChangeAspect="1"/>
+            </wp:cNvGraphicFramePr>
+            <a:graphic xmlns:a="http://schemas.openxmlformats.org/drawingml/2006/main">
+              <a:graphicData uri="http://schemas.openxmlformats.org/drawingml/2006/picture">
+                <pic:pic xmlns:pic="http://schemas.openxmlformats.org/drawingml/2006/picture">
+                  <pic:nvPicPr>
+                    <pic:cNvPr id="7" name="Image 7"/>
+                    <pic:cNvPicPr>
+                      <a:picLocks noChangeAspect="1"/>
+                    </pic:cNvPicPr>
+                  </pic:nvPicPr>
+                  <pic:blipFill>
+                    <a:blip r:embed="rId8"/>
+                    <a:stretch>
+                      <a:fillRect/>
+                    </a:stretch>
+                  </pic:blipFill>
+                  <pic:spPr>
+                    <a:xfrm>
+                      <a:off x="0" y="0"/>
+                      <a:ext cx="4714875" cy="523875"/>
+                    </a:xfrm>
+                    <a:prstGeom prst="rect">
+                      <a:avLst/>
+                    </a:prstGeom>
+                    <a:noFill/>
+                    <a:ln>
+                      <a:noFill/>
+                    </a:ln>
+                  </pic:spPr>
+                </pic:pic>
+              </a:graphicData>
+            </a:graphic>
+          </wp:inline>
+        </w:drawing>
+      </w:r>
+    </w:p>
+    <w:p>
+      <w:pPr>
+        <w:spacing w:after="60"/>
+        <w:rPr>
+          <w:lang w:val="fr-FR"/>
+        </w:rPr>
+      </w:pPr>
+    </w:p>
+    <w:p>
+      <w:pPr>
+        <w:spacing w:after="60"/>
+        <w:rPr>
+          <w:lang w:val="fr-FR"/>
+        </w:rPr>
+      </w:pPr>
+      <w:r>
+        <w:rPr>
+          <w:b/>
+          <w:bCs/>
+          <w:lang w:val="fr-FR"/>
+        </w:rPr>
+        <w:t>b)</w:t>
+      </w:r>
+      <w:r>
+        <w:rPr>
+          <w:lang w:val="fr-FR"/>
+        </w:rPr>
+        <w:t xml:space="preserve"> Pourquoi utiliser une classe mère plutôt que copier-coller le code pour chaque capteur ?</w:t>
+      </w:r>
+    </w:p>
+    <w:p>
+      <w:pPr>
+        <w:spacing w:after="60"/>
+        <w:rPr>
+          <w:lang w:val="fr-FR"/>
+        </w:rPr>
+      </w:pPr>
+      <w:r>
+        <w:rPr>
+          <w:rFonts w:hint="default"/>
+          <w:lang w:val="fr-FR"/>
+        </w:rPr>
+        <w:t>- Elle rassemble la logique commune (MQTT, publication, boucle) et évite de dupliquer ce code pour chaque capteur.</w:t>
+      </w:r>
+    </w:p>
+    <w:p>
+      <w:pPr>
+        <w:spacing w:after="60"/>
+        <w:rPr>
+          <w:lang w:val="fr-FR"/>
+        </w:rPr>
+      </w:pPr>
+      <w:r>
+        <w:rPr>
+          <w:b/>
+          <w:bCs/>
+          <w:lang w:val="fr-FR"/>
+        </w:rPr>
+        <w:t>c)</w:t>
+      </w:r>
+      <w:r>
+        <w:rPr>
+          <w:lang w:val="fr-FR"/>
+        </w:rPr>
+        <w:t xml:space="preserve"> Que se passe-t-il si on appelle read_value() sur BaseSensor directement ?</w:t>
+      </w:r>
+    </w:p>
+    <w:p>
+      <w:pPr>
+        <w:spacing w:after="60"/>
+        <w:rPr>
+          <w:rFonts w:hint="default"/>
+          <w:lang w:val="fr-FR"/>
+        </w:rPr>
+      </w:pPr>
+      <w:r>
+        <w:rPr>
+          <w:rFonts w:hint="default"/>
+          <w:lang w:val="fr-FR"/>
+        </w:rPr>
+        <w:t>- La méthode de base lève immédiatement NotImplementedError.</w:t>
+      </w:r>
+    </w:p>
+    <w:p>
+      <w:pPr>
+        <w:spacing w:after="60"/>
+        <w:rPr>
+          <w:rFonts w:hint="default"/>
+          <w:lang w:val="fr-FR"/>
+        </w:rPr>
+      </w:pPr>
+      <w:r>
+        <w:rPr>
+          <w:rFonts w:hint="default"/>
+          <w:lang w:val="fr-FR"/>
+        </w:rPr>
+        <w:t>- C’est un contrat : on ne doit appeler cette classe qu’en la sous-classant.</w:t>
+      </w:r>
+    </w:p>
+    <w:p>
+      <w:pPr>
+        <w:spacing w:after="360"/>
+        <w:rPr>
+          <w:lang w:val="fr-FR"/>
+        </w:rPr>
+      </w:pPr>
+      <w:r>
+        <w:rPr>
+          <w:b/>
+          <w:bCs/>
+          <w:lang w:val="fr-FR"/>
+        </w:rPr>
+        <w:t>d)</w:t>
+      </w:r>
+      <w:r>
+        <w:rPr>
+          <w:lang w:val="fr-FR"/>
+        </w:rPr>
+        <w:t xml:space="preserve"> Pourquoi utiliser QoS 0 pour les données de capteurs ?</w:t>
+      </w:r>
+    </w:p>
+    <w:p>
+      <w:pPr>
+        <w:spacing w:after="360"/>
+        <w:rPr>
+          <w:rFonts w:hint="default"/>
+          <w:lang w:val="fr-FR"/>
+        </w:rPr>
+      </w:pPr>
+      <w:r>
+        <w:rPr>
+          <w:rFonts w:hint="default"/>
+          <w:lang w:val="fr-FR"/>
+        </w:rPr>
+        <w:t>- Envoi « au plus une fois » sans accusé : simple, léger et tolérant aux pertes.</w:t>
+      </w:r>
+    </w:p>
+    <w:p>
+      <w:pPr>
+        <w:spacing w:after="360"/>
+        <w:rPr>
+          <w:rFonts w:hint="default"/>
+          <w:lang w:val="fr-FR"/>
+        </w:rPr>
+      </w:pPr>
+      <w:r>
+        <w:rPr>
+          <w:rFonts w:hint="default"/>
+          <w:lang w:val="fr-FR"/>
+        </w:rPr>
+        <w:t>- Les mesures sont rapidement obsolètes, la retransmission n’a pas d’intérêt.</w:t>
+      </w:r>
+    </w:p>
+    <w:p>
+      <w:pPr>
+        <w:pStyle w:val="4"/>
+        <w:rPr>
+          <w:lang w:val="fr-FR"/>
+        </w:rPr>
+      </w:pPr>
+      <w:bookmarkStart w:id="10" w:name="_Toc223294757"/>
+      <w:bookmarkStart w:id="11" w:name="_Toc223339938"/>
+      <w:r>
+        <w:rPr>
+          <w:lang w:val="fr-FR"/>
+        </w:rPr>
+        <w:t>Question 4 : Capteur température sol</w:t>
+      </w:r>
+      <w:bookmarkEnd w:id="10"/>
+      <w:bookmarkEnd w:id="11"/>
+    </w:p>
+    <w:p>
+      <w:pPr>
+        <w:spacing w:after="80"/>
+        <w:rPr>
+          <w:lang w:val="fr-FR"/>
+        </w:rPr>
+      </w:pPr>
+      <w:r>
+        <w:rPr>
+          <w:lang w:val="fr-FR"/>
+        </w:rPr>
+        <w:t>Objectif : Implémenter un capteur concret en héritant de BaseSensor.</w:t>
+      </w:r>
+    </w:p>
+    <w:p>
+      <w:pPr>
+        <w:spacing w:after="80"/>
+        <w:rPr>
+          <w:lang w:val="fr-FR"/>
+        </w:rPr>
+      </w:pPr>
+      <w:r>
+        <w:rPr>
+          <w:lang w:val="fr-FR"/>
+        </w:rPr>
+        <w:t>Consigne :</w:t>
+      </w:r>
+    </w:p>
+    <w:p>
+      <w:pPr>
+        <w:spacing w:after="120"/>
+        <w:rPr>
+          <w:lang w:val="fr-FR"/>
+        </w:rPr>
+      </w:pPr>
+      <w:r>
+        <w:rPr>
+          <w:b/>
+          <w:bCs/>
+          <w:lang w:val="fr-FR"/>
+        </w:rPr>
+        <w:t>a)</w:t>
+      </w:r>
+      <w:r>
+        <w:rPr>
+          <w:lang w:val="fr-FR"/>
+        </w:rPr>
+        <w:t xml:space="preserve"> Complétez greenhouse/sensors/temp_soil.py :</w:t>
+      </w:r>
+    </w:p>
+    <w:p>
+      <w:pPr>
+        <w:pStyle w:val="8"/>
+      </w:pPr>
+      <w:r>
+        <w:t># greenhouse/sensors/temp_soil.py</w:t>
+      </w:r>
+    </w:p>
+    <w:p>
+      <w:pPr>
+        <w:pStyle w:val="8"/>
+      </w:pPr>
+      <w:r>
+        <w:t>import random</w:t>
+      </w:r>
+    </w:p>
+    <w:p>
+      <w:pPr>
+        <w:pStyle w:val="8"/>
+      </w:pPr>
+      <w:r>
+        <w:t>import sys</w:t>
+      </w:r>
+    </w:p>
+    <w:p>
+      <w:pPr>
+        <w:pStyle w:val="8"/>
+      </w:pPr>
+      <w:r>
+        <w:t>sys.path.append('..')</w:t>
+      </w:r>
+    </w:p>
+    <w:p>
+      <w:pPr>
+        <w:pStyle w:val="8"/>
+      </w:pPr>
+      <w:r>
+        <w:t>from sensors.base_sensor import BaseSensor</w:t>
+      </w:r>
+    </w:p>
+    <w:p>
+      <w:pPr>
+        <w:pStyle w:val="8"/>
+      </w:pPr>
+      <w:r>
+        <w:t>from config import TOPICS, SENSOR_INTERVALS, SENSOR_RANGES</w:t>
+      </w:r>
+    </w:p>
+    <w:p>
+      <w:pPr>
+        <w:pStyle w:val="8"/>
+      </w:pPr>
+    </w:p>
+    <w:p>
+      <w:pPr>
+        <w:pStyle w:val="8"/>
+      </w:pPr>
+      <w:r>
+        <w:t>class TemperatureSoilSensor(BaseSensor):</w:t>
+      </w:r>
+    </w:p>
+    <w:p>
+      <w:pPr>
+        <w:pStyle w:val="8"/>
+      </w:pPr>
+      <w:r>
+        <w:t xml:space="preserve">    def __init__(self):</w:t>
+      </w:r>
+    </w:p>
+    <w:p>
+      <w:pPr>
+        <w:pStyle w:val="8"/>
+      </w:pPr>
+      <w:r>
+        <w:t xml:space="preserve">        super().__init__(</w:t>
+      </w:r>
+    </w:p>
+    <w:p>
+      <w:pPr>
+        <w:pStyle w:val="8"/>
+      </w:pPr>
+      <w:r>
+        <w:t xml:space="preserve">            sensor_id='TEMP_SOIL_01',</w:t>
+      </w:r>
+    </w:p>
+    <w:p>
+      <w:pPr>
+        <w:pStyle w:val="8"/>
+      </w:pPr>
+      <w:r>
+        <w:t xml:space="preserve">            topic=TOPICS['sensors']['temp_soil'],</w:t>
+      </w:r>
+    </w:p>
+    <w:p>
+      <w:pPr>
+        <w:pStyle w:val="8"/>
+      </w:pPr>
+      <w:r>
+        <w:t xml:space="preserve">            interval=SENSOR_INTERVALS['temp_soil']</w:t>
+      </w:r>
+    </w:p>
+    <w:p>
+      <w:pPr>
+        <w:pStyle w:val="8"/>
+      </w:pPr>
+      <w:r>
+        <w:t xml:space="preserve">        )</w:t>
+      </w:r>
+    </w:p>
+    <w:p>
+      <w:pPr>
+        <w:pStyle w:val="8"/>
+      </w:pPr>
+      <w:r>
+        <w:t xml:space="preserve">        self.min_temp, self.max_temp = SENSOR_RANGES['temp_soil']</w:t>
+      </w:r>
+    </w:p>
+    <w:p>
+      <w:pPr>
+        <w:pStyle w:val="8"/>
+      </w:pPr>
+      <w:r>
+        <w:t xml:space="preserve">    </w:t>
+      </w:r>
+    </w:p>
+    <w:p>
+      <w:pPr>
+        <w:pStyle w:val="8"/>
+      </w:pPr>
+      <w:r>
+        <w:t xml:space="preserve">    def read_value(self):</w:t>
+      </w:r>
+    </w:p>
+    <w:p>
+      <w:pPr>
+        <w:pStyle w:val="8"/>
+      </w:pPr>
+      <w:r>
+        <w:t xml:space="preserve">        return round(random.uniform(FIXME), 1)</w:t>
+      </w:r>
+    </w:p>
+    <w:p>
+      <w:pPr>
+        <w:pStyle w:val="8"/>
+      </w:pPr>
+      <w:r>
+        <w:t xml:space="preserve">    </w:t>
+      </w:r>
+    </w:p>
+    <w:p>
+      <w:pPr>
+        <w:pStyle w:val="8"/>
+      </w:pPr>
+      <w:r>
+        <w:t xml:space="preserve">    def get_unit(self):</w:t>
+      </w:r>
+    </w:p>
+    <w:p>
+      <w:pPr>
+        <w:pStyle w:val="8"/>
+      </w:pPr>
+      <w:r>
+        <w:t xml:space="preserve">        return '°C'</w:t>
+      </w:r>
+    </w:p>
+    <w:p>
+      <w:pPr>
+        <w:pStyle w:val="8"/>
+      </w:pPr>
+    </w:p>
+    <w:p>
+      <w:pPr>
+        <w:pStyle w:val="8"/>
+      </w:pPr>
+      <w:r>
+        <w:t>if __name__ == '__main__':</w:t>
+      </w:r>
+    </w:p>
+    <w:p>
+      <w:pPr>
+        <w:pStyle w:val="8"/>
+        <w:rPr>
+          <w:lang w:val="fr-FR"/>
+        </w:rPr>
+      </w:pPr>
+      <w:r>
+        <w:t xml:space="preserve">    </w:t>
+      </w:r>
+      <w:r>
+        <w:rPr>
+          <w:lang w:val="fr-FR"/>
+        </w:rPr>
+        <w:t>sensor = TemperatureSoilSensor()</w:t>
+      </w:r>
+    </w:p>
+    <w:p>
+      <w:pPr>
+        <w:pStyle w:val="8"/>
+        <w:rPr>
+          <w:lang w:val="fr-FR"/>
+        </w:rPr>
+      </w:pPr>
+      <w:r>
+        <w:rPr>
+          <w:lang w:val="fr-FR"/>
+        </w:rPr>
+        <w:t xml:space="preserve">    sensor.start()</w:t>
+      </w:r>
+    </w:p>
+    <w:p>
+      <w:pPr>
+        <w:spacing w:after="80"/>
+        <w:rPr>
+          <w:lang w:val="fr-FR"/>
+        </w:rPr>
+      </w:pPr>
+      <w:r>
+        <w:rPr>
+          <w:b/>
+          <w:bCs/>
+          <w:lang w:val="fr-FR"/>
+        </w:rPr>
+        <w:t>b)</w:t>
+      </w:r>
+      <w:r>
+        <w:rPr>
+          <w:lang w:val="fr-FR"/>
+        </w:rPr>
+        <w:t xml:space="preserve"> Exécutez le code en utilisant la commande </w:t>
+      </w:r>
+      <w:r>
+        <w:rPr>
+          <w:rFonts w:ascii="Courier New" w:hAnsi="Courier New" w:eastAsia="Courier New" w:cs="Courier New"/>
+          <w:sz w:val="18"/>
+          <w:szCs w:val="18"/>
+          <w:lang w:val="fr-FR"/>
+        </w:rPr>
+        <w:t>python -m sensors.temp_soil</w:t>
+      </w:r>
+    </w:p>
+    <w:p>
+      <w:pPr>
+        <w:spacing w:after="80"/>
+        <w:rPr>
+          <w:lang w:val="fr-FR"/>
+        </w:rPr>
+      </w:pPr>
+      <w:r>
+        <w:rPr>
+          <w:lang w:val="fr-FR"/>
+        </w:rPr>
+        <w:t>Résultat attendu :</w:t>
+      </w:r>
+    </w:p>
+    <w:p>
+      <w:pPr>
+        <w:pStyle w:val="8"/>
+        <w:rPr>
+          <w:lang w:val="fr-FR"/>
+        </w:rPr>
+      </w:pPr>
+      <w:r>
+        <w:rPr>
+          <w:lang w:val="fr-FR"/>
+        </w:rPr>
+        <w:t>[TEMP_SOIL_01] ✅ Connecté au broker</w:t>
+      </w:r>
+    </w:p>
+    <w:p>
+      <w:pPr>
+        <w:pStyle w:val="8"/>
+        <w:rPr>
+          <w:lang w:val="fr-FR"/>
+        </w:rPr>
+      </w:pPr>
+      <w:r>
+        <w:rPr>
+          <w:lang w:val="fr-FR"/>
+        </w:rPr>
+        <w:t xml:space="preserve">[TEMP_SOIL_01] </w:t>
+      </w:r>
+      <w:r>
+        <w:t>🚀</w:t>
+      </w:r>
+      <w:r>
+        <w:rPr>
+          <w:lang w:val="fr-FR"/>
+        </w:rPr>
+        <w:t xml:space="preserve"> Démarré (intervalle: 5s)</w:t>
+      </w:r>
+    </w:p>
+    <w:p>
+      <w:pPr>
+        <w:pStyle w:val="8"/>
+        <w:rPr>
+          <w:lang w:val="fr-FR"/>
+        </w:rPr>
+      </w:pPr>
+      <w:r>
+        <w:rPr>
+          <w:lang w:val="fr-FR"/>
+        </w:rPr>
+        <w:t xml:space="preserve">[TEMP_SOIL_01] </w:t>
+      </w:r>
+      <w:r>
+        <w:t>📤</w:t>
+      </w:r>
+      <w:r>
+        <w:rPr>
+          <w:lang w:val="fr-FR"/>
+        </w:rPr>
+        <w:t xml:space="preserve"> 23.7 °C</w:t>
+      </w:r>
+    </w:p>
+    <w:p>
+      <w:pPr>
+        <w:pStyle w:val="8"/>
+        <w:rPr>
+          <w:lang w:val="fr-FR"/>
+        </w:rPr>
+      </w:pPr>
+      <w:r>
+        <w:rPr>
+          <w:lang w:val="fr-FR"/>
+        </w:rPr>
+        <w:t xml:space="preserve">[TEMP_SOIL_01] </w:t>
+      </w:r>
+      <w:r>
+        <w:t>📤</w:t>
+      </w:r>
+      <w:r>
+        <w:rPr>
+          <w:lang w:val="fr-FR"/>
+        </w:rPr>
+        <w:t xml:space="preserve"> 28.2 °C</w:t>
+      </w:r>
+    </w:p>
+    <w:p>
+      <w:pPr>
+        <w:pStyle w:val="8"/>
+        <w:rPr>
+          <w:lang w:val="fr-FR"/>
+        </w:rPr>
+      </w:pPr>
+      <w:r>
+        <w:rPr>
+          <w:lang w:val="fr-FR"/>
+        </w:rPr>
+        <w:t>...</w:t>
+      </w:r>
+    </w:p>
+    <w:p>
+      <w:pPr>
+        <w:pStyle w:val="8"/>
+        <w:rPr>
+          <w:lang w:val="fr-FR"/>
+        </w:rPr>
+      </w:pPr>
+      <w:r>
+        <w:drawing>
+          <wp:inline distT="0" distB="0" distL="114300" distR="114300">
+            <wp:extent cx="5269230" cy="1402715"/>
+            <wp:effectExtent l="0" t="0" r="3810" b="14605"/>
+            <wp:docPr id="9" name="Image 9"/>
+            <wp:cNvGraphicFramePr>
+              <a:graphicFrameLocks xmlns:a="http://schemas.openxmlformats.org/drawingml/2006/main" noChangeAspect="1"/>
+            </wp:cNvGraphicFramePr>
+            <a:graphic xmlns:a="http://schemas.openxmlformats.org/drawingml/2006/main">
+              <a:graphicData uri="http://schemas.openxmlformats.org/drawingml/2006/picture">
+                <pic:pic xmlns:pic="http://schemas.openxmlformats.org/drawingml/2006/picture">
+                  <pic:nvPicPr>
+                    <pic:cNvPr id="9" name="Image 9"/>
+                    <pic:cNvPicPr>
+                      <a:picLocks noChangeAspect="1"/>
+                    </pic:cNvPicPr>
+                  </pic:nvPicPr>
+                  <pic:blipFill>
+                    <a:blip r:embed="rId9"/>
+                    <a:stretch>
+                      <a:fillRect/>
+                    </a:stretch>
+                  </pic:blipFill>
+                  <pic:spPr>
+                    <a:xfrm>
+                      <a:off x="0" y="0"/>
+                      <a:ext cx="5269230" cy="1402715"/>
+                    </a:xfrm>
+                    <a:prstGeom prst="rect">
+                      <a:avLst/>
+                    </a:prstGeom>
+                    <a:noFill/>
+                    <a:ln>
+                      <a:noFill/>
+                    </a:ln>
+                  </pic:spPr>
+                </pic:pic>
+              </a:graphicData>
+            </a:graphic>
+          </wp:inline>
+        </w:drawing>
+      </w:r>
+    </w:p>
+    <w:p>
+      <w:pPr>
+        <w:spacing w:after="80"/>
+        <w:rPr>
+          <w:lang w:val="fr-FR"/>
+        </w:rPr>
+      </w:pPr>
+      <w:r>
+        <w:rPr>
+          <w:b/>
+          <w:bCs/>
+          <w:lang w:val="fr-FR"/>
+        </w:rPr>
+        <w:t xml:space="preserve">c) </w:t>
+      </w:r>
+      <w:r>
+        <w:rPr>
+          <w:lang w:val="fr-FR"/>
+        </w:rPr>
+        <w:t>Vérifiez que le message est bien publié sur MQTT ? (sous PowerShell, exécutez la commande</w:t>
+      </w:r>
+      <w:r>
+        <w:rPr>
+          <w:rFonts w:ascii="Courier New" w:hAnsi="Courier New" w:eastAsia="Courier New" w:cs="Courier New"/>
+          <w:sz w:val="18"/>
+          <w:szCs w:val="18"/>
+          <w:lang w:val="fr-FR"/>
+        </w:rPr>
+        <w:t xml:space="preserve"> &amp; "C:\Program Files\Mosquitto\mosquitto_sub.exe" -h localhost -t greenhouse/sensors/temp_soil -v</w:t>
+      </w:r>
+      <w:r>
+        <w:rPr>
+          <w:lang w:val="fr-FR"/>
+        </w:rPr>
+        <w:t>)</w:t>
+      </w:r>
+    </w:p>
+    <w:p>
+      <w:pPr>
+        <w:spacing w:after="80"/>
+        <w:rPr>
+          <w:lang w:val="fr-FR"/>
+        </w:rPr>
+      </w:pPr>
+      <w:r>
+        <w:drawing>
+          <wp:inline distT="0" distB="0" distL="114300" distR="114300">
+            <wp:extent cx="6170295" cy="475615"/>
+            <wp:effectExtent l="0" t="0" r="1905" b="12065"/>
+            <wp:docPr id="10" name="Image 10"/>
+            <wp:cNvGraphicFramePr>
+              <a:graphicFrameLocks xmlns:a="http://schemas.openxmlformats.org/drawingml/2006/main" noChangeAspect="1"/>
+            </wp:cNvGraphicFramePr>
+            <a:graphic xmlns:a="http://schemas.openxmlformats.org/drawingml/2006/main">
+              <a:graphicData uri="http://schemas.openxmlformats.org/drawingml/2006/picture">
+                <pic:pic xmlns:pic="http://schemas.openxmlformats.org/drawingml/2006/picture">
+                  <pic:nvPicPr>
+                    <pic:cNvPr id="10" name="Image 10"/>
+                    <pic:cNvPicPr>
+                      <a:picLocks noChangeAspect="1"/>
+                    </pic:cNvPicPr>
+                  </pic:nvPicPr>
+                  <pic:blipFill>
+                    <a:blip r:embed="rId10"/>
+                    <a:stretch>
+                      <a:fillRect/>
+                    </a:stretch>
+                  </pic:blipFill>
+                  <pic:spPr>
+                    <a:xfrm>
+                      <a:off x="0" y="0"/>
+                      <a:ext cx="6170295" cy="475615"/>
+                    </a:xfrm>
+                    <a:prstGeom prst="rect">
+                      <a:avLst/>
+                    </a:prstGeom>
+                    <a:noFill/>
+                    <a:ln>
+                      <a:noFill/>
+                    </a:ln>
+                  </pic:spPr>
+                </pic:pic>
+              </a:graphicData>
+            </a:graphic>
+          </wp:inline>
+        </w:drawing>
+      </w:r>
+    </w:p>
+    <w:p>
+      <w:pPr>
+        <w:pStyle w:val="4"/>
+        <w:rPr>
+          <w:lang w:val="fr-FR"/>
+        </w:rPr>
+      </w:pPr>
+      <w:bookmarkStart w:id="12" w:name="_Toc223339939"/>
+      <w:bookmarkStart w:id="13" w:name="_Toc223294758"/>
+      <w:r>
+        <w:rPr>
+          <w:lang w:val="fr-FR"/>
+        </w:rPr>
+        <w:t>Question 5 : Implémentation des 3 autres capteurs</w:t>
+      </w:r>
+      <w:bookmarkEnd w:id="12"/>
+      <w:bookmarkEnd w:id="13"/>
+    </w:p>
+    <w:p>
+      <w:pPr>
+        <w:spacing w:after="80"/>
+        <w:rPr>
+          <w:lang w:val="fr-FR"/>
+        </w:rPr>
+      </w:pPr>
+      <w:r>
+        <w:rPr>
+          <w:lang w:val="fr-FR"/>
+        </w:rPr>
+        <w:t>Objectif : Appliquer le même pattern pour créer les capteurs manquants.</w:t>
+      </w:r>
+    </w:p>
+    <w:p>
+      <w:pPr>
+        <w:spacing w:after="80"/>
+        <w:rPr>
+          <w:lang w:val="fr-FR"/>
+        </w:rPr>
+      </w:pPr>
+      <w:r>
+        <w:rPr>
+          <w:lang w:val="fr-FR"/>
+        </w:rPr>
+        <w:t>Consigne :</w:t>
+      </w:r>
+    </w:p>
+    <w:p>
+      <w:pPr>
+        <w:spacing w:after="120"/>
+        <w:rPr>
+          <w:lang w:val="fr-FR"/>
+        </w:rPr>
+      </w:pPr>
+      <w:r>
+        <w:rPr>
+          <w:lang w:val="fr-FR"/>
+        </w:rPr>
+        <w:t>En vous inspirant de temp_soil.py, créez les 3 fichiers suivants :</w:t>
+      </w:r>
+    </w:p>
+    <w:p>
+      <w:pPr>
+        <w:spacing w:after="80"/>
+      </w:pPr>
+      <w:r>
+        <w:rPr>
+          <w:b/>
+          <w:bCs/>
+        </w:rPr>
+        <w:t>a)</w:t>
+      </w:r>
+      <w:r>
+        <w:t xml:space="preserve"> greenhouse/sensors/humidity.py</w:t>
+      </w:r>
+    </w:p>
+    <w:p>
+      <w:pPr>
+        <w:pStyle w:val="9"/>
+        <w:numPr>
+          <w:ilvl w:val="0"/>
+          <w:numId w:val="3"/>
+        </w:numPr>
+      </w:pPr>
+      <w:r>
+        <w:t>Classe : HumiditySensor</w:t>
+      </w:r>
+    </w:p>
+    <w:p>
+      <w:pPr>
+        <w:pStyle w:val="9"/>
+        <w:numPr>
+          <w:ilvl w:val="0"/>
+          <w:numId w:val="3"/>
+        </w:numPr>
+      </w:pPr>
+      <w:r>
+        <w:t>Plage : 20-90%</w:t>
+      </w:r>
+    </w:p>
+    <w:p>
+      <w:pPr>
+        <w:pStyle w:val="9"/>
+        <w:numPr>
+          <w:ilvl w:val="0"/>
+          <w:numId w:val="3"/>
+        </w:numPr>
+        <w:spacing w:after="180"/>
+      </w:pPr>
+      <w:r>
+        <w:t>Unité : '%'</w:t>
+      </w:r>
+    </w:p>
+    <w:p>
+      <w:pPr>
+        <w:pStyle w:val="9"/>
+        <w:numPr>
+          <w:numId w:val="0"/>
+        </w:numPr>
+        <w:spacing w:after="180"/>
+        <w:ind w:left="360" w:leftChars="0"/>
+      </w:pPr>
+      <w:r>
+        <w:drawing>
+          <wp:inline distT="0" distB="0" distL="114300" distR="114300">
+            <wp:extent cx="5273675" cy="3958590"/>
+            <wp:effectExtent l="0" t="0" r="14605" b="3810"/>
+            <wp:docPr id="14" name="Image 14"/>
+            <wp:cNvGraphicFramePr>
+              <a:graphicFrameLocks xmlns:a="http://schemas.openxmlformats.org/drawingml/2006/main" noChangeAspect="1"/>
+            </wp:cNvGraphicFramePr>
+            <a:graphic xmlns:a="http://schemas.openxmlformats.org/drawingml/2006/main">
+              <a:graphicData uri="http://schemas.openxmlformats.org/drawingml/2006/picture">
+                <pic:pic xmlns:pic="http://schemas.openxmlformats.org/drawingml/2006/picture">
+                  <pic:nvPicPr>
+                    <pic:cNvPr id="14" name="Image 14"/>
+                    <pic:cNvPicPr>
+                      <a:picLocks noChangeAspect="1"/>
+                    </pic:cNvPicPr>
+                  </pic:nvPicPr>
+                  <pic:blipFill>
+                    <a:blip r:embed="rId11"/>
+                    <a:stretch>
+                      <a:fillRect/>
+                    </a:stretch>
+                  </pic:blipFill>
+                  <pic:spPr>
+                    <a:xfrm>
+                      <a:off x="0" y="0"/>
+                      <a:ext cx="5273675" cy="3958590"/>
+                    </a:xfrm>
+                    <a:prstGeom prst="rect">
+                      <a:avLst/>
+                    </a:prstGeom>
+                    <a:noFill/>
+                    <a:ln>
+                      <a:noFill/>
+                    </a:ln>
+                  </pic:spPr>
+                </pic:pic>
+              </a:graphicData>
+            </a:graphic>
+          </wp:inline>
+        </w:drawing>
+      </w:r>
+    </w:p>
+    <w:p>
+      <w:pPr>
+        <w:spacing w:after="80"/>
+      </w:pPr>
+      <w:r>
+        <w:rPr>
+          <w:b/>
+          <w:bCs/>
+        </w:rPr>
+        <w:t>b)</w:t>
+      </w:r>
+      <w:r>
+        <w:t xml:space="preserve"> greenhouse/sensors/light.py</w:t>
+      </w:r>
+    </w:p>
+    <w:p>
+      <w:pPr>
+        <w:pStyle w:val="9"/>
+        <w:numPr>
+          <w:ilvl w:val="0"/>
+          <w:numId w:val="3"/>
+        </w:numPr>
+      </w:pPr>
+      <w:r>
+        <w:t>Classe : LightSensor</w:t>
+      </w:r>
+    </w:p>
+    <w:p>
+      <w:pPr>
+        <w:pStyle w:val="9"/>
+        <w:numPr>
+          <w:ilvl w:val="0"/>
+          <w:numId w:val="3"/>
+        </w:numPr>
+      </w:pPr>
+      <w:r>
+        <w:t>Plage : 0-1000 lux (entier)</w:t>
+      </w:r>
+    </w:p>
+    <w:p>
+      <w:pPr>
+        <w:pStyle w:val="9"/>
+        <w:numPr>
+          <w:ilvl w:val="0"/>
+          <w:numId w:val="3"/>
+        </w:numPr>
+        <w:spacing w:after="180"/>
+      </w:pPr>
+      <w:r>
+        <w:t>Unité : 'lux'</w:t>
+      </w:r>
+    </w:p>
+    <w:p>
+      <w:pPr>
+        <w:pStyle w:val="9"/>
+        <w:numPr>
+          <w:numId w:val="0"/>
+        </w:numPr>
+        <w:spacing w:after="180"/>
+        <w:ind w:left="360" w:leftChars="0"/>
+      </w:pPr>
+      <w:r>
+        <w:drawing>
+          <wp:inline distT="0" distB="0" distL="114300" distR="114300">
+            <wp:extent cx="5274310" cy="4384675"/>
+            <wp:effectExtent l="0" t="0" r="13970" b="4445"/>
+            <wp:docPr id="13" name="Image 13"/>
+            <wp:cNvGraphicFramePr>
+              <a:graphicFrameLocks xmlns:a="http://schemas.openxmlformats.org/drawingml/2006/main" noChangeAspect="1"/>
+            </wp:cNvGraphicFramePr>
+            <a:graphic xmlns:a="http://schemas.openxmlformats.org/drawingml/2006/main">
+              <a:graphicData uri="http://schemas.openxmlformats.org/drawingml/2006/picture">
+                <pic:pic xmlns:pic="http://schemas.openxmlformats.org/drawingml/2006/picture">
+                  <pic:nvPicPr>
+                    <pic:cNvPr id="13" name="Image 13"/>
+                    <pic:cNvPicPr>
+                      <a:picLocks noChangeAspect="1"/>
+                    </pic:cNvPicPr>
+                  </pic:nvPicPr>
+                  <pic:blipFill>
+                    <a:blip r:embed="rId12"/>
+                    <a:stretch>
+                      <a:fillRect/>
+                    </a:stretch>
+                  </pic:blipFill>
+                  <pic:spPr>
+                    <a:xfrm>
+                      <a:off x="0" y="0"/>
+                      <a:ext cx="5274310" cy="4384675"/>
+                    </a:xfrm>
+                    <a:prstGeom prst="rect">
+                      <a:avLst/>
+                    </a:prstGeom>
+                    <a:noFill/>
+                    <a:ln>
+                      <a:noFill/>
+                    </a:ln>
+                  </pic:spPr>
+                </pic:pic>
+              </a:graphicData>
+            </a:graphic>
+          </wp:inline>
+        </w:drawing>
+      </w:r>
+    </w:p>
+    <w:p>
+      <w:pPr>
+        <w:spacing w:after="80"/>
+      </w:pPr>
+      <w:r>
+        <w:rPr>
+          <w:b/>
+          <w:bCs/>
+        </w:rPr>
+        <w:t>c)</w:t>
+      </w:r>
+      <w:r>
+        <w:t xml:space="preserve"> greenhouse/sensors/water.py</w:t>
+      </w:r>
+    </w:p>
+    <w:p>
+      <w:pPr>
+        <w:pStyle w:val="9"/>
+        <w:numPr>
+          <w:ilvl w:val="0"/>
+          <w:numId w:val="3"/>
+        </w:numPr>
+      </w:pPr>
+      <w:r>
+        <w:t>Classe : WaterLevelSensor</w:t>
+      </w:r>
+    </w:p>
+    <w:p>
+      <w:pPr>
+        <w:pStyle w:val="9"/>
+        <w:numPr>
+          <w:ilvl w:val="0"/>
+          <w:numId w:val="3"/>
+        </w:numPr>
+      </w:pPr>
+      <w:r>
+        <w:t>Plage : 0-100%</w:t>
+      </w:r>
+    </w:p>
+    <w:p>
+      <w:pPr>
+        <w:pStyle w:val="9"/>
+        <w:numPr>
+          <w:ilvl w:val="0"/>
+          <w:numId w:val="3"/>
+        </w:numPr>
+        <w:spacing w:after="360"/>
+      </w:pPr>
+      <w:r>
+        <w:t>Unité : '%'</w:t>
+      </w:r>
+    </w:p>
+    <w:p>
+      <w:pPr>
+        <w:pStyle w:val="9"/>
+        <w:numPr>
+          <w:numId w:val="0"/>
+        </w:numPr>
+        <w:spacing w:after="360"/>
+        <w:ind w:left="360" w:leftChars="0"/>
+      </w:pPr>
+      <w:r>
+        <w:drawing>
+          <wp:inline distT="0" distB="0" distL="114300" distR="114300">
+            <wp:extent cx="5271135" cy="4253865"/>
+            <wp:effectExtent l="0" t="0" r="1905" b="13335"/>
+            <wp:docPr id="12" name="Image 12"/>
+            <wp:cNvGraphicFramePr>
+              <a:graphicFrameLocks xmlns:a="http://schemas.openxmlformats.org/drawingml/2006/main" noChangeAspect="1"/>
+            </wp:cNvGraphicFramePr>
+            <a:graphic xmlns:a="http://schemas.openxmlformats.org/drawingml/2006/main">
+              <a:graphicData uri="http://schemas.openxmlformats.org/drawingml/2006/picture">
+                <pic:pic xmlns:pic="http://schemas.openxmlformats.org/drawingml/2006/picture">
+                  <pic:nvPicPr>
+                    <pic:cNvPr id="12" name="Image 12"/>
+                    <pic:cNvPicPr>
+                      <a:picLocks noChangeAspect="1"/>
+                    </pic:cNvPicPr>
+                  </pic:nvPicPr>
+                  <pic:blipFill>
+                    <a:blip r:embed="rId13"/>
+                    <a:stretch>
+                      <a:fillRect/>
+                    </a:stretch>
+                  </pic:blipFill>
+                  <pic:spPr>
+                    <a:xfrm>
+                      <a:off x="0" y="0"/>
+                      <a:ext cx="5271135" cy="4253865"/>
+                    </a:xfrm>
+                    <a:prstGeom prst="rect">
+                      <a:avLst/>
+                    </a:prstGeom>
+                    <a:noFill/>
+                    <a:ln>
+                      <a:noFill/>
+                    </a:ln>
+                  </pic:spPr>
+                </pic:pic>
+              </a:graphicData>
+            </a:graphic>
+          </wp:inline>
+        </w:drawing>
+      </w:r>
+    </w:p>
+    <w:tbl>
+      <w:tblPr>
+        <w:tblStyle w:val="7"/>
+        <w:tblW w:w="9360" w:type="dxa"/>
+        <w:tblInd w:w="0" w:type="dxa"/>
+        <w:tblBorders>
+          <w:top w:val="single" w:color="FF6B35" w:sz="2" w:space="0"/>
+          <w:left w:val="single" w:color="FF6B35" w:sz="2" w:space="0"/>
+          <w:bottom w:val="single" w:color="FF6B35" w:sz="2" w:space="0"/>
+          <w:right w:val="single" w:color="FF6B35" w:sz="2" w:space="0"/>
+          <w:insideH w:val="single" w:color="auto" w:sz="4" w:space="0"/>
+          <w:insideV w:val="single" w:color="auto" w:sz="4" w:space="0"/>
+        </w:tblBorders>
+        <w:tblLayout w:type="autofit"/>
+        <w:tblCellMar>
+          <w:top w:w="0" w:type="dxa"/>
+          <w:left w:w="10" w:type="dxa"/>
+          <w:bottom w:w="0" w:type="dxa"/>
+          <w:right w:w="10" w:type="dxa"/>
+        </w:tblCellMar>
+      </w:tblPr>
+      <w:tblGrid>
+        <w:gridCol w:w="9360"/>
+      </w:tblGrid>
+      <w:tr>
+        <w:tblPrEx>
+          <w:tblBorders>
+            <w:top w:val="single" w:color="FF6B35" w:sz="2" w:space="0"/>
+            <w:left w:val="single" w:color="FF6B35" w:sz="2" w:space="0"/>
+            <w:bottom w:val="single" w:color="FF6B35" w:sz="2" w:space="0"/>
+            <w:right w:val="single" w:color="FF6B35" w:sz="2" w:space="0"/>
+            <w:insideH w:val="single" w:color="auto" w:sz="4" w:space="0"/>
+            <w:insideV w:val="single" w:color="auto" w:sz="4" w:space="0"/>
+          </w:tblBorders>
+        </w:tblPrEx>
+        <w:tc>
+          <w:tcPr>
+            <w:tcW w:w="9360" w:type="dxa"/>
+            <w:shd w:val="clear" w:color="auto" w:fill="F8F9FA"/>
+            <w:tcMar>
+              <w:top w:w="150" w:type="dxa"/>
+              <w:left w:w="200" w:type="dxa"/>
+              <w:bottom w:w="150" w:type="dxa"/>
+              <w:right w:w="200" w:type="dxa"/>
+            </w:tcMar>
+          </w:tcPr>
+          <w:p>
+            <w:pPr>
+              <w:spacing w:after="100"/>
+            </w:pPr>
+            <w:r>
+              <w:rPr>
+                <w:b/>
+                <w:bCs/>
+                <w:color w:val="FF6B35"/>
+              </w:rPr>
+              <w:t>💡 ASTUCE</w:t>
+            </w:r>
+          </w:p>
+          <w:p>
+            <w:pPr>
+              <w:jc w:val="both"/>
+            </w:pPr>
+            <w:r>
+              <w:rPr>
+                <w:lang w:val="fr-FR"/>
+              </w:rPr>
+              <w:t xml:space="preserve">Utilisez random.uniform() pour les nombres décimaux et random.randint() pour les entiers. </w:t>
+            </w:r>
+            <w:r>
+              <w:t>N'oubliez pas d'importer random en haut du fichier !</w:t>
+            </w:r>
+          </w:p>
+        </w:tc>
+      </w:tr>
+    </w:tbl>
+    <w:p>
+      <w:pPr>
+        <w:spacing w:after="80"/>
+      </w:pPr>
+    </w:p>
+    <w:p>
+      <w:pPr>
+        <w:spacing w:after="80"/>
+        <w:rPr>
+          <w:lang w:val="fr-FR"/>
+        </w:rPr>
+      </w:pPr>
+      <w:r>
+        <w:rPr>
+          <w:b/>
+          <w:bCs/>
+          <w:lang w:val="fr-FR"/>
+        </w:rPr>
+        <w:t>d)</w:t>
+      </w:r>
+      <w:r>
+        <w:rPr>
+          <w:lang w:val="fr-FR"/>
+        </w:rPr>
+        <w:t xml:space="preserve"> Test : </w:t>
+      </w:r>
+    </w:p>
+    <w:p>
+      <w:pPr>
+        <w:spacing w:after="360"/>
+        <w:rPr>
+          <w:lang w:val="fr-FR"/>
+        </w:rPr>
+      </w:pPr>
+      <w:r>
+        <w:rPr>
+          <w:lang w:val="fr-FR"/>
+        </w:rPr>
+        <w:t>Lancez les 4 capteurs simultanément dans 4 terminaux différents.</w:t>
+      </w:r>
+    </w:p>
+    <w:tbl>
+      <w:tblPr>
+        <w:tblStyle w:val="7"/>
+        <w:tblW w:w="9360" w:type="dxa"/>
+        <w:tblInd w:w="0" w:type="dxa"/>
+        <w:tblBorders>
+          <w:top w:val="single" w:color="28A745" w:sz="2" w:space="0"/>
+          <w:left w:val="single" w:color="28A745" w:sz="2" w:space="0"/>
+          <w:bottom w:val="single" w:color="28A745" w:sz="2" w:space="0"/>
+          <w:right w:val="single" w:color="28A745" w:sz="2" w:space="0"/>
+          <w:insideH w:val="single" w:color="auto" w:sz="4" w:space="0"/>
+          <w:insideV w:val="single" w:color="auto" w:sz="4" w:space="0"/>
+        </w:tblBorders>
+        <w:tblLayout w:type="autofit"/>
+        <w:tblCellMar>
+          <w:top w:w="0" w:type="dxa"/>
+          <w:left w:w="10" w:type="dxa"/>
+          <w:bottom w:w="0" w:type="dxa"/>
+          <w:right w:w="10" w:type="dxa"/>
+        </w:tblCellMar>
+      </w:tblPr>
+      <w:tblGrid>
+        <w:gridCol w:w="9360"/>
+      </w:tblGrid>
+      <w:tr>
+        <w:tblPrEx>
+          <w:tblBorders>
+            <w:top w:val="single" w:color="28A745" w:sz="2" w:space="0"/>
+            <w:left w:val="single" w:color="28A745" w:sz="2" w:space="0"/>
+            <w:bottom w:val="single" w:color="28A745" w:sz="2" w:space="0"/>
+            <w:right w:val="single" w:color="28A745" w:sz="2" w:space="0"/>
+            <w:insideH w:val="single" w:color="auto" w:sz="4" w:space="0"/>
+            <w:insideV w:val="single" w:color="auto" w:sz="4" w:space="0"/>
+          </w:tblBorders>
+          <w:tblCellMar>
+            <w:top w:w="0" w:type="dxa"/>
+            <w:left w:w="10" w:type="dxa"/>
+            <w:bottom w:w="0" w:type="dxa"/>
+            <w:right w:w="10" w:type="dxa"/>
+          </w:tblCellMar>
+        </w:tblPrEx>
+        <w:tc>
+          <w:tcPr>
+            <w:tcW w:w="9360" w:type="dxa"/>
+            <w:shd w:val="clear" w:color="auto" w:fill="F8F9FA"/>
+            <w:tcMar>
+              <w:top w:w="150" w:type="dxa"/>
+              <w:left w:w="200" w:type="dxa"/>
+              <w:bottom w:w="150" w:type="dxa"/>
+              <w:right w:w="200" w:type="dxa"/>
+            </w:tcMar>
+          </w:tcPr>
+          <w:p>
+            <w:pPr>
+              <w:spacing w:after="100"/>
+              <w:rPr>
+                <w:lang w:val="fr-FR"/>
+              </w:rPr>
+            </w:pPr>
+            <w:r>
+              <w:rPr>
+                <w:b/>
+                <w:bCs/>
+                <w:color w:val="28A745"/>
+              </w:rPr>
+              <w:t>💡</w:t>
+            </w:r>
+            <w:r>
+              <w:rPr>
+                <w:b/>
+                <w:bCs/>
+                <w:color w:val="28A745"/>
+                <w:lang w:val="fr-FR"/>
+              </w:rPr>
+              <w:t xml:space="preserve"> PHASE 2 TERMINÉE</w:t>
+            </w:r>
+          </w:p>
+          <w:p>
+            <w:pPr>
+              <w:rPr>
+                <w:lang w:val="fr-FR"/>
+              </w:rPr>
+            </w:pPr>
+            <w:r>
+              <w:rPr>
+                <w:lang w:val="fr-FR"/>
+              </w:rPr>
+              <w:t>Vous avez maintenant 4 capteurs modulaires qui publient des données JSON sur MQTT !</w:t>
+            </w:r>
+          </w:p>
+        </w:tc>
+      </w:tr>
+    </w:tbl>
+    <w:p>
+      <w:pPr>
+        <w:spacing w:after="360"/>
+        <w:rPr>
+          <w:rFonts w:hint="default"/>
+          <w:lang w:val="fr-FR"/>
+        </w:rPr>
+      </w:pPr>
+      <w:r>
+        <w:drawing>
+          <wp:inline distT="0" distB="0" distL="114300" distR="114300">
+            <wp:extent cx="6167755" cy="948055"/>
+            <wp:effectExtent l="0" t="0" r="4445" b="12065"/>
+            <wp:docPr id="15" name="Image 15"/>
+            <wp:cNvGraphicFramePr>
+              <a:graphicFrameLocks xmlns:a="http://schemas.openxmlformats.org/drawingml/2006/main" noChangeAspect="1"/>
+            </wp:cNvGraphicFramePr>
+            <a:graphic xmlns:a="http://schemas.openxmlformats.org/drawingml/2006/main">
+              <a:graphicData uri="http://schemas.openxmlformats.org/drawingml/2006/picture">
+                <pic:pic xmlns:pic="http://schemas.openxmlformats.org/drawingml/2006/picture">
+                  <pic:nvPicPr>
+                    <pic:cNvPr id="15" name="Image 15"/>
+                    <pic:cNvPicPr>
+                      <a:picLocks noChangeAspect="1"/>
+                    </pic:cNvPicPr>
+                  </pic:nvPicPr>
+                  <pic:blipFill>
+                    <a:blip r:embed="rId14"/>
+                    <a:stretch>
+                      <a:fillRect/>
+                    </a:stretch>
+                  </pic:blipFill>
+                  <pic:spPr>
+                    <a:xfrm>
+                      <a:off x="0" y="0"/>
+                      <a:ext cx="6167755" cy="948055"/>
+                    </a:xfrm>
+                    <a:prstGeom prst="rect">
+                      <a:avLst/>
+                    </a:prstGeom>
+                    <a:noFill/>
+                    <a:ln>
+                      <a:noFill/>
+                    </a:ln>
+                  </pic:spPr>
+                </pic:pic>
+              </a:graphicData>
+            </a:graphic>
+          </wp:inline>
+        </w:drawing>
+      </w:r>
+    </w:p>
+    <w:p>
+      <w:pPr>
+        <w:pStyle w:val="2"/>
+        <w:rPr>
+          <w:lang w:val="fr-FR"/>
+        </w:rPr>
+      </w:pPr>
+      <w:bookmarkStart w:id="14" w:name="_Toc223339940"/>
+      <w:r>
+        <w:rPr>
+          <w:lang w:val="fr-FR"/>
+        </w:rPr>
+        <w:t>PHASE 3 : Actionneurs intelligents</w:t>
+      </w:r>
+      <w:bookmarkEnd w:id="14"/>
+    </w:p>
+    <w:p>
+      <w:pPr>
+        <w:pStyle w:val="3"/>
+        <w:rPr>
+          <w:lang w:val="fr-FR"/>
+        </w:rPr>
+      </w:pPr>
+      <w:bookmarkStart w:id="15" w:name="_Toc223296409"/>
+      <w:bookmarkStart w:id="16" w:name="_Toc223339941"/>
+      <w:r>
+        <w:rPr>
+          <w:lang w:val="fr-FR"/>
+        </w:rPr>
+        <w:t>Question 6 : Classe mère BaseActuator</w:t>
+      </w:r>
+      <w:bookmarkEnd w:id="15"/>
+      <w:bookmarkEnd w:id="16"/>
+    </w:p>
+    <w:p>
+      <w:pPr>
+        <w:spacing w:after="80"/>
+        <w:rPr>
+          <w:lang w:val="fr-FR"/>
+        </w:rPr>
+      </w:pPr>
+      <w:r>
+        <w:rPr>
+          <w:lang w:val="fr-FR"/>
+        </w:rPr>
+        <w:t>Objectif : Créer une classe mère pour les actionneurs avec gestion d'état et QoS 1 + Retained.</w:t>
+      </w:r>
+    </w:p>
+    <w:p>
+      <w:pPr>
+        <w:spacing w:after="80"/>
+        <w:rPr>
+          <w:lang w:val="fr-FR"/>
+        </w:rPr>
+      </w:pPr>
+      <w:r>
+        <w:rPr>
+          <w:lang w:val="fr-FR"/>
+        </w:rPr>
+        <w:t>Consigne :</w:t>
+      </w:r>
+    </w:p>
+    <w:p>
+      <w:pPr>
+        <w:spacing w:after="120"/>
+        <w:rPr>
+          <w:lang w:val="fr-FR"/>
+        </w:rPr>
+      </w:pPr>
+      <w:r>
+        <w:rPr>
+          <w:b/>
+          <w:bCs/>
+          <w:lang w:val="fr-FR"/>
+        </w:rPr>
+        <w:t>a)</w:t>
+      </w:r>
+      <w:r>
+        <w:rPr>
+          <w:lang w:val="fr-FR"/>
+        </w:rPr>
+        <w:t xml:space="preserve"> Créez le fichier greenhouse/actuators/base_actuator.py avec le code suivant :</w:t>
+      </w:r>
+    </w:p>
+    <w:p>
+      <w:pPr>
+        <w:pStyle w:val="8"/>
+      </w:pPr>
+      <w:r>
+        <w:t># greenhouse/actuators/base_actuator.py</w:t>
+      </w:r>
+    </w:p>
+    <w:p>
+      <w:pPr>
+        <w:pStyle w:val="8"/>
+      </w:pPr>
+    </w:p>
+    <w:p>
+      <w:pPr>
+        <w:pStyle w:val="8"/>
+      </w:pPr>
+      <w:r>
+        <w:t>import paho.mqtt.client as mqtt</w:t>
+      </w:r>
+    </w:p>
+    <w:p>
+      <w:pPr>
+        <w:pStyle w:val="8"/>
+      </w:pPr>
+      <w:r>
+        <w:t>import json</w:t>
+      </w:r>
+    </w:p>
+    <w:p>
+      <w:pPr>
+        <w:pStyle w:val="8"/>
+      </w:pPr>
+      <w:r>
+        <w:t>from datetime import datetime</w:t>
+      </w:r>
+    </w:p>
+    <w:p>
+      <w:pPr>
+        <w:pStyle w:val="8"/>
+      </w:pPr>
+      <w:r>
+        <w:t>import sys</w:t>
+      </w:r>
+    </w:p>
+    <w:p>
+      <w:pPr>
+        <w:pStyle w:val="8"/>
+      </w:pPr>
+      <w:r>
+        <w:t>sys.path.append('..')</w:t>
+      </w:r>
+    </w:p>
+    <w:p>
+      <w:pPr>
+        <w:pStyle w:val="8"/>
+      </w:pPr>
+      <w:r>
+        <w:t>from config import BROKER_HOST, BROKER_PORT, BROKER_KEEPALIVE</w:t>
+      </w:r>
+    </w:p>
+    <w:p>
+      <w:pPr>
+        <w:pStyle w:val="8"/>
+      </w:pPr>
+    </w:p>
+    <w:p>
+      <w:pPr>
+        <w:pStyle w:val="8"/>
+      </w:pPr>
+      <w:r>
+        <w:t>class BaseActuator:</w:t>
+      </w:r>
+    </w:p>
+    <w:p>
+      <w:pPr>
+        <w:pStyle w:val="8"/>
+      </w:pPr>
+      <w:r>
+        <w:t xml:space="preserve">    def __init__(self, actuator_id, topic_cmd, topic_state):</w:t>
+      </w:r>
+    </w:p>
+    <w:p>
+      <w:pPr>
+        <w:pStyle w:val="8"/>
+      </w:pPr>
+      <w:r>
+        <w:t xml:space="preserve">        self.actuator_id = actuator_id</w:t>
+      </w:r>
+    </w:p>
+    <w:p>
+      <w:pPr>
+        <w:pStyle w:val="8"/>
+      </w:pPr>
+      <w:r>
+        <w:t xml:space="preserve">        self.topic_cmd = topic_cmd</w:t>
+      </w:r>
+    </w:p>
+    <w:p>
+      <w:pPr>
+        <w:pStyle w:val="8"/>
+      </w:pPr>
+      <w:r>
+        <w:t xml:space="preserve">        self.topic_state = topic_state</w:t>
+      </w:r>
+    </w:p>
+    <w:p>
+      <w:pPr>
+        <w:pStyle w:val="8"/>
+      </w:pPr>
+      <w:r>
+        <w:t xml:space="preserve">        self.state = 'OFF'</w:t>
+      </w:r>
+    </w:p>
+    <w:p>
+      <w:pPr>
+        <w:pStyle w:val="8"/>
+      </w:pPr>
+      <w:r>
+        <w:t xml:space="preserve">        </w:t>
+      </w:r>
+    </w:p>
+    <w:p>
+      <w:pPr>
+        <w:pStyle w:val="8"/>
+      </w:pPr>
+      <w:r>
+        <w:t xml:space="preserve">        self.client = mqtt.Client(f'actuator_{actuator_id}')</w:t>
+      </w:r>
+    </w:p>
+    <w:p>
+      <w:pPr>
+        <w:pStyle w:val="8"/>
+      </w:pPr>
+      <w:r>
+        <w:t xml:space="preserve">        self.client.on_connect = self._on_connect</w:t>
+      </w:r>
+    </w:p>
+    <w:p>
+      <w:pPr>
+        <w:pStyle w:val="8"/>
+      </w:pPr>
+      <w:r>
+        <w:t xml:space="preserve">        self.client.on_message = self._on_message</w:t>
+      </w:r>
+    </w:p>
+    <w:p>
+      <w:pPr>
+        <w:pStyle w:val="8"/>
+      </w:pPr>
+      <w:r>
+        <w:t xml:space="preserve">        self.client.on_disconnect = self._on_disconnect</w:t>
+      </w:r>
+    </w:p>
+    <w:p>
+      <w:pPr>
+        <w:pStyle w:val="8"/>
+      </w:pPr>
+      <w:r>
+        <w:t xml:space="preserve">    </w:t>
+      </w:r>
+    </w:p>
+    <w:p>
+      <w:pPr>
+        <w:pStyle w:val="8"/>
+      </w:pPr>
+      <w:r>
+        <w:t xml:space="preserve">    def _on_connect(self, client, userdata, flags, rc):</w:t>
+      </w:r>
+    </w:p>
+    <w:p>
+      <w:pPr>
+        <w:pStyle w:val="8"/>
+      </w:pPr>
+      <w:r>
+        <w:t xml:space="preserve">        if rc == 0:</w:t>
+      </w:r>
+    </w:p>
+    <w:p>
+      <w:pPr>
+        <w:pStyle w:val="8"/>
+      </w:pPr>
+      <w:r>
+        <w:t xml:space="preserve">            print(f'[{self.actuator_id}] Connecté au broker')</w:t>
+      </w:r>
+    </w:p>
+    <w:p>
+      <w:pPr>
+        <w:pStyle w:val="8"/>
+      </w:pPr>
+      <w:r>
+        <w:t xml:space="preserve">            client.subscribe(self.topic_cmd, qos=1)</w:t>
+      </w:r>
+    </w:p>
+    <w:p>
+      <w:pPr>
+        <w:pStyle w:val="8"/>
+      </w:pPr>
+      <w:r>
+        <w:t xml:space="preserve">            print(f'[{self.actuator_id}] Abonné à {self.topic_cmd}')</w:t>
+      </w:r>
+    </w:p>
+    <w:p>
+      <w:pPr>
+        <w:pStyle w:val="8"/>
+      </w:pPr>
+      <w:r>
+        <w:t xml:space="preserve">            self.publish_state()</w:t>
+      </w:r>
+    </w:p>
+    <w:p>
+      <w:pPr>
+        <w:pStyle w:val="8"/>
+      </w:pPr>
+      <w:r>
+        <w:t xml:space="preserve">        else:</w:t>
+      </w:r>
+    </w:p>
+    <w:p>
+      <w:pPr>
+        <w:pStyle w:val="8"/>
+      </w:pPr>
+      <w:r>
+        <w:t xml:space="preserve">            print(f'[{self.actuator_id}] Échec connexion')</w:t>
+      </w:r>
+    </w:p>
+    <w:p>
+      <w:pPr>
+        <w:pStyle w:val="8"/>
+      </w:pPr>
+      <w:r>
+        <w:t xml:space="preserve">    </w:t>
+      </w:r>
+    </w:p>
+    <w:p>
+      <w:pPr>
+        <w:pStyle w:val="8"/>
+      </w:pPr>
+      <w:r>
+        <w:t xml:space="preserve">    def _on_message(self, client, userdata, msg):</w:t>
+      </w:r>
+    </w:p>
+    <w:p>
+      <w:pPr>
+        <w:pStyle w:val="8"/>
+      </w:pPr>
+      <w:r>
+        <w:t xml:space="preserve">        try:</w:t>
+      </w:r>
+    </w:p>
+    <w:p>
+      <w:pPr>
+        <w:pStyle w:val="8"/>
+      </w:pPr>
+      <w:r>
+        <w:t xml:space="preserve">            cmd = json.loads(msg.payload.decode())</w:t>
+      </w:r>
+    </w:p>
+    <w:p>
+      <w:pPr>
+        <w:pStyle w:val="8"/>
+      </w:pPr>
+      <w:r>
+        <w:t xml:space="preserve">            action = cmd.get('action', '').upper()</w:t>
+      </w:r>
+    </w:p>
+    <w:p>
+      <w:pPr>
+        <w:pStyle w:val="8"/>
+      </w:pPr>
+      <w:r>
+        <w:t xml:space="preserve">            </w:t>
+      </w:r>
+    </w:p>
+    <w:p>
+      <w:pPr>
+        <w:pStyle w:val="8"/>
+      </w:pPr>
+      <w:r>
+        <w:t xml:space="preserve">            if action in ['ON', 'OFF']:</w:t>
+      </w:r>
+    </w:p>
+    <w:p>
+      <w:pPr>
+        <w:pStyle w:val="8"/>
+      </w:pPr>
+      <w:r>
+        <w:t xml:space="preserve">                self.state = action</w:t>
+      </w:r>
+    </w:p>
+    <w:p>
+      <w:pPr>
+        <w:pStyle w:val="8"/>
+      </w:pPr>
+      <w:r>
+        <w:t xml:space="preserve">                print(f'[{self.actuator_id}] Commande: {action}')</w:t>
+      </w:r>
+    </w:p>
+    <w:p>
+      <w:pPr>
+        <w:pStyle w:val="8"/>
+      </w:pPr>
+      <w:r>
+        <w:t xml:space="preserve">                self.execute_action(action)</w:t>
+      </w:r>
+    </w:p>
+    <w:p>
+      <w:pPr>
+        <w:pStyle w:val="8"/>
+      </w:pPr>
+      <w:r>
+        <w:t xml:space="preserve">                self.publish_state()</w:t>
+      </w:r>
+    </w:p>
+    <w:p>
+      <w:pPr>
+        <w:pStyle w:val="8"/>
+      </w:pPr>
+      <w:r>
+        <w:t xml:space="preserve">        except Exception as e:</w:t>
+      </w:r>
+    </w:p>
+    <w:p>
+      <w:pPr>
+        <w:pStyle w:val="8"/>
+      </w:pPr>
+      <w:r>
+        <w:t xml:space="preserve">            print(f'[{self.actuator_id}] Erreur: {e}')</w:t>
+      </w:r>
+    </w:p>
+    <w:p>
+      <w:pPr>
+        <w:pStyle w:val="8"/>
+      </w:pPr>
+      <w:r>
+        <w:t xml:space="preserve">    </w:t>
+      </w:r>
+    </w:p>
+    <w:p>
+      <w:pPr>
+        <w:pStyle w:val="8"/>
+      </w:pPr>
+      <w:r>
+        <w:t xml:space="preserve">    def execute_action(self, action):</w:t>
+      </w:r>
+    </w:p>
+    <w:p>
+      <w:pPr>
+        <w:pStyle w:val="8"/>
+      </w:pPr>
+      <w:r>
+        <w:t xml:space="preserve">        print(f'[{self.actuator_id}] Action: {action}')</w:t>
+      </w:r>
+    </w:p>
+    <w:p>
+      <w:pPr>
+        <w:pStyle w:val="8"/>
+      </w:pPr>
+      <w:r>
+        <w:t xml:space="preserve">    </w:t>
+      </w:r>
+    </w:p>
+    <w:p>
+      <w:pPr>
+        <w:pStyle w:val="8"/>
+      </w:pPr>
+      <w:r>
+        <w:t xml:space="preserve">    def publish_state(self):</w:t>
+      </w:r>
+    </w:p>
+    <w:p>
+      <w:pPr>
+        <w:pStyle w:val="8"/>
+      </w:pPr>
+      <w:r>
+        <w:t xml:space="preserve">        payload = {</w:t>
+      </w:r>
+    </w:p>
+    <w:p>
+      <w:pPr>
+        <w:pStyle w:val="8"/>
+      </w:pPr>
+      <w:r>
+        <w:t xml:space="preserve">            'actuator_id': self.actuator_id,</w:t>
+      </w:r>
+    </w:p>
+    <w:p>
+      <w:pPr>
+        <w:pStyle w:val="8"/>
+      </w:pPr>
+      <w:r>
+        <w:t xml:space="preserve">            'state': self.state,</w:t>
+      </w:r>
+    </w:p>
+    <w:p>
+      <w:pPr>
+        <w:pStyle w:val="8"/>
+      </w:pPr>
+      <w:r>
+        <w:t xml:space="preserve">            'timestamp': datetime.now().isoformat()</w:t>
+      </w:r>
+    </w:p>
+    <w:p>
+      <w:pPr>
+        <w:pStyle w:val="8"/>
+      </w:pPr>
+      <w:r>
+        <w:t xml:space="preserve">        }</w:t>
+      </w:r>
+    </w:p>
+    <w:p>
+      <w:pPr>
+        <w:pStyle w:val="8"/>
+      </w:pPr>
+      <w:r>
+        <w:t xml:space="preserve">        # QoS 1 + Retained pour commandes critiques</w:t>
+      </w:r>
+    </w:p>
+    <w:p>
+      <w:pPr>
+        <w:pStyle w:val="8"/>
+      </w:pPr>
+      <w:r>
+        <w:t xml:space="preserve">        self.client.publish(self.topic_state, json.dumps(payload), qos=1, retain=True)</w:t>
+      </w:r>
+    </w:p>
+    <w:p>
+      <w:pPr>
+        <w:pStyle w:val="8"/>
+      </w:pPr>
+      <w:r>
+        <w:t xml:space="preserve">        print(f'[{self.actuator_id}] État: {self.state}')</w:t>
+      </w:r>
+    </w:p>
+    <w:p>
+      <w:pPr>
+        <w:pStyle w:val="8"/>
+      </w:pPr>
+      <w:r>
+        <w:t xml:space="preserve">    </w:t>
+      </w:r>
+    </w:p>
+    <w:p>
+      <w:pPr>
+        <w:pStyle w:val="8"/>
+      </w:pPr>
+      <w:r>
+        <w:t xml:space="preserve">    def start(self):</w:t>
+      </w:r>
+    </w:p>
+    <w:p>
+      <w:pPr>
+        <w:pStyle w:val="8"/>
+      </w:pPr>
+      <w:r>
+        <w:t xml:space="preserve">        try:</w:t>
+      </w:r>
+    </w:p>
+    <w:p>
+      <w:pPr>
+        <w:pStyle w:val="8"/>
+      </w:pPr>
+      <w:r>
+        <w:t xml:space="preserve">            self.client.connect(BROKER_HOST, BROKER_PORT, BROKER_KEEPALIVE)</w:t>
+      </w:r>
+    </w:p>
+    <w:p>
+      <w:pPr>
+        <w:pStyle w:val="8"/>
+      </w:pPr>
+      <w:r>
+        <w:t xml:space="preserve">            print(f'[{self.actuator_id}] Démarré')</w:t>
+      </w:r>
+    </w:p>
+    <w:p>
+      <w:pPr>
+        <w:pStyle w:val="8"/>
+      </w:pPr>
+      <w:r>
+        <w:t xml:space="preserve">            self.client.loop_forever()</w:t>
+      </w:r>
+    </w:p>
+    <w:p>
+      <w:pPr>
+        <w:pStyle w:val="8"/>
+      </w:pPr>
+      <w:r>
+        <w:t xml:space="preserve">        except KeyboardInterrupt:</w:t>
+      </w:r>
+    </w:p>
+    <w:p>
+      <w:pPr>
+        <w:pStyle w:val="8"/>
+      </w:pPr>
+      <w:r>
+        <w:t xml:space="preserve">            print('Arrêt')</w:t>
+      </w:r>
+    </w:p>
+    <w:p>
+      <w:pPr>
+        <w:pStyle w:val="8"/>
+      </w:pPr>
+      <w:r>
+        <w:t xml:space="preserve">        finally:</w:t>
+      </w:r>
+    </w:p>
+    <w:p>
+      <w:pPr>
+        <w:pStyle w:val="8"/>
+      </w:pPr>
+      <w:r>
+        <w:t xml:space="preserve">            self.client.disconnect()</w:t>
+      </w:r>
+    </w:p>
+    <w:p>
+      <w:pPr>
+        <w:pStyle w:val="8"/>
+      </w:pPr>
+    </w:p>
+    <w:p>
+      <w:pPr>
+        <w:spacing w:after="60"/>
+        <w:rPr>
+          <w:b/>
+          <w:bCs/>
+          <w:lang w:val="fr-FR"/>
+        </w:rPr>
+      </w:pPr>
+      <w:r>
+        <w:drawing>
+          <wp:inline distT="0" distB="0" distL="114300" distR="114300">
+            <wp:extent cx="5270500" cy="340360"/>
+            <wp:effectExtent l="0" t="0" r="2540" b="10160"/>
+            <wp:docPr id="16" name="Image 16"/>
+            <wp:cNvGraphicFramePr>
+              <a:graphicFrameLocks xmlns:a="http://schemas.openxmlformats.org/drawingml/2006/main" noChangeAspect="1"/>
+            </wp:cNvGraphicFramePr>
+            <a:graphic xmlns:a="http://schemas.openxmlformats.org/drawingml/2006/main">
+              <a:graphicData uri="http://schemas.openxmlformats.org/drawingml/2006/picture">
+                <pic:pic xmlns:pic="http://schemas.openxmlformats.org/drawingml/2006/picture">
+                  <pic:nvPicPr>
+                    <pic:cNvPr id="16" name="Image 16"/>
+                    <pic:cNvPicPr>
+                      <a:picLocks noChangeAspect="1"/>
+                    </pic:cNvPicPr>
+                  </pic:nvPicPr>
+                  <pic:blipFill>
+                    <a:blip r:embed="rId15"/>
+                    <a:stretch>
+                      <a:fillRect/>
+                    </a:stretch>
+                  </pic:blipFill>
+                  <pic:spPr>
+                    <a:xfrm>
+                      <a:off x="0" y="0"/>
+                      <a:ext cx="5270500" cy="340360"/>
+                    </a:xfrm>
+                    <a:prstGeom prst="rect">
+                      <a:avLst/>
+                    </a:prstGeom>
+                    <a:noFill/>
+                    <a:ln>
+                      <a:noFill/>
+                    </a:ln>
+                  </pic:spPr>
+                </pic:pic>
+              </a:graphicData>
+            </a:graphic>
+          </wp:inline>
+        </w:drawing>
+      </w:r>
+    </w:p>
+    <w:p>
+      <w:pPr>
+        <w:spacing w:after="60"/>
+        <w:rPr>
+          <w:lang w:val="fr-FR"/>
+        </w:rPr>
+      </w:pPr>
+      <w:r>
+        <w:rPr>
+          <w:b/>
+          <w:bCs/>
+          <w:lang w:val="fr-FR"/>
+        </w:rPr>
+        <w:t>b)</w:t>
+      </w:r>
+      <w:r>
+        <w:rPr>
+          <w:lang w:val="fr-FR"/>
+        </w:rPr>
+        <w:t xml:space="preserve"> Pourquoi utiliser QoS 1 pour les commandes des actionneurs ?</w:t>
+      </w:r>
+    </w:p>
+    <w:p>
+      <w:pPr>
+        <w:spacing w:after="60"/>
+        <w:rPr>
+          <w:rFonts w:hint="default"/>
+          <w:lang w:val="fr-FR"/>
+        </w:rPr>
+      </w:pPr>
+      <w:r>
+        <w:rPr>
+          <w:rFonts w:hint="default"/>
+          <w:lang w:val="fr-FR"/>
+        </w:rPr>
+        <w:t>- QoS 1 garantit que la commande arrive au moins une fois avec accusé de réception.</w:t>
+      </w:r>
+    </w:p>
+    <w:p>
+      <w:pPr>
+        <w:spacing w:after="60"/>
+        <w:rPr>
+          <w:lang w:val="fr-FR"/>
+        </w:rPr>
+      </w:pPr>
+      <w:r>
+        <w:rPr>
+          <w:rFonts w:hint="default"/>
+          <w:lang w:val="fr-FR"/>
+        </w:rPr>
+        <w:t>- C'est critique : commander l'irrigation doit être sûr, contrairement aux simples mesures de capteurs.</w:t>
+      </w:r>
+    </w:p>
+    <w:p>
+      <w:pPr>
+        <w:spacing w:after="60"/>
+        <w:rPr>
+          <w:lang w:val="fr-FR"/>
+        </w:rPr>
+      </w:pPr>
+      <w:r>
+        <w:rPr>
+          <w:b/>
+          <w:bCs/>
+          <w:lang w:val="fr-FR"/>
+        </w:rPr>
+        <w:t>c)</w:t>
+      </w:r>
+      <w:r>
+        <w:rPr>
+          <w:lang w:val="fr-FR"/>
+        </w:rPr>
+        <w:t xml:space="preserve"> Quel est l'intérêt du message Retained pour l'état d'un actionneur ?</w:t>
+      </w:r>
+    </w:p>
+    <w:p>
+      <w:pPr>
+        <w:spacing w:after="60"/>
+        <w:rPr>
+          <w:rFonts w:hint="default"/>
+          <w:lang w:val="fr-FR"/>
+        </w:rPr>
+      </w:pPr>
+      <w:r>
+        <w:rPr>
+          <w:rFonts w:hint="default"/>
+          <w:lang w:val="fr-FR"/>
+        </w:rPr>
+        <w:t>- Un message retained persiste sur le broker et est automatiquement envoyé aux nouveaux abonnés.</w:t>
+      </w:r>
+    </w:p>
+    <w:p>
+      <w:pPr>
+        <w:spacing w:after="60"/>
+        <w:rPr>
+          <w:lang w:val="fr-FR"/>
+        </w:rPr>
+      </w:pPr>
+      <w:r>
+        <w:rPr>
+          <w:rFonts w:hint="default"/>
+          <w:lang w:val="fr-FR"/>
+        </w:rPr>
+        <w:t>- Ainsi, un client qui se connecte tard connaît immédiatement l'état actuel (irrigateur on/off) sans attendre la prochaine mise à jour.</w:t>
+      </w:r>
+    </w:p>
+    <w:p>
+      <w:pPr>
+        <w:spacing w:after="360"/>
+        <w:rPr>
+          <w:lang w:val="fr-FR"/>
+        </w:rPr>
+      </w:pPr>
+      <w:r>
+        <w:rPr>
+          <w:b/>
+          <w:bCs/>
+          <w:lang w:val="fr-FR"/>
+        </w:rPr>
+        <w:t>d)</w:t>
+      </w:r>
+      <w:r>
+        <w:rPr>
+          <w:lang w:val="fr-FR"/>
+        </w:rPr>
+        <w:t xml:space="preserve"> Pourquoi avoir 2 topics par actionneur (cmd et state) ?</w:t>
+      </w:r>
+    </w:p>
+    <w:p>
+      <w:pPr>
+        <w:spacing w:after="360"/>
+        <w:rPr>
+          <w:rFonts w:hint="default"/>
+          <w:lang w:val="fr-FR"/>
+        </w:rPr>
+      </w:pPr>
+      <w:r>
+        <w:rPr>
+          <w:rFonts w:hint="default"/>
+          <w:lang w:val="fr-FR"/>
+        </w:rPr>
+        <w:t>- Séparation des flux : cmd reçoit les ordres à exécuter, state publie le résultat réel.</w:t>
+      </w:r>
+    </w:p>
+    <w:p>
+      <w:pPr>
+        <w:spacing w:after="360"/>
+        <w:rPr>
+          <w:lang w:val="fr-FR"/>
+        </w:rPr>
+      </w:pPr>
+      <w:r>
+        <w:rPr>
+          <w:rFonts w:hint="default"/>
+          <w:lang w:val="fr-FR"/>
+        </w:rPr>
+        <w:t>- Cela évite les boucles, permet de vérifier que la commande a réussi, et laisse tracer toute divergence (ordre ignoré, défaillance)</w:t>
+      </w:r>
+    </w:p>
+    <w:tbl>
+      <w:tblPr>
+        <w:tblStyle w:val="7"/>
+        <w:tblW w:w="9360" w:type="dxa"/>
+        <w:tblInd w:w="0" w:type="dxa"/>
+        <w:tblBorders>
+          <w:top w:val="single" w:color="FF6B35" w:sz="2" w:space="0"/>
+          <w:left w:val="single" w:color="FF6B35" w:sz="2" w:space="0"/>
+          <w:bottom w:val="single" w:color="FF6B35" w:sz="2" w:space="0"/>
+          <w:right w:val="single" w:color="FF6B35" w:sz="2" w:space="0"/>
+          <w:insideH w:val="single" w:color="auto" w:sz="4" w:space="0"/>
+          <w:insideV w:val="single" w:color="auto" w:sz="4" w:space="0"/>
+        </w:tblBorders>
+        <w:tblLayout w:type="autofit"/>
+        <w:tblCellMar>
+          <w:top w:w="0" w:type="dxa"/>
+          <w:left w:w="10" w:type="dxa"/>
+          <w:bottom w:w="0" w:type="dxa"/>
+          <w:right w:w="10" w:type="dxa"/>
+        </w:tblCellMar>
+      </w:tblPr>
+      <w:tblGrid>
+        <w:gridCol w:w="9360"/>
+      </w:tblGrid>
+      <w:tr>
+        <w:tblPrEx>
+          <w:tblBorders>
+            <w:top w:val="single" w:color="FF6B35" w:sz="2" w:space="0"/>
+            <w:left w:val="single" w:color="FF6B35" w:sz="2" w:space="0"/>
+            <w:bottom w:val="single" w:color="FF6B35" w:sz="2" w:space="0"/>
+            <w:right w:val="single" w:color="FF6B35" w:sz="2" w:space="0"/>
+            <w:insideH w:val="single" w:color="auto" w:sz="4" w:space="0"/>
+            <w:insideV w:val="single" w:color="auto" w:sz="4" w:space="0"/>
+          </w:tblBorders>
+          <w:tblCellMar>
+            <w:top w:w="0" w:type="dxa"/>
+            <w:left w:w="10" w:type="dxa"/>
+            <w:bottom w:w="0" w:type="dxa"/>
+            <w:right w:w="10" w:type="dxa"/>
+          </w:tblCellMar>
+        </w:tblPrEx>
+        <w:tc>
+          <w:tcPr>
+            <w:tcW w:w="9360" w:type="dxa"/>
+            <w:shd w:val="clear" w:color="auto" w:fill="F8F9FA"/>
+            <w:tcMar>
+              <w:top w:w="150" w:type="dxa"/>
+              <w:left w:w="200" w:type="dxa"/>
+              <w:bottom w:w="150" w:type="dxa"/>
+              <w:right w:w="200" w:type="dxa"/>
+            </w:tcMar>
+          </w:tcPr>
+          <w:p>
+            <w:pPr>
+              <w:spacing w:after="100"/>
+              <w:rPr>
+                <w:lang w:val="fr-FR"/>
+              </w:rPr>
+            </w:pPr>
+            <w:r>
+              <w:rPr>
+                <w:b/>
+                <w:bCs/>
+                <w:color w:val="FF6B35"/>
+              </w:rPr>
+              <w:t>💡</w:t>
+            </w:r>
+            <w:r>
+              <w:rPr>
+                <w:b/>
+                <w:bCs/>
+                <w:color w:val="FF6B35"/>
+                <w:lang w:val="fr-FR"/>
+              </w:rPr>
+              <w:t xml:space="preserve"> BONNES PRATIQUES</w:t>
+            </w:r>
+          </w:p>
+          <w:p>
+            <w:pPr>
+              <w:rPr>
+                <w:lang w:val="fr-FR"/>
+              </w:rPr>
+            </w:pPr>
+            <w:r>
+              <w:rPr>
+                <w:lang w:val="fr-FR"/>
+              </w:rPr>
+              <w:t>QoS 1 garantit qu'une commande critique (ON/OFF) sera livrée au moins une fois. Retained permet aux nouveaux subscribers de connaître immédiatement l'état actuel.</w:t>
+            </w:r>
+          </w:p>
+        </w:tc>
+      </w:tr>
+    </w:tbl>
+    <w:p>
+      <w:pPr>
+        <w:rPr>
+          <w:lang w:val="fr-FR"/>
+        </w:rPr>
+      </w:pPr>
+    </w:p>
+    <w:p>
+      <w:pPr>
+        <w:pStyle w:val="3"/>
+        <w:rPr>
+          <w:lang w:val="fr-FR"/>
+        </w:rPr>
+      </w:pPr>
+      <w:bookmarkStart w:id="17" w:name="_Toc223296410"/>
+      <w:bookmarkStart w:id="18" w:name="_Toc223339942"/>
+      <w:r>
+        <w:rPr>
+          <w:lang w:val="fr-FR"/>
+        </w:rPr>
+        <w:t>Question 7 : Actionneur irrigation</w:t>
+      </w:r>
+      <w:bookmarkEnd w:id="17"/>
+      <w:bookmarkEnd w:id="18"/>
+    </w:p>
+    <w:p>
+      <w:pPr>
+        <w:spacing w:after="80"/>
+        <w:rPr>
+          <w:lang w:val="fr-FR"/>
+        </w:rPr>
+      </w:pPr>
+      <w:r>
+        <w:rPr>
+          <w:lang w:val="fr-FR"/>
+        </w:rPr>
+        <w:t>Objectif : Implémenter l'actionneur d'irrigation avec simulation visuelle.</w:t>
+      </w:r>
+    </w:p>
+    <w:p>
+      <w:pPr>
+        <w:spacing w:after="120"/>
+        <w:rPr>
+          <w:lang w:val="fr-FR"/>
+        </w:rPr>
+      </w:pPr>
+      <w:r>
+        <w:rPr>
+          <w:b/>
+          <w:bCs/>
+          <w:lang w:val="fr-FR"/>
+        </w:rPr>
+        <w:t>a)</w:t>
+      </w:r>
+      <w:r>
+        <w:rPr>
+          <w:lang w:val="fr-FR"/>
+        </w:rPr>
+        <w:t xml:space="preserve"> Créez le fichier greenhouse/actuators/irrigation.py avec le code suivant :</w:t>
+      </w:r>
+    </w:p>
+    <w:p>
+      <w:pPr>
+        <w:rPr>
+          <w:rFonts w:ascii="Courier New" w:hAnsi="Courier New" w:eastAsia="Courier New" w:cs="Courier New"/>
+          <w:sz w:val="18"/>
+          <w:szCs w:val="18"/>
+          <w:lang w:val="fr-FR"/>
+        </w:rPr>
+      </w:pPr>
+      <w:r>
+        <w:rPr>
+          <w:rFonts w:ascii="Courier New" w:hAnsi="Courier New" w:eastAsia="Courier New" w:cs="Courier New"/>
+          <w:sz w:val="18"/>
+          <w:szCs w:val="18"/>
+          <w:lang w:val="fr-FR"/>
+        </w:rPr>
+        <w:t># greenhouse/actuators/irrigation.py</w:t>
+      </w:r>
+    </w:p>
+    <w:p>
+      <w:pPr>
+        <w:rPr>
+          <w:rFonts w:ascii="Courier New" w:hAnsi="Courier New" w:eastAsia="Courier New" w:cs="Courier New"/>
+          <w:sz w:val="18"/>
+          <w:szCs w:val="18"/>
+          <w:lang w:val="fr-FR"/>
+        </w:rPr>
+      </w:pPr>
+    </w:p>
+    <w:p>
+      <w:pPr>
+        <w:rPr>
+          <w:rFonts w:ascii="Courier New" w:hAnsi="Courier New" w:eastAsia="Courier New" w:cs="Courier New"/>
+          <w:sz w:val="18"/>
+          <w:szCs w:val="18"/>
+          <w:lang w:val="fr-FR"/>
+        </w:rPr>
+      </w:pPr>
+      <w:r>
+        <w:rPr>
+          <w:rFonts w:ascii="Courier New" w:hAnsi="Courier New" w:eastAsia="Courier New" w:cs="Courier New"/>
+          <w:sz w:val="18"/>
+          <w:szCs w:val="18"/>
+          <w:lang w:val="fr-FR"/>
+        </w:rPr>
+        <w:t>"""</w:t>
+      </w:r>
+    </w:p>
+    <w:p>
+      <w:pPr>
+        <w:rPr>
+          <w:rFonts w:ascii="Courier New" w:hAnsi="Courier New" w:eastAsia="Courier New" w:cs="Courier New"/>
+          <w:sz w:val="18"/>
+          <w:szCs w:val="18"/>
+          <w:lang w:val="fr-FR"/>
+        </w:rPr>
+      </w:pPr>
+      <w:r>
+        <w:rPr>
+          <w:rFonts w:ascii="Courier New" w:hAnsi="Courier New" w:eastAsia="Courier New" w:cs="Courier New"/>
+          <w:sz w:val="18"/>
+          <w:szCs w:val="18"/>
+          <w:lang w:val="fr-FR"/>
+        </w:rPr>
+        <w:t>Actionneur Irrigation - Serre Intelligente</w:t>
+      </w:r>
+    </w:p>
+    <w:p>
+      <w:pPr>
+        <w:rPr>
+          <w:rFonts w:ascii="Courier New" w:hAnsi="Courier New" w:eastAsia="Courier New" w:cs="Courier New"/>
+          <w:sz w:val="18"/>
+          <w:szCs w:val="18"/>
+          <w:lang w:val="fr-FR"/>
+        </w:rPr>
+      </w:pPr>
+    </w:p>
+    <w:p>
+      <w:pPr>
+        <w:rPr>
+          <w:rFonts w:ascii="Courier New" w:hAnsi="Courier New" w:eastAsia="Courier New" w:cs="Courier New"/>
+          <w:sz w:val="18"/>
+          <w:szCs w:val="18"/>
+          <w:lang w:val="fr-FR"/>
+        </w:rPr>
+      </w:pPr>
+      <w:r>
+        <w:rPr>
+          <w:rFonts w:ascii="Courier New" w:hAnsi="Courier New" w:eastAsia="Courier New" w:cs="Courier New"/>
+          <w:sz w:val="18"/>
+          <w:szCs w:val="18"/>
+          <w:lang w:val="fr-FR"/>
+        </w:rPr>
+        <w:t>Objectif :</w:t>
+      </w:r>
+    </w:p>
+    <w:p>
+      <w:pPr>
+        <w:rPr>
+          <w:rFonts w:ascii="Courier New" w:hAnsi="Courier New" w:eastAsia="Courier New" w:cs="Courier New"/>
+          <w:sz w:val="18"/>
+          <w:szCs w:val="18"/>
+          <w:lang w:val="fr-FR"/>
+        </w:rPr>
+      </w:pPr>
+      <w:r>
+        <w:rPr>
+          <w:rFonts w:ascii="Courier New" w:hAnsi="Courier New" w:eastAsia="Courier New" w:cs="Courier New"/>
+          <w:sz w:val="18"/>
+          <w:szCs w:val="18"/>
+          <w:lang w:val="fr-FR"/>
+        </w:rPr>
+        <w:t>- Recevoir commandes MQTT (ON / OFF)</w:t>
+      </w:r>
+    </w:p>
+    <w:p>
+      <w:pPr>
+        <w:rPr>
+          <w:rFonts w:ascii="Courier New" w:hAnsi="Courier New" w:eastAsia="Courier New" w:cs="Courier New"/>
+          <w:sz w:val="18"/>
+          <w:szCs w:val="18"/>
+          <w:lang w:val="fr-FR"/>
+        </w:rPr>
+      </w:pPr>
+      <w:r>
+        <w:rPr>
+          <w:rFonts w:ascii="Courier New" w:hAnsi="Courier New" w:eastAsia="Courier New" w:cs="Courier New"/>
+          <w:sz w:val="18"/>
+          <w:szCs w:val="18"/>
+          <w:lang w:val="fr-FR"/>
+        </w:rPr>
+        <w:t>- Simuler l'irrigation</w:t>
+      </w:r>
+    </w:p>
+    <w:p>
+      <w:pPr>
+        <w:rPr>
+          <w:rFonts w:ascii="Courier New" w:hAnsi="Courier New" w:eastAsia="Courier New" w:cs="Courier New"/>
+          <w:sz w:val="18"/>
+          <w:szCs w:val="18"/>
+          <w:lang w:val="fr-FR"/>
+        </w:rPr>
+      </w:pPr>
+      <w:r>
+        <w:rPr>
+          <w:rFonts w:ascii="Courier New" w:hAnsi="Courier New" w:eastAsia="Courier New" w:cs="Courier New"/>
+          <w:sz w:val="18"/>
+          <w:szCs w:val="18"/>
+          <w:lang w:val="fr-FR"/>
+        </w:rPr>
+        <w:t>- Publier son état (retained)</w:t>
+      </w:r>
+    </w:p>
+    <w:p>
+      <w:pPr>
+        <w:rPr>
+          <w:rFonts w:ascii="Courier New" w:hAnsi="Courier New" w:eastAsia="Courier New" w:cs="Courier New"/>
+          <w:sz w:val="18"/>
+          <w:szCs w:val="18"/>
+          <w:lang w:val="fr-FR"/>
+        </w:rPr>
+      </w:pPr>
+      <w:r>
+        <w:rPr>
+          <w:rFonts w:ascii="Courier New" w:hAnsi="Courier New" w:eastAsia="Courier New" w:cs="Courier New"/>
+          <w:sz w:val="18"/>
+          <w:szCs w:val="18"/>
+          <w:lang w:val="fr-FR"/>
+        </w:rPr>
+        <w:t>- Utiliser QoS critique pour les commandes importantes</w:t>
+      </w:r>
+    </w:p>
+    <w:p>
+      <w:pPr>
+        <w:rPr>
+          <w:rFonts w:ascii="Courier New" w:hAnsi="Courier New" w:eastAsia="Courier New" w:cs="Courier New"/>
+          <w:sz w:val="18"/>
+          <w:szCs w:val="18"/>
+          <w:lang w:val="fr-FR"/>
+        </w:rPr>
+      </w:pPr>
+      <w:r>
+        <w:rPr>
+          <w:rFonts w:ascii="Courier New" w:hAnsi="Courier New" w:eastAsia="Courier New" w:cs="Courier New"/>
+          <w:sz w:val="18"/>
+          <w:szCs w:val="18"/>
+          <w:lang w:val="fr-FR"/>
+        </w:rPr>
+        <w:t>"""</w:t>
+      </w:r>
+    </w:p>
+    <w:p>
+      <w:pPr>
+        <w:rPr>
+          <w:rFonts w:ascii="Courier New" w:hAnsi="Courier New" w:eastAsia="Courier New" w:cs="Courier New"/>
+          <w:sz w:val="18"/>
+          <w:szCs w:val="18"/>
+          <w:lang w:val="fr-FR"/>
+        </w:rPr>
+      </w:pPr>
+    </w:p>
+    <w:p>
+      <w:pPr>
+        <w:rPr>
+          <w:rFonts w:ascii="Courier New" w:hAnsi="Courier New" w:eastAsia="Courier New" w:cs="Courier New"/>
+          <w:sz w:val="18"/>
+          <w:szCs w:val="18"/>
+          <w:lang w:val="fr-FR"/>
+        </w:rPr>
+      </w:pPr>
+      <w:r>
+        <w:rPr>
+          <w:rFonts w:ascii="Courier New" w:hAnsi="Courier New" w:eastAsia="Courier New" w:cs="Courier New"/>
+          <w:sz w:val="18"/>
+          <w:szCs w:val="18"/>
+          <w:lang w:val="fr-FR"/>
+        </w:rPr>
+        <w:t># ==========================================================</w:t>
+      </w:r>
+    </w:p>
+    <w:p>
+      <w:pPr>
+        <w:rPr>
+          <w:rFonts w:ascii="Courier New" w:hAnsi="Courier New" w:eastAsia="Courier New" w:cs="Courier New"/>
+          <w:sz w:val="18"/>
+          <w:szCs w:val="18"/>
+          <w:lang w:val="fr-FR"/>
+        </w:rPr>
+      </w:pPr>
+      <w:r>
+        <w:rPr>
+          <w:rFonts w:ascii="Courier New" w:hAnsi="Courier New" w:eastAsia="Courier New" w:cs="Courier New"/>
+          <w:sz w:val="18"/>
+          <w:szCs w:val="18"/>
+          <w:lang w:val="fr-FR"/>
+        </w:rPr>
+        <w:t># PERMETTRE IMPORT DU DOSSIER PARENT (greenhouse/)</w:t>
+      </w:r>
+    </w:p>
+    <w:p>
+      <w:pPr>
+        <w:rPr>
+          <w:rFonts w:ascii="Courier New" w:hAnsi="Courier New" w:eastAsia="Courier New" w:cs="Courier New"/>
+          <w:sz w:val="18"/>
+          <w:szCs w:val="18"/>
+          <w:lang w:val="fr-FR"/>
+        </w:rPr>
+      </w:pPr>
+      <w:r>
+        <w:rPr>
+          <w:rFonts w:ascii="Courier New" w:hAnsi="Courier New" w:eastAsia="Courier New" w:cs="Courier New"/>
+          <w:sz w:val="18"/>
+          <w:szCs w:val="18"/>
+          <w:lang w:val="fr-FR"/>
+        </w:rPr>
+        <w:t># ==========================================================</w:t>
+      </w:r>
+    </w:p>
+    <w:p>
+      <w:pPr>
+        <w:rPr>
+          <w:rFonts w:ascii="Courier New" w:hAnsi="Courier New" w:eastAsia="Courier New" w:cs="Courier New"/>
+          <w:sz w:val="18"/>
+          <w:szCs w:val="18"/>
+          <w:lang w:val="fr-FR"/>
+        </w:rPr>
+      </w:pPr>
+    </w:p>
+    <w:p>
+      <w:pPr>
+        <w:rPr>
+          <w:rFonts w:ascii="Courier New" w:hAnsi="Courier New" w:eastAsia="Courier New" w:cs="Courier New"/>
+          <w:sz w:val="18"/>
+          <w:szCs w:val="18"/>
+          <w:lang w:val="fr-FR"/>
+        </w:rPr>
+      </w:pPr>
+      <w:r>
+        <w:rPr>
+          <w:rFonts w:ascii="Courier New" w:hAnsi="Courier New" w:eastAsia="Courier New" w:cs="Courier New"/>
+          <w:sz w:val="18"/>
+          <w:szCs w:val="18"/>
+          <w:lang w:val="fr-FR"/>
+        </w:rPr>
+        <w:t>import sys</w:t>
+      </w:r>
+    </w:p>
+    <w:p>
+      <w:pPr>
+        <w:rPr>
+          <w:rFonts w:ascii="Courier New" w:hAnsi="Courier New" w:eastAsia="Courier New" w:cs="Courier New"/>
+          <w:sz w:val="18"/>
+          <w:szCs w:val="18"/>
+          <w:lang w:val="fr-FR"/>
+        </w:rPr>
+      </w:pPr>
+      <w:r>
+        <w:rPr>
+          <w:rFonts w:ascii="Courier New" w:hAnsi="Courier New" w:eastAsia="Courier New" w:cs="Courier New"/>
+          <w:sz w:val="18"/>
+          <w:szCs w:val="18"/>
+          <w:lang w:val="fr-FR"/>
+        </w:rPr>
+        <w:t>sys.path.append('..')  # ajoute le dossier parent au PYTHONPATH</w:t>
+      </w:r>
+    </w:p>
+    <w:p>
+      <w:pPr>
+        <w:rPr>
+          <w:rFonts w:ascii="Courier New" w:hAnsi="Courier New" w:eastAsia="Courier New" w:cs="Courier New"/>
+          <w:sz w:val="18"/>
+          <w:szCs w:val="18"/>
+          <w:lang w:val="fr-FR"/>
+        </w:rPr>
+      </w:pPr>
+    </w:p>
+    <w:p>
+      <w:pPr>
+        <w:rPr>
+          <w:rFonts w:ascii="Courier New" w:hAnsi="Courier New" w:eastAsia="Courier New" w:cs="Courier New"/>
+          <w:sz w:val="18"/>
+          <w:szCs w:val="18"/>
+        </w:rPr>
+      </w:pPr>
+      <w:r>
+        <w:rPr>
+          <w:rFonts w:ascii="Courier New" w:hAnsi="Courier New" w:eastAsia="Courier New" w:cs="Courier New"/>
+          <w:sz w:val="18"/>
+          <w:szCs w:val="18"/>
+        </w:rPr>
+        <w:t># ==========================================================</w:t>
+      </w:r>
+    </w:p>
+    <w:p>
+      <w:pPr>
+        <w:rPr>
+          <w:rFonts w:ascii="Courier New" w:hAnsi="Courier New" w:eastAsia="Courier New" w:cs="Courier New"/>
+          <w:sz w:val="18"/>
+          <w:szCs w:val="18"/>
+        </w:rPr>
+      </w:pPr>
+      <w:r>
+        <w:rPr>
+          <w:rFonts w:ascii="Courier New" w:hAnsi="Courier New" w:eastAsia="Courier New" w:cs="Courier New"/>
+          <w:sz w:val="18"/>
+          <w:szCs w:val="18"/>
+        </w:rPr>
+        <w:t># IMPORTS</w:t>
+      </w:r>
+    </w:p>
+    <w:p>
+      <w:pPr>
+        <w:rPr>
+          <w:rFonts w:ascii="Courier New" w:hAnsi="Courier New" w:eastAsia="Courier New" w:cs="Courier New"/>
+          <w:sz w:val="18"/>
+          <w:szCs w:val="18"/>
+        </w:rPr>
+      </w:pPr>
+      <w:r>
+        <w:rPr>
+          <w:rFonts w:ascii="Courier New" w:hAnsi="Courier New" w:eastAsia="Courier New" w:cs="Courier New"/>
+          <w:sz w:val="18"/>
+          <w:szCs w:val="18"/>
+        </w:rPr>
+        <w:t># ==========================================================</w:t>
+      </w:r>
+    </w:p>
+    <w:p>
+      <w:pPr>
+        <w:rPr>
+          <w:rFonts w:ascii="Courier New" w:hAnsi="Courier New" w:eastAsia="Courier New" w:cs="Courier New"/>
+          <w:sz w:val="18"/>
+          <w:szCs w:val="18"/>
+        </w:rPr>
+      </w:pPr>
+    </w:p>
+    <w:p>
+      <w:pPr>
+        <w:rPr>
+          <w:rFonts w:ascii="Courier New" w:hAnsi="Courier New" w:eastAsia="Courier New" w:cs="Courier New"/>
+          <w:sz w:val="18"/>
+          <w:szCs w:val="18"/>
+        </w:rPr>
+      </w:pPr>
+      <w:r>
+        <w:rPr>
+          <w:rFonts w:ascii="Courier New" w:hAnsi="Courier New" w:eastAsia="Courier New" w:cs="Courier New"/>
+          <w:sz w:val="18"/>
+          <w:szCs w:val="18"/>
+        </w:rPr>
+        <w:t>import time</w:t>
+      </w:r>
+    </w:p>
+    <w:p>
+      <w:pPr>
+        <w:rPr>
+          <w:rFonts w:ascii="Courier New" w:hAnsi="Courier New" w:eastAsia="Courier New" w:cs="Courier New"/>
+          <w:sz w:val="18"/>
+          <w:szCs w:val="18"/>
+        </w:rPr>
+      </w:pPr>
+      <w:r>
+        <w:rPr>
+          <w:rFonts w:ascii="Courier New" w:hAnsi="Courier New" w:eastAsia="Courier New" w:cs="Courier New"/>
+          <w:sz w:val="18"/>
+          <w:szCs w:val="18"/>
+        </w:rPr>
+        <w:t>import paho.mqtt.client as mqtt</w:t>
+      </w:r>
+    </w:p>
+    <w:p>
+      <w:pPr>
+        <w:rPr>
+          <w:rFonts w:ascii="Courier New" w:hAnsi="Courier New" w:eastAsia="Courier New" w:cs="Courier New"/>
+          <w:sz w:val="18"/>
+          <w:szCs w:val="18"/>
+        </w:rPr>
+      </w:pPr>
+    </w:p>
+    <w:p>
+      <w:pPr>
+        <w:rPr>
+          <w:rFonts w:ascii="Courier New" w:hAnsi="Courier New" w:eastAsia="Courier New" w:cs="Courier New"/>
+          <w:sz w:val="18"/>
+          <w:szCs w:val="18"/>
+        </w:rPr>
+      </w:pPr>
+      <w:r>
+        <w:rPr>
+          <w:rFonts w:ascii="Courier New" w:hAnsi="Courier New" w:eastAsia="Courier New" w:cs="Courier New"/>
+          <w:sz w:val="18"/>
+          <w:szCs w:val="18"/>
+        </w:rPr>
+        <w:t>from config import (</w:t>
+      </w:r>
+    </w:p>
+    <w:p>
+      <w:pPr>
+        <w:rPr>
+          <w:rFonts w:ascii="Courier New" w:hAnsi="Courier New" w:eastAsia="Courier New" w:cs="Courier New"/>
+          <w:sz w:val="18"/>
+          <w:szCs w:val="18"/>
+        </w:rPr>
+      </w:pPr>
+      <w:r>
+        <w:rPr>
+          <w:rFonts w:ascii="Courier New" w:hAnsi="Courier New" w:eastAsia="Courier New" w:cs="Courier New"/>
+          <w:sz w:val="18"/>
+          <w:szCs w:val="18"/>
+        </w:rPr>
+        <w:t xml:space="preserve">    BROKER_HOST,</w:t>
+      </w:r>
+    </w:p>
+    <w:p>
+      <w:pPr>
+        <w:rPr>
+          <w:rFonts w:ascii="Courier New" w:hAnsi="Courier New" w:eastAsia="Courier New" w:cs="Courier New"/>
+          <w:sz w:val="18"/>
+          <w:szCs w:val="18"/>
+        </w:rPr>
+      </w:pPr>
+      <w:r>
+        <w:rPr>
+          <w:rFonts w:ascii="Courier New" w:hAnsi="Courier New" w:eastAsia="Courier New" w:cs="Courier New"/>
+          <w:sz w:val="18"/>
+          <w:szCs w:val="18"/>
+        </w:rPr>
+        <w:t xml:space="preserve">    BROKER_PORT,</w:t>
+      </w:r>
+    </w:p>
+    <w:p>
+      <w:pPr>
+        <w:rPr>
+          <w:rFonts w:ascii="Courier New" w:hAnsi="Courier New" w:eastAsia="Courier New" w:cs="Courier New"/>
+          <w:sz w:val="18"/>
+          <w:szCs w:val="18"/>
+        </w:rPr>
+      </w:pPr>
+      <w:r>
+        <w:rPr>
+          <w:rFonts w:ascii="Courier New" w:hAnsi="Courier New" w:eastAsia="Courier New" w:cs="Courier New"/>
+          <w:sz w:val="18"/>
+          <w:szCs w:val="18"/>
+        </w:rPr>
+        <w:t xml:space="preserve">    BROKER_KEEPALIVE,</w:t>
+      </w:r>
+    </w:p>
+    <w:p>
+      <w:pPr>
+        <w:rPr>
+          <w:rFonts w:ascii="Courier New" w:hAnsi="Courier New" w:eastAsia="Courier New" w:cs="Courier New"/>
+          <w:sz w:val="18"/>
+          <w:szCs w:val="18"/>
+        </w:rPr>
+      </w:pPr>
+      <w:r>
+        <w:rPr>
+          <w:rFonts w:ascii="Courier New" w:hAnsi="Courier New" w:eastAsia="Courier New" w:cs="Courier New"/>
+          <w:sz w:val="18"/>
+          <w:szCs w:val="18"/>
+        </w:rPr>
+        <w:t xml:space="preserve">    QOS_CRITICAL,</w:t>
+      </w:r>
+    </w:p>
+    <w:p>
+      <w:pPr>
+        <w:rPr>
+          <w:rFonts w:ascii="Courier New" w:hAnsi="Courier New" w:eastAsia="Courier New" w:cs="Courier New"/>
+          <w:sz w:val="18"/>
+          <w:szCs w:val="18"/>
+        </w:rPr>
+      </w:pPr>
+      <w:r>
+        <w:rPr>
+          <w:rFonts w:ascii="Courier New" w:hAnsi="Courier New" w:eastAsia="Courier New" w:cs="Courier New"/>
+          <w:sz w:val="18"/>
+          <w:szCs w:val="18"/>
+        </w:rPr>
+        <w:t xml:space="preserve">    RETAIN_STATE,</w:t>
+      </w:r>
+    </w:p>
+    <w:p>
+      <w:pPr>
+        <w:rPr>
+          <w:rFonts w:ascii="Courier New" w:hAnsi="Courier New" w:eastAsia="Courier New" w:cs="Courier New"/>
+          <w:sz w:val="18"/>
+          <w:szCs w:val="18"/>
+        </w:rPr>
+      </w:pPr>
+      <w:r>
+        <w:rPr>
+          <w:rFonts w:ascii="Courier New" w:hAnsi="Courier New" w:eastAsia="Courier New" w:cs="Courier New"/>
+          <w:sz w:val="18"/>
+          <w:szCs w:val="18"/>
+        </w:rPr>
+        <w:t xml:space="preserve">    TOPICS</w:t>
+      </w:r>
+    </w:p>
+    <w:p>
+      <w:pPr>
+        <w:rPr>
+          <w:rFonts w:ascii="Courier New" w:hAnsi="Courier New" w:eastAsia="Courier New" w:cs="Courier New"/>
+          <w:sz w:val="18"/>
+          <w:szCs w:val="18"/>
+        </w:rPr>
+      </w:pPr>
+      <w:r>
+        <w:rPr>
+          <w:rFonts w:ascii="Courier New" w:hAnsi="Courier New" w:eastAsia="Courier New" w:cs="Courier New"/>
+          <w:sz w:val="18"/>
+          <w:szCs w:val="18"/>
+        </w:rPr>
+        <w:t>)</w:t>
+      </w:r>
+    </w:p>
+    <w:p>
+      <w:pPr>
+        <w:rPr>
+          <w:rFonts w:ascii="Courier New" w:hAnsi="Courier New" w:eastAsia="Courier New" w:cs="Courier New"/>
+          <w:sz w:val="18"/>
+          <w:szCs w:val="18"/>
+        </w:rPr>
+      </w:pPr>
+    </w:p>
+    <w:p>
+      <w:pPr>
+        <w:rPr>
+          <w:rFonts w:ascii="Courier New" w:hAnsi="Courier New" w:eastAsia="Courier New" w:cs="Courier New"/>
+          <w:sz w:val="18"/>
+          <w:szCs w:val="18"/>
+          <w:lang w:val="fr-FR"/>
+        </w:rPr>
+      </w:pPr>
+      <w:r>
+        <w:rPr>
+          <w:rFonts w:ascii="Courier New" w:hAnsi="Courier New" w:eastAsia="Courier New" w:cs="Courier New"/>
+          <w:sz w:val="18"/>
+          <w:szCs w:val="18"/>
+          <w:lang w:val="fr-FR"/>
+        </w:rPr>
+        <w:t># ==========================================================</w:t>
+      </w:r>
+    </w:p>
+    <w:p>
+      <w:pPr>
+        <w:rPr>
+          <w:rFonts w:ascii="Courier New" w:hAnsi="Courier New" w:eastAsia="Courier New" w:cs="Courier New"/>
+          <w:sz w:val="18"/>
+          <w:szCs w:val="18"/>
+          <w:lang w:val="fr-FR"/>
+        </w:rPr>
+      </w:pPr>
+      <w:r>
+        <w:rPr>
+          <w:rFonts w:ascii="Courier New" w:hAnsi="Courier New" w:eastAsia="Courier New" w:cs="Courier New"/>
+          <w:sz w:val="18"/>
+          <w:szCs w:val="18"/>
+          <w:lang w:val="fr-FR"/>
+        </w:rPr>
+        <w:t># ÉTAT INTERNE</w:t>
+      </w:r>
+    </w:p>
+    <w:p>
+      <w:pPr>
+        <w:rPr>
+          <w:rFonts w:ascii="Courier New" w:hAnsi="Courier New" w:eastAsia="Courier New" w:cs="Courier New"/>
+          <w:sz w:val="18"/>
+          <w:szCs w:val="18"/>
+          <w:lang w:val="fr-FR"/>
+        </w:rPr>
+      </w:pPr>
+      <w:r>
+        <w:rPr>
+          <w:rFonts w:ascii="Courier New" w:hAnsi="Courier New" w:eastAsia="Courier New" w:cs="Courier New"/>
+          <w:sz w:val="18"/>
+          <w:szCs w:val="18"/>
+          <w:lang w:val="fr-FR"/>
+        </w:rPr>
+        <w:t># ==========================================================</w:t>
+      </w:r>
+    </w:p>
+    <w:p>
+      <w:pPr>
+        <w:rPr>
+          <w:rFonts w:ascii="Courier New" w:hAnsi="Courier New" w:eastAsia="Courier New" w:cs="Courier New"/>
+          <w:sz w:val="18"/>
+          <w:szCs w:val="18"/>
+          <w:lang w:val="fr-FR"/>
+        </w:rPr>
+      </w:pPr>
+    </w:p>
+    <w:p>
+      <w:pPr>
+        <w:rPr>
+          <w:rFonts w:ascii="Courier New" w:hAnsi="Courier New" w:eastAsia="Courier New" w:cs="Courier New"/>
+          <w:sz w:val="18"/>
+          <w:szCs w:val="18"/>
+          <w:lang w:val="fr-FR"/>
+        </w:rPr>
+      </w:pPr>
+      <w:r>
+        <w:rPr>
+          <w:rFonts w:ascii="Courier New" w:hAnsi="Courier New" w:eastAsia="Courier New" w:cs="Courier New"/>
+          <w:sz w:val="18"/>
+          <w:szCs w:val="18"/>
+          <w:lang w:val="fr-FR"/>
+        </w:rPr>
+        <w:t>irrigation_state = "OFF"  # État initial</w:t>
+      </w:r>
+    </w:p>
+    <w:p>
+      <w:pPr>
+        <w:rPr>
+          <w:rFonts w:ascii="Courier New" w:hAnsi="Courier New" w:eastAsia="Courier New" w:cs="Courier New"/>
+          <w:sz w:val="18"/>
+          <w:szCs w:val="18"/>
+          <w:lang w:val="fr-FR"/>
+        </w:rPr>
+      </w:pPr>
+    </w:p>
+    <w:p>
+      <w:pPr>
+        <w:rPr>
+          <w:rFonts w:ascii="Courier New" w:hAnsi="Courier New" w:eastAsia="Courier New" w:cs="Courier New"/>
+          <w:sz w:val="18"/>
+          <w:szCs w:val="18"/>
+          <w:lang w:val="fr-FR"/>
+        </w:rPr>
+      </w:pPr>
+    </w:p>
+    <w:p>
+      <w:pPr>
+        <w:rPr>
+          <w:rFonts w:ascii="Courier New" w:hAnsi="Courier New" w:eastAsia="Courier New" w:cs="Courier New"/>
+          <w:sz w:val="18"/>
+          <w:szCs w:val="18"/>
+          <w:lang w:val="fr-FR"/>
+        </w:rPr>
+      </w:pPr>
+      <w:r>
+        <w:rPr>
+          <w:rFonts w:ascii="Courier New" w:hAnsi="Courier New" w:eastAsia="Courier New" w:cs="Courier New"/>
+          <w:sz w:val="18"/>
+          <w:szCs w:val="18"/>
+          <w:lang w:val="fr-FR"/>
+        </w:rPr>
+        <w:t># ==========================================================</w:t>
+      </w:r>
+    </w:p>
+    <w:p>
+      <w:pPr>
+        <w:rPr>
+          <w:rFonts w:ascii="Courier New" w:hAnsi="Courier New" w:eastAsia="Courier New" w:cs="Courier New"/>
+          <w:sz w:val="18"/>
+          <w:szCs w:val="18"/>
+          <w:lang w:val="fr-FR"/>
+        </w:rPr>
+      </w:pPr>
+      <w:r>
+        <w:rPr>
+          <w:rFonts w:ascii="Courier New" w:hAnsi="Courier New" w:eastAsia="Courier New" w:cs="Courier New"/>
+          <w:sz w:val="18"/>
+          <w:szCs w:val="18"/>
+          <w:lang w:val="fr-FR"/>
+        </w:rPr>
+        <w:t># CALLBACK CONNEXION</w:t>
+      </w:r>
+    </w:p>
+    <w:p>
+      <w:pPr>
+        <w:rPr>
+          <w:rFonts w:ascii="Courier New" w:hAnsi="Courier New" w:eastAsia="Courier New" w:cs="Courier New"/>
+          <w:sz w:val="18"/>
+          <w:szCs w:val="18"/>
+          <w:lang w:val="fr-FR"/>
+        </w:rPr>
+      </w:pPr>
+      <w:r>
+        <w:rPr>
+          <w:rFonts w:ascii="Courier New" w:hAnsi="Courier New" w:eastAsia="Courier New" w:cs="Courier New"/>
+          <w:sz w:val="18"/>
+          <w:szCs w:val="18"/>
+          <w:lang w:val="fr-FR"/>
+        </w:rPr>
+        <w:t># ==========================================================</w:t>
+      </w:r>
+    </w:p>
+    <w:p>
+      <w:pPr>
+        <w:rPr>
+          <w:rFonts w:ascii="Courier New" w:hAnsi="Courier New" w:eastAsia="Courier New" w:cs="Courier New"/>
+          <w:sz w:val="18"/>
+          <w:szCs w:val="18"/>
+          <w:lang w:val="fr-FR"/>
+        </w:rPr>
+      </w:pPr>
+    </w:p>
+    <w:p>
+      <w:pPr>
+        <w:rPr>
+          <w:rFonts w:ascii="Courier New" w:hAnsi="Courier New" w:eastAsia="Courier New" w:cs="Courier New"/>
+          <w:sz w:val="18"/>
+          <w:szCs w:val="18"/>
+          <w:lang w:val="fr-FR"/>
+        </w:rPr>
+      </w:pPr>
+      <w:r>
+        <w:rPr>
+          <w:rFonts w:ascii="Courier New" w:hAnsi="Courier New" w:eastAsia="Courier New" w:cs="Courier New"/>
+          <w:sz w:val="18"/>
+          <w:szCs w:val="18"/>
+          <w:lang w:val="fr-FR"/>
+        </w:rPr>
+        <w:t>def on_connect(client, userdata, flags, rc):</w:t>
+      </w:r>
+    </w:p>
+    <w:p>
+      <w:pPr>
+        <w:rPr>
+          <w:rFonts w:ascii="Courier New" w:hAnsi="Courier New" w:eastAsia="Courier New" w:cs="Courier New"/>
+          <w:sz w:val="18"/>
+          <w:szCs w:val="18"/>
+          <w:lang w:val="fr-FR"/>
+        </w:rPr>
+      </w:pPr>
+      <w:r>
+        <w:rPr>
+          <w:rFonts w:ascii="Courier New" w:hAnsi="Courier New" w:eastAsia="Courier New" w:cs="Courier New"/>
+          <w:sz w:val="18"/>
+          <w:szCs w:val="18"/>
+          <w:lang w:val="fr-FR"/>
+        </w:rPr>
+        <w:t xml:space="preserve">    """</w:t>
+      </w:r>
+    </w:p>
+    <w:p>
+      <w:pPr>
+        <w:rPr>
+          <w:rFonts w:ascii="Courier New" w:hAnsi="Courier New" w:eastAsia="Courier New" w:cs="Courier New"/>
+          <w:sz w:val="18"/>
+          <w:szCs w:val="18"/>
+          <w:lang w:val="fr-FR"/>
+        </w:rPr>
+      </w:pPr>
+      <w:r>
+        <w:rPr>
+          <w:rFonts w:ascii="Courier New" w:hAnsi="Courier New" w:eastAsia="Courier New" w:cs="Courier New"/>
+          <w:sz w:val="18"/>
+          <w:szCs w:val="18"/>
+          <w:lang w:val="fr-FR"/>
+        </w:rPr>
+        <w:t xml:space="preserve">    Appelé lors de la connexion au broker MQTT.</w:t>
+      </w:r>
+    </w:p>
+    <w:p>
+      <w:pPr>
+        <w:rPr>
+          <w:rFonts w:ascii="Courier New" w:hAnsi="Courier New" w:eastAsia="Courier New" w:cs="Courier New"/>
+          <w:sz w:val="18"/>
+          <w:szCs w:val="18"/>
+          <w:lang w:val="fr-FR"/>
+        </w:rPr>
+      </w:pPr>
+      <w:r>
+        <w:rPr>
+          <w:rFonts w:ascii="Courier New" w:hAnsi="Courier New" w:eastAsia="Courier New" w:cs="Courier New"/>
+          <w:sz w:val="18"/>
+          <w:szCs w:val="18"/>
+          <w:lang w:val="fr-FR"/>
+        </w:rPr>
+        <w:t xml:space="preserve">    """</w:t>
+      </w:r>
+    </w:p>
+    <w:p>
+      <w:pPr>
+        <w:rPr>
+          <w:rFonts w:ascii="Courier New" w:hAnsi="Courier New" w:eastAsia="Courier New" w:cs="Courier New"/>
+          <w:sz w:val="18"/>
+          <w:szCs w:val="18"/>
+          <w:lang w:val="fr-FR"/>
+        </w:rPr>
+      </w:pPr>
+      <w:r>
+        <w:rPr>
+          <w:rFonts w:ascii="Courier New" w:hAnsi="Courier New" w:eastAsia="Courier New" w:cs="Courier New"/>
+          <w:sz w:val="18"/>
+          <w:szCs w:val="18"/>
+          <w:lang w:val="fr-FR"/>
+        </w:rPr>
+        <w:t xml:space="preserve">    if rc == 0:</w:t>
+      </w:r>
+    </w:p>
+    <w:p>
+      <w:pPr>
+        <w:rPr>
+          <w:rFonts w:ascii="Courier New" w:hAnsi="Courier New" w:eastAsia="Courier New" w:cs="Courier New"/>
+          <w:sz w:val="18"/>
+          <w:szCs w:val="18"/>
+          <w:lang w:val="fr-FR"/>
+        </w:rPr>
+      </w:pPr>
+      <w:r>
+        <w:rPr>
+          <w:rFonts w:ascii="Courier New" w:hAnsi="Courier New" w:eastAsia="Courier New" w:cs="Courier New"/>
+          <w:sz w:val="18"/>
+          <w:szCs w:val="18"/>
+          <w:lang w:val="fr-FR"/>
+        </w:rPr>
+        <w:t xml:space="preserve">        print("</w:t>
+      </w:r>
+      <w:r>
+        <w:rPr>
+          <w:rFonts w:ascii="Segoe UI Emoji" w:hAnsi="Segoe UI Emoji" w:eastAsia="Courier New" w:cs="Segoe UI Emoji"/>
+          <w:sz w:val="18"/>
+          <w:szCs w:val="18"/>
+          <w:lang w:val="fr-FR"/>
+        </w:rPr>
+        <w:t>✅</w:t>
+      </w:r>
+      <w:r>
+        <w:rPr>
+          <w:rFonts w:ascii="Courier New" w:hAnsi="Courier New" w:eastAsia="Courier New" w:cs="Courier New"/>
+          <w:sz w:val="18"/>
+          <w:szCs w:val="18"/>
+          <w:lang w:val="fr-FR"/>
+        </w:rPr>
+        <w:t xml:space="preserve"> Irrigation connectée au broker MQTT")</w:t>
+      </w:r>
+    </w:p>
+    <w:p>
+      <w:pPr>
+        <w:rPr>
+          <w:rFonts w:ascii="Courier New" w:hAnsi="Courier New" w:eastAsia="Courier New" w:cs="Courier New"/>
+          <w:sz w:val="18"/>
+          <w:szCs w:val="18"/>
+          <w:lang w:val="fr-FR"/>
+        </w:rPr>
+      </w:pPr>
+    </w:p>
+    <w:p>
+      <w:pPr>
+        <w:rPr>
+          <w:rFonts w:ascii="Courier New" w:hAnsi="Courier New" w:eastAsia="Courier New" w:cs="Courier New"/>
+          <w:sz w:val="18"/>
+          <w:szCs w:val="18"/>
+          <w:lang w:val="fr-FR"/>
+        </w:rPr>
+      </w:pPr>
+      <w:r>
+        <w:rPr>
+          <w:rFonts w:ascii="Courier New" w:hAnsi="Courier New" w:eastAsia="Courier New" w:cs="Courier New"/>
+          <w:sz w:val="18"/>
+          <w:szCs w:val="18"/>
+          <w:lang w:val="fr-FR"/>
+        </w:rPr>
+        <w:t xml:space="preserve">        # Abonnement au topic de commande</w:t>
+      </w:r>
+    </w:p>
+    <w:p>
+      <w:pPr>
+        <w:rPr>
+          <w:rFonts w:ascii="Courier New" w:hAnsi="Courier New" w:eastAsia="Courier New" w:cs="Courier New"/>
+          <w:sz w:val="18"/>
+          <w:szCs w:val="18"/>
+          <w:lang w:val="fr-FR"/>
+        </w:rPr>
+      </w:pPr>
+      <w:r>
+        <w:rPr>
+          <w:rFonts w:ascii="Courier New" w:hAnsi="Courier New" w:eastAsia="Courier New" w:cs="Courier New"/>
+          <w:sz w:val="18"/>
+          <w:szCs w:val="18"/>
+          <w:lang w:val="fr-FR"/>
+        </w:rPr>
+        <w:t xml:space="preserve">        client.subscribe(</w:t>
+      </w:r>
+    </w:p>
+    <w:p>
+      <w:pPr>
+        <w:rPr>
+          <w:rFonts w:ascii="Courier New" w:hAnsi="Courier New" w:eastAsia="Courier New" w:cs="Courier New"/>
+          <w:sz w:val="18"/>
+          <w:szCs w:val="18"/>
+          <w:lang w:val="fr-FR"/>
+        </w:rPr>
+      </w:pPr>
+      <w:r>
+        <w:rPr>
+          <w:rFonts w:ascii="Courier New" w:hAnsi="Courier New" w:eastAsia="Courier New" w:cs="Courier New"/>
+          <w:sz w:val="18"/>
+          <w:szCs w:val="18"/>
+          <w:lang w:val="fr-FR"/>
+        </w:rPr>
+        <w:t xml:space="preserve">            TOPICS["actuators"]["irrigation"]["cmd"],</w:t>
+      </w:r>
+    </w:p>
+    <w:p>
+      <w:pPr>
+        <w:rPr>
+          <w:rFonts w:ascii="Courier New" w:hAnsi="Courier New" w:eastAsia="Courier New" w:cs="Courier New"/>
+          <w:sz w:val="18"/>
+          <w:szCs w:val="18"/>
+          <w:lang w:val="fr-FR"/>
+        </w:rPr>
+      </w:pPr>
+      <w:r>
+        <w:rPr>
+          <w:rFonts w:ascii="Courier New" w:hAnsi="Courier New" w:eastAsia="Courier New" w:cs="Courier New"/>
+          <w:sz w:val="18"/>
+          <w:szCs w:val="18"/>
+          <w:lang w:val="fr-FR"/>
+        </w:rPr>
+        <w:t xml:space="preserve">            qos=QOS_CRITICAL</w:t>
+      </w:r>
+    </w:p>
+    <w:p>
+      <w:pPr>
+        <w:rPr>
+          <w:rFonts w:ascii="Courier New" w:hAnsi="Courier New" w:eastAsia="Courier New" w:cs="Courier New"/>
+          <w:sz w:val="18"/>
+          <w:szCs w:val="18"/>
+          <w:lang w:val="fr-FR"/>
+        </w:rPr>
+      </w:pPr>
+      <w:r>
+        <w:rPr>
+          <w:rFonts w:ascii="Courier New" w:hAnsi="Courier New" w:eastAsia="Courier New" w:cs="Courier New"/>
+          <w:sz w:val="18"/>
+          <w:szCs w:val="18"/>
+          <w:lang w:val="fr-FR"/>
+        </w:rPr>
+        <w:t xml:space="preserve">        )</w:t>
+      </w:r>
+    </w:p>
+    <w:p>
+      <w:pPr>
+        <w:rPr>
+          <w:rFonts w:ascii="Courier New" w:hAnsi="Courier New" w:eastAsia="Courier New" w:cs="Courier New"/>
+          <w:sz w:val="18"/>
+          <w:szCs w:val="18"/>
+          <w:lang w:val="fr-FR"/>
+        </w:rPr>
+      </w:pPr>
+    </w:p>
+    <w:p>
+      <w:pPr>
+        <w:rPr>
+          <w:rFonts w:ascii="Courier New" w:hAnsi="Courier New" w:eastAsia="Courier New" w:cs="Courier New"/>
+          <w:sz w:val="18"/>
+          <w:szCs w:val="18"/>
+          <w:lang w:val="fr-FR"/>
+        </w:rPr>
+      </w:pPr>
+      <w:r>
+        <w:rPr>
+          <w:rFonts w:ascii="Courier New" w:hAnsi="Courier New" w:eastAsia="Courier New" w:cs="Courier New"/>
+          <w:sz w:val="18"/>
+          <w:szCs w:val="18"/>
+          <w:lang w:val="fr-FR"/>
+        </w:rPr>
+        <w:t xml:space="preserve">        print("</w:t>
+      </w:r>
+      <w:r>
+        <w:rPr>
+          <w:rFonts w:ascii="Segoe UI Emoji" w:hAnsi="Segoe UI Emoji" w:eastAsia="Courier New" w:cs="Segoe UI Emoji"/>
+          <w:sz w:val="18"/>
+          <w:szCs w:val="18"/>
+        </w:rPr>
+        <w:t>📡</w:t>
+      </w:r>
+      <w:r>
+        <w:rPr>
+          <w:rFonts w:ascii="Courier New" w:hAnsi="Courier New" w:eastAsia="Courier New" w:cs="Courier New"/>
+          <w:sz w:val="18"/>
+          <w:szCs w:val="18"/>
+          <w:lang w:val="fr-FR"/>
+        </w:rPr>
+        <w:t xml:space="preserve"> Abonné au topic commande irrigation")</w:t>
+      </w:r>
+    </w:p>
+    <w:p>
+      <w:pPr>
+        <w:rPr>
+          <w:rFonts w:ascii="Courier New" w:hAnsi="Courier New" w:eastAsia="Courier New" w:cs="Courier New"/>
+          <w:sz w:val="18"/>
+          <w:szCs w:val="18"/>
+          <w:lang w:val="fr-FR"/>
+        </w:rPr>
+      </w:pPr>
+    </w:p>
+    <w:p>
+      <w:pPr>
+        <w:rPr>
+          <w:rFonts w:ascii="Courier New" w:hAnsi="Courier New" w:eastAsia="Courier New" w:cs="Courier New"/>
+          <w:sz w:val="18"/>
+          <w:szCs w:val="18"/>
+          <w:lang w:val="fr-FR"/>
+        </w:rPr>
+      </w:pPr>
+      <w:r>
+        <w:rPr>
+          <w:rFonts w:ascii="Courier New" w:hAnsi="Courier New" w:eastAsia="Courier New" w:cs="Courier New"/>
+          <w:sz w:val="18"/>
+          <w:szCs w:val="18"/>
+          <w:lang w:val="fr-FR"/>
+        </w:rPr>
+        <w:t xml:space="preserve">        # Publier l'état initial (important si retained activé)</w:t>
+      </w:r>
+    </w:p>
+    <w:p>
+      <w:pPr>
+        <w:rPr>
+          <w:rFonts w:ascii="Courier New" w:hAnsi="Courier New" w:eastAsia="Courier New" w:cs="Courier New"/>
+          <w:sz w:val="18"/>
+          <w:szCs w:val="18"/>
+          <w:lang w:val="fr-FR"/>
+        </w:rPr>
+      </w:pPr>
+      <w:r>
+        <w:rPr>
+          <w:rFonts w:ascii="Courier New" w:hAnsi="Courier New" w:eastAsia="Courier New" w:cs="Courier New"/>
+          <w:sz w:val="18"/>
+          <w:szCs w:val="18"/>
+          <w:lang w:val="fr-FR"/>
+        </w:rPr>
+        <w:t xml:space="preserve">        publish_state(client)</w:t>
+      </w:r>
+    </w:p>
+    <w:p>
+      <w:pPr>
+        <w:rPr>
+          <w:rFonts w:ascii="Courier New" w:hAnsi="Courier New" w:eastAsia="Courier New" w:cs="Courier New"/>
+          <w:sz w:val="18"/>
+          <w:szCs w:val="18"/>
+          <w:lang w:val="fr-FR"/>
+        </w:rPr>
+      </w:pPr>
+    </w:p>
+    <w:p>
+      <w:pPr>
+        <w:rPr>
+          <w:rFonts w:ascii="Courier New" w:hAnsi="Courier New" w:eastAsia="Courier New" w:cs="Courier New"/>
+          <w:sz w:val="18"/>
+          <w:szCs w:val="18"/>
+          <w:lang w:val="fr-FR"/>
+        </w:rPr>
+      </w:pPr>
+      <w:r>
+        <w:rPr>
+          <w:rFonts w:ascii="Courier New" w:hAnsi="Courier New" w:eastAsia="Courier New" w:cs="Courier New"/>
+          <w:sz w:val="18"/>
+          <w:szCs w:val="18"/>
+          <w:lang w:val="fr-FR"/>
+        </w:rPr>
+        <w:t xml:space="preserve">    else:</w:t>
+      </w:r>
+    </w:p>
+    <w:p>
+      <w:pPr>
+        <w:rPr>
+          <w:rFonts w:ascii="Courier New" w:hAnsi="Courier New" w:eastAsia="Courier New" w:cs="Courier New"/>
+          <w:sz w:val="18"/>
+          <w:szCs w:val="18"/>
+          <w:lang w:val="fr-FR"/>
+        </w:rPr>
+      </w:pPr>
+      <w:r>
+        <w:rPr>
+          <w:rFonts w:ascii="Courier New" w:hAnsi="Courier New" w:eastAsia="Courier New" w:cs="Courier New"/>
+          <w:sz w:val="18"/>
+          <w:szCs w:val="18"/>
+          <w:lang w:val="fr-FR"/>
+        </w:rPr>
+        <w:t xml:space="preserve">        print("</w:t>
+      </w:r>
+      <w:r>
+        <w:rPr>
+          <w:rFonts w:ascii="Segoe UI Emoji" w:hAnsi="Segoe UI Emoji" w:eastAsia="Courier New" w:cs="Segoe UI Emoji"/>
+          <w:sz w:val="18"/>
+          <w:szCs w:val="18"/>
+          <w:lang w:val="fr-FR"/>
+        </w:rPr>
+        <w:t>❌</w:t>
+      </w:r>
+      <w:r>
+        <w:rPr>
+          <w:rFonts w:ascii="Courier New" w:hAnsi="Courier New" w:eastAsia="Courier New" w:cs="Courier New"/>
+          <w:sz w:val="18"/>
+          <w:szCs w:val="18"/>
+          <w:lang w:val="fr-FR"/>
+        </w:rPr>
+        <w:t xml:space="preserve"> Échec connexion MQTT")</w:t>
+      </w:r>
+    </w:p>
+    <w:p>
+      <w:pPr>
+        <w:rPr>
+          <w:rFonts w:ascii="Courier New" w:hAnsi="Courier New" w:eastAsia="Courier New" w:cs="Courier New"/>
+          <w:sz w:val="18"/>
+          <w:szCs w:val="18"/>
+          <w:lang w:val="fr-FR"/>
+        </w:rPr>
+      </w:pPr>
+    </w:p>
+    <w:p>
+      <w:pPr>
+        <w:rPr>
+          <w:rFonts w:ascii="Courier New" w:hAnsi="Courier New" w:eastAsia="Courier New" w:cs="Courier New"/>
+          <w:sz w:val="18"/>
+          <w:szCs w:val="18"/>
+          <w:lang w:val="fr-FR"/>
+        </w:rPr>
+      </w:pPr>
+    </w:p>
+    <w:p>
+      <w:pPr>
+        <w:rPr>
+          <w:rFonts w:ascii="Courier New" w:hAnsi="Courier New" w:eastAsia="Courier New" w:cs="Courier New"/>
+          <w:sz w:val="18"/>
+          <w:szCs w:val="18"/>
+          <w:lang w:val="fr-FR"/>
+        </w:rPr>
+      </w:pPr>
+      <w:r>
+        <w:rPr>
+          <w:rFonts w:ascii="Courier New" w:hAnsi="Courier New" w:eastAsia="Courier New" w:cs="Courier New"/>
+          <w:sz w:val="18"/>
+          <w:szCs w:val="18"/>
+          <w:lang w:val="fr-FR"/>
+        </w:rPr>
+        <w:t># ==========================================================</w:t>
+      </w:r>
+    </w:p>
+    <w:p>
+      <w:pPr>
+        <w:rPr>
+          <w:rFonts w:ascii="Courier New" w:hAnsi="Courier New" w:eastAsia="Courier New" w:cs="Courier New"/>
+          <w:sz w:val="18"/>
+          <w:szCs w:val="18"/>
+          <w:lang w:val="fr-FR"/>
+        </w:rPr>
+      </w:pPr>
+      <w:r>
+        <w:rPr>
+          <w:rFonts w:ascii="Courier New" w:hAnsi="Courier New" w:eastAsia="Courier New" w:cs="Courier New"/>
+          <w:sz w:val="18"/>
+          <w:szCs w:val="18"/>
+          <w:lang w:val="fr-FR"/>
+        </w:rPr>
+        <w:t># CALLBACK RÉCEPTION MESSAGE</w:t>
+      </w:r>
+    </w:p>
+    <w:p>
+      <w:pPr>
+        <w:rPr>
+          <w:rFonts w:ascii="Courier New" w:hAnsi="Courier New" w:eastAsia="Courier New" w:cs="Courier New"/>
+          <w:sz w:val="18"/>
+          <w:szCs w:val="18"/>
+          <w:lang w:val="fr-FR"/>
+        </w:rPr>
+      </w:pPr>
+      <w:r>
+        <w:rPr>
+          <w:rFonts w:ascii="Courier New" w:hAnsi="Courier New" w:eastAsia="Courier New" w:cs="Courier New"/>
+          <w:sz w:val="18"/>
+          <w:szCs w:val="18"/>
+          <w:lang w:val="fr-FR"/>
+        </w:rPr>
+        <w:t># ==========================================================</w:t>
+      </w:r>
+    </w:p>
+    <w:p>
+      <w:pPr>
+        <w:rPr>
+          <w:rFonts w:ascii="Courier New" w:hAnsi="Courier New" w:eastAsia="Courier New" w:cs="Courier New"/>
+          <w:sz w:val="18"/>
+          <w:szCs w:val="18"/>
+          <w:lang w:val="fr-FR"/>
+        </w:rPr>
+      </w:pPr>
+    </w:p>
+    <w:p>
+      <w:pPr>
+        <w:rPr>
+          <w:rFonts w:ascii="Courier New" w:hAnsi="Courier New" w:eastAsia="Courier New" w:cs="Courier New"/>
+          <w:sz w:val="18"/>
+          <w:szCs w:val="18"/>
+          <w:lang w:val="fr-FR"/>
+        </w:rPr>
+      </w:pPr>
+      <w:r>
+        <w:rPr>
+          <w:rFonts w:ascii="Courier New" w:hAnsi="Courier New" w:eastAsia="Courier New" w:cs="Courier New"/>
+          <w:sz w:val="18"/>
+          <w:szCs w:val="18"/>
+          <w:lang w:val="fr-FR"/>
+        </w:rPr>
+        <w:t>def on_message(client, userdata, msg):</w:t>
+      </w:r>
+    </w:p>
+    <w:p>
+      <w:pPr>
+        <w:rPr>
+          <w:rFonts w:ascii="Courier New" w:hAnsi="Courier New" w:eastAsia="Courier New" w:cs="Courier New"/>
+          <w:sz w:val="18"/>
+          <w:szCs w:val="18"/>
+          <w:lang w:val="fr-FR"/>
+        </w:rPr>
+      </w:pPr>
+      <w:r>
+        <w:rPr>
+          <w:rFonts w:ascii="Courier New" w:hAnsi="Courier New" w:eastAsia="Courier New" w:cs="Courier New"/>
+          <w:sz w:val="18"/>
+          <w:szCs w:val="18"/>
+          <w:lang w:val="fr-FR"/>
+        </w:rPr>
+        <w:t xml:space="preserve">    """</w:t>
+      </w:r>
+    </w:p>
+    <w:p>
+      <w:pPr>
+        <w:rPr>
+          <w:rFonts w:ascii="Courier New" w:hAnsi="Courier New" w:eastAsia="Courier New" w:cs="Courier New"/>
+          <w:sz w:val="18"/>
+          <w:szCs w:val="18"/>
+          <w:lang w:val="fr-FR"/>
+        </w:rPr>
+      </w:pPr>
+      <w:r>
+        <w:rPr>
+          <w:rFonts w:ascii="Courier New" w:hAnsi="Courier New" w:eastAsia="Courier New" w:cs="Courier New"/>
+          <w:sz w:val="18"/>
+          <w:szCs w:val="18"/>
+          <w:lang w:val="fr-FR"/>
+        </w:rPr>
+        <w:t xml:space="preserve">    Appelé lorsqu'une commande est reçue.</w:t>
+      </w:r>
+    </w:p>
+    <w:p>
+      <w:pPr>
+        <w:rPr>
+          <w:rFonts w:ascii="Courier New" w:hAnsi="Courier New" w:eastAsia="Courier New" w:cs="Courier New"/>
+          <w:sz w:val="18"/>
+          <w:szCs w:val="18"/>
+        </w:rPr>
+      </w:pPr>
+      <w:r>
+        <w:rPr>
+          <w:rFonts w:ascii="Courier New" w:hAnsi="Courier New" w:eastAsia="Courier New" w:cs="Courier New"/>
+          <w:sz w:val="18"/>
+          <w:szCs w:val="18"/>
+          <w:lang w:val="fr-FR"/>
+        </w:rPr>
+        <w:t xml:space="preserve">    </w:t>
+      </w:r>
+      <w:r>
+        <w:rPr>
+          <w:rFonts w:ascii="Courier New" w:hAnsi="Courier New" w:eastAsia="Courier New" w:cs="Courier New"/>
+          <w:sz w:val="18"/>
+          <w:szCs w:val="18"/>
+        </w:rPr>
+        <w:t>"""</w:t>
+      </w:r>
+    </w:p>
+    <w:p>
+      <w:pPr>
+        <w:rPr>
+          <w:rFonts w:ascii="Courier New" w:hAnsi="Courier New" w:eastAsia="Courier New" w:cs="Courier New"/>
+          <w:sz w:val="18"/>
+          <w:szCs w:val="18"/>
+        </w:rPr>
+      </w:pPr>
+      <w:r>
+        <w:rPr>
+          <w:rFonts w:ascii="Courier New" w:hAnsi="Courier New" w:eastAsia="Courier New" w:cs="Courier New"/>
+          <w:sz w:val="18"/>
+          <w:szCs w:val="18"/>
+        </w:rPr>
+        <w:t xml:space="preserve">    global irrigation_state</w:t>
+      </w:r>
+    </w:p>
+    <w:p>
+      <w:pPr>
+        <w:rPr>
+          <w:rFonts w:ascii="Courier New" w:hAnsi="Courier New" w:eastAsia="Courier New" w:cs="Courier New"/>
+          <w:sz w:val="18"/>
+          <w:szCs w:val="18"/>
+        </w:rPr>
+      </w:pPr>
+    </w:p>
+    <w:p>
+      <w:pPr>
+        <w:rPr>
+          <w:rFonts w:ascii="Courier New" w:hAnsi="Courier New" w:eastAsia="Courier New" w:cs="Courier New"/>
+          <w:sz w:val="18"/>
+          <w:szCs w:val="18"/>
+        </w:rPr>
+      </w:pPr>
+      <w:r>
+        <w:rPr>
+          <w:rFonts w:ascii="Courier New" w:hAnsi="Courier New" w:eastAsia="Courier New" w:cs="Courier New"/>
+          <w:sz w:val="18"/>
+          <w:szCs w:val="18"/>
+        </w:rPr>
+        <w:t xml:space="preserve">    payload = msg.payload.decode().strip().upper()</w:t>
+      </w:r>
+    </w:p>
+    <w:p>
+      <w:pPr>
+        <w:rPr>
+          <w:rFonts w:ascii="Courier New" w:hAnsi="Courier New" w:eastAsia="Courier New" w:cs="Courier New"/>
+          <w:sz w:val="18"/>
+          <w:szCs w:val="18"/>
+          <w:lang w:val="fr-FR"/>
+        </w:rPr>
+      </w:pPr>
+      <w:r>
+        <w:rPr>
+          <w:rFonts w:ascii="Courier New" w:hAnsi="Courier New" w:eastAsia="Courier New" w:cs="Courier New"/>
+          <w:sz w:val="18"/>
+          <w:szCs w:val="18"/>
+        </w:rPr>
+        <w:t xml:space="preserve">    </w:t>
+      </w:r>
+      <w:r>
+        <w:rPr>
+          <w:rFonts w:ascii="Courier New" w:hAnsi="Courier New" w:eastAsia="Courier New" w:cs="Courier New"/>
+          <w:sz w:val="18"/>
+          <w:szCs w:val="18"/>
+          <w:lang w:val="fr-FR"/>
+        </w:rPr>
+        <w:t>print(f"\n</w:t>
+      </w:r>
+      <w:r>
+        <w:rPr>
+          <w:rFonts w:ascii="Segoe UI Emoji" w:hAnsi="Segoe UI Emoji" w:eastAsia="Courier New" w:cs="Segoe UI Emoji"/>
+          <w:sz w:val="18"/>
+          <w:szCs w:val="18"/>
+        </w:rPr>
+        <w:t>📩</w:t>
+      </w:r>
+      <w:r>
+        <w:rPr>
+          <w:rFonts w:ascii="Courier New" w:hAnsi="Courier New" w:eastAsia="Courier New" w:cs="Courier New"/>
+          <w:sz w:val="18"/>
+          <w:szCs w:val="18"/>
+          <w:lang w:val="fr-FR"/>
+        </w:rPr>
+        <w:t xml:space="preserve"> Commande reçue : {payload}")</w:t>
+      </w:r>
+    </w:p>
+    <w:p>
+      <w:pPr>
+        <w:rPr>
+          <w:rFonts w:ascii="Courier New" w:hAnsi="Courier New" w:eastAsia="Courier New" w:cs="Courier New"/>
+          <w:sz w:val="18"/>
+          <w:szCs w:val="18"/>
+          <w:lang w:val="fr-FR"/>
+        </w:rPr>
+      </w:pPr>
+    </w:p>
+    <w:p>
+      <w:pPr>
+        <w:rPr>
+          <w:rFonts w:ascii="Courier New" w:hAnsi="Courier New" w:eastAsia="Courier New" w:cs="Courier New"/>
+          <w:sz w:val="18"/>
+          <w:szCs w:val="18"/>
+        </w:rPr>
+      </w:pPr>
+      <w:r>
+        <w:rPr>
+          <w:rFonts w:ascii="Courier New" w:hAnsi="Courier New" w:eastAsia="Courier New" w:cs="Courier New"/>
+          <w:sz w:val="18"/>
+          <w:szCs w:val="18"/>
+          <w:lang w:val="fr-FR"/>
+        </w:rPr>
+        <w:t xml:space="preserve">    </w:t>
+      </w:r>
+      <w:r>
+        <w:rPr>
+          <w:rFonts w:ascii="Courier New" w:hAnsi="Courier New" w:eastAsia="Courier New" w:cs="Courier New"/>
+          <w:sz w:val="18"/>
+          <w:szCs w:val="18"/>
+        </w:rPr>
+        <w:t># Vérifier validité commande</w:t>
+      </w:r>
+    </w:p>
+    <w:p>
+      <w:pPr>
+        <w:rPr>
+          <w:rFonts w:ascii="Courier New" w:hAnsi="Courier New" w:eastAsia="Courier New" w:cs="Courier New"/>
+          <w:sz w:val="18"/>
+          <w:szCs w:val="18"/>
+        </w:rPr>
+      </w:pPr>
+      <w:r>
+        <w:rPr>
+          <w:rFonts w:ascii="Courier New" w:hAnsi="Courier New" w:eastAsia="Courier New" w:cs="Courier New"/>
+          <w:sz w:val="18"/>
+          <w:szCs w:val="18"/>
+        </w:rPr>
+        <w:t xml:space="preserve">    if payload not in ["ON", "OFF"]:</w:t>
+      </w:r>
+    </w:p>
+    <w:p>
+      <w:pPr>
+        <w:rPr>
+          <w:rFonts w:ascii="Courier New" w:hAnsi="Courier New" w:eastAsia="Courier New" w:cs="Courier New"/>
+          <w:sz w:val="18"/>
+          <w:szCs w:val="18"/>
+          <w:lang w:val="fr-FR"/>
+        </w:rPr>
+      </w:pPr>
+      <w:r>
+        <w:rPr>
+          <w:rFonts w:ascii="Courier New" w:hAnsi="Courier New" w:eastAsia="Courier New" w:cs="Courier New"/>
+          <w:sz w:val="18"/>
+          <w:szCs w:val="18"/>
+        </w:rPr>
+        <w:t xml:space="preserve">        </w:t>
+      </w:r>
+      <w:r>
+        <w:rPr>
+          <w:rFonts w:ascii="Courier New" w:hAnsi="Courier New" w:eastAsia="Courier New" w:cs="Courier New"/>
+          <w:sz w:val="18"/>
+          <w:szCs w:val="18"/>
+          <w:lang w:val="fr-FR"/>
+        </w:rPr>
+        <w:t>print("</w:t>
+      </w:r>
+      <w:r>
+        <w:rPr>
+          <w:rFonts w:ascii="Segoe UI Emoji" w:hAnsi="Segoe UI Emoji" w:eastAsia="Courier New" w:cs="Segoe UI Emoji"/>
+          <w:sz w:val="18"/>
+          <w:szCs w:val="18"/>
+          <w:lang w:val="fr-FR"/>
+        </w:rPr>
+        <w:t>⚠</w:t>
+      </w:r>
+      <w:r>
+        <w:rPr>
+          <w:rFonts w:ascii="Segoe UI Emoji" w:hAnsi="Segoe UI Emoji" w:eastAsia="Courier New" w:cs="Segoe UI Emoji"/>
+          <w:sz w:val="18"/>
+          <w:szCs w:val="18"/>
+        </w:rPr>
+        <w:t>️</w:t>
+      </w:r>
+      <w:r>
+        <w:rPr>
+          <w:rFonts w:ascii="Courier New" w:hAnsi="Courier New" w:eastAsia="Courier New" w:cs="Courier New"/>
+          <w:sz w:val="18"/>
+          <w:szCs w:val="18"/>
+          <w:lang w:val="fr-FR"/>
+        </w:rPr>
+        <w:t xml:space="preserve"> Commande invalide (utiliser ON ou OFF)")</w:t>
+      </w:r>
+    </w:p>
+    <w:p>
+      <w:pPr>
+        <w:rPr>
+          <w:rFonts w:ascii="Courier New" w:hAnsi="Courier New" w:eastAsia="Courier New" w:cs="Courier New"/>
+          <w:sz w:val="18"/>
+          <w:szCs w:val="18"/>
+          <w:lang w:val="fr-FR"/>
+        </w:rPr>
+      </w:pPr>
+      <w:r>
+        <w:rPr>
+          <w:rFonts w:ascii="Courier New" w:hAnsi="Courier New" w:eastAsia="Courier New" w:cs="Courier New"/>
+          <w:sz w:val="18"/>
+          <w:szCs w:val="18"/>
+          <w:lang w:val="fr-FR"/>
+        </w:rPr>
+        <w:t xml:space="preserve">        return</w:t>
+      </w:r>
+    </w:p>
+    <w:p>
+      <w:pPr>
+        <w:rPr>
+          <w:rFonts w:ascii="Courier New" w:hAnsi="Courier New" w:eastAsia="Courier New" w:cs="Courier New"/>
+          <w:sz w:val="18"/>
+          <w:szCs w:val="18"/>
+          <w:lang w:val="fr-FR"/>
+        </w:rPr>
+      </w:pPr>
+    </w:p>
+    <w:p>
+      <w:pPr>
+        <w:rPr>
+          <w:rFonts w:ascii="Courier New" w:hAnsi="Courier New" w:eastAsia="Courier New" w:cs="Courier New"/>
+          <w:sz w:val="18"/>
+          <w:szCs w:val="18"/>
+          <w:lang w:val="fr-FR"/>
+        </w:rPr>
+      </w:pPr>
+      <w:r>
+        <w:rPr>
+          <w:rFonts w:ascii="Courier New" w:hAnsi="Courier New" w:eastAsia="Courier New" w:cs="Courier New"/>
+          <w:sz w:val="18"/>
+          <w:szCs w:val="18"/>
+          <w:lang w:val="fr-FR"/>
+        </w:rPr>
+        <w:t xml:space="preserve">    # Changement d'état uniquement si nécessaire</w:t>
+      </w:r>
+    </w:p>
+    <w:p>
+      <w:pPr>
+        <w:rPr>
+          <w:rFonts w:ascii="Courier New" w:hAnsi="Courier New" w:eastAsia="Courier New" w:cs="Courier New"/>
+          <w:sz w:val="18"/>
+          <w:szCs w:val="18"/>
+        </w:rPr>
+      </w:pPr>
+      <w:r>
+        <w:rPr>
+          <w:rFonts w:ascii="Courier New" w:hAnsi="Courier New" w:eastAsia="Courier New" w:cs="Courier New"/>
+          <w:sz w:val="18"/>
+          <w:szCs w:val="18"/>
+          <w:lang w:val="fr-FR"/>
+        </w:rPr>
+        <w:t xml:space="preserve">    </w:t>
+      </w:r>
+      <w:r>
+        <w:rPr>
+          <w:rFonts w:ascii="Courier New" w:hAnsi="Courier New" w:eastAsia="Courier New" w:cs="Courier New"/>
+          <w:sz w:val="18"/>
+          <w:szCs w:val="18"/>
+        </w:rPr>
+        <w:t>if payload != irrigation_state:</w:t>
+      </w:r>
+    </w:p>
+    <w:p>
+      <w:pPr>
+        <w:rPr>
+          <w:rFonts w:ascii="Courier New" w:hAnsi="Courier New" w:eastAsia="Courier New" w:cs="Courier New"/>
+          <w:sz w:val="18"/>
+          <w:szCs w:val="18"/>
+        </w:rPr>
+      </w:pPr>
+      <w:r>
+        <w:rPr>
+          <w:rFonts w:ascii="Courier New" w:hAnsi="Courier New" w:eastAsia="Courier New" w:cs="Courier New"/>
+          <w:sz w:val="18"/>
+          <w:szCs w:val="18"/>
+        </w:rPr>
+        <w:t xml:space="preserve">        irrigation_state = payload</w:t>
+      </w:r>
+    </w:p>
+    <w:p>
+      <w:pPr>
+        <w:rPr>
+          <w:rFonts w:ascii="Courier New" w:hAnsi="Courier New" w:eastAsia="Courier New" w:cs="Courier New"/>
+          <w:sz w:val="18"/>
+          <w:szCs w:val="18"/>
+        </w:rPr>
+      </w:pPr>
+    </w:p>
+    <w:p>
+      <w:pPr>
+        <w:rPr>
+          <w:rFonts w:ascii="Courier New" w:hAnsi="Courier New" w:eastAsia="Courier New" w:cs="Courier New"/>
+          <w:sz w:val="18"/>
+          <w:szCs w:val="18"/>
+        </w:rPr>
+      </w:pPr>
+      <w:r>
+        <w:rPr>
+          <w:rFonts w:ascii="Courier New" w:hAnsi="Courier New" w:eastAsia="Courier New" w:cs="Courier New"/>
+          <w:sz w:val="18"/>
+          <w:szCs w:val="18"/>
+        </w:rPr>
+        <w:t xml:space="preserve">        simulate_irrigation(irrigation_state)</w:t>
+      </w:r>
+    </w:p>
+    <w:p>
+      <w:pPr>
+        <w:rPr>
+          <w:rFonts w:ascii="Courier New" w:hAnsi="Courier New" w:eastAsia="Courier New" w:cs="Courier New"/>
+          <w:sz w:val="18"/>
+          <w:szCs w:val="18"/>
+        </w:rPr>
+      </w:pPr>
+      <w:r>
+        <w:rPr>
+          <w:rFonts w:ascii="Courier New" w:hAnsi="Courier New" w:eastAsia="Courier New" w:cs="Courier New"/>
+          <w:sz w:val="18"/>
+          <w:szCs w:val="18"/>
+        </w:rPr>
+        <w:t xml:space="preserve">        publish_state(client)</w:t>
+      </w:r>
+    </w:p>
+    <w:p>
+      <w:pPr>
+        <w:rPr>
+          <w:rFonts w:ascii="Courier New" w:hAnsi="Courier New" w:eastAsia="Courier New" w:cs="Courier New"/>
+          <w:sz w:val="18"/>
+          <w:szCs w:val="18"/>
+          <w:lang w:val="fr-FR"/>
+        </w:rPr>
+      </w:pPr>
+      <w:r>
+        <w:rPr>
+          <w:rFonts w:ascii="Courier New" w:hAnsi="Courier New" w:eastAsia="Courier New" w:cs="Courier New"/>
+          <w:sz w:val="18"/>
+          <w:szCs w:val="18"/>
+        </w:rPr>
+        <w:t xml:space="preserve">    </w:t>
+      </w:r>
+      <w:r>
+        <w:rPr>
+          <w:rFonts w:ascii="Courier New" w:hAnsi="Courier New" w:eastAsia="Courier New" w:cs="Courier New"/>
+          <w:sz w:val="18"/>
+          <w:szCs w:val="18"/>
+          <w:lang w:val="fr-FR"/>
+        </w:rPr>
+        <w:t>else:</w:t>
+      </w:r>
+    </w:p>
+    <w:p>
+      <w:pPr>
+        <w:rPr>
+          <w:rFonts w:ascii="Courier New" w:hAnsi="Courier New" w:eastAsia="Courier New" w:cs="Courier New"/>
+          <w:sz w:val="18"/>
+          <w:szCs w:val="18"/>
+          <w:lang w:val="fr-FR"/>
+        </w:rPr>
+      </w:pPr>
+      <w:r>
+        <w:rPr>
+          <w:rFonts w:ascii="Courier New" w:hAnsi="Courier New" w:eastAsia="Courier New" w:cs="Courier New"/>
+          <w:sz w:val="18"/>
+          <w:szCs w:val="18"/>
+          <w:lang w:val="fr-FR"/>
+        </w:rPr>
+        <w:t xml:space="preserve">        print("</w:t>
+      </w:r>
+      <w:r>
+        <w:rPr>
+          <w:rFonts w:ascii="Segoe UI Emoji" w:hAnsi="Segoe UI Emoji" w:eastAsia="Courier New" w:cs="Segoe UI Emoji"/>
+          <w:sz w:val="18"/>
+          <w:szCs w:val="18"/>
+          <w:lang w:val="fr-FR"/>
+        </w:rPr>
+        <w:t>ℹ</w:t>
+      </w:r>
+      <w:r>
+        <w:rPr>
+          <w:rFonts w:ascii="Segoe UI Emoji" w:hAnsi="Segoe UI Emoji" w:eastAsia="Courier New" w:cs="Segoe UI Emoji"/>
+          <w:sz w:val="18"/>
+          <w:szCs w:val="18"/>
+        </w:rPr>
+        <w:t>️</w:t>
+      </w:r>
+      <w:r>
+        <w:rPr>
+          <w:rFonts w:ascii="Courier New" w:hAnsi="Courier New" w:eastAsia="Courier New" w:cs="Courier New"/>
+          <w:sz w:val="18"/>
+          <w:szCs w:val="18"/>
+          <w:lang w:val="fr-FR"/>
+        </w:rPr>
+        <w:t xml:space="preserve"> État déjà actif, aucune action")</w:t>
+      </w:r>
+    </w:p>
+    <w:p>
+      <w:pPr>
+        <w:rPr>
+          <w:rFonts w:ascii="Courier New" w:hAnsi="Courier New" w:eastAsia="Courier New" w:cs="Courier New"/>
+          <w:sz w:val="18"/>
+          <w:szCs w:val="18"/>
+          <w:lang w:val="fr-FR"/>
+        </w:rPr>
+      </w:pPr>
+    </w:p>
+    <w:p>
+      <w:pPr>
+        <w:rPr>
+          <w:rFonts w:ascii="Courier New" w:hAnsi="Courier New" w:eastAsia="Courier New" w:cs="Courier New"/>
+          <w:sz w:val="18"/>
+          <w:szCs w:val="18"/>
+          <w:lang w:val="fr-FR"/>
+        </w:rPr>
+      </w:pPr>
+    </w:p>
+    <w:p>
+      <w:pPr>
+        <w:rPr>
+          <w:rFonts w:ascii="Courier New" w:hAnsi="Courier New" w:eastAsia="Courier New" w:cs="Courier New"/>
+          <w:sz w:val="18"/>
+          <w:szCs w:val="18"/>
+          <w:lang w:val="fr-FR"/>
+        </w:rPr>
+      </w:pPr>
+      <w:r>
+        <w:rPr>
+          <w:rFonts w:ascii="Courier New" w:hAnsi="Courier New" w:eastAsia="Courier New" w:cs="Courier New"/>
+          <w:sz w:val="18"/>
+          <w:szCs w:val="18"/>
+          <w:lang w:val="fr-FR"/>
+        </w:rPr>
+        <w:t># ==========================================================</w:t>
+      </w:r>
+    </w:p>
+    <w:p>
+      <w:pPr>
+        <w:rPr>
+          <w:rFonts w:ascii="Courier New" w:hAnsi="Courier New" w:eastAsia="Courier New" w:cs="Courier New"/>
+          <w:sz w:val="18"/>
+          <w:szCs w:val="18"/>
+          <w:lang w:val="fr-FR"/>
+        </w:rPr>
+      </w:pPr>
+      <w:r>
+        <w:rPr>
+          <w:rFonts w:ascii="Courier New" w:hAnsi="Courier New" w:eastAsia="Courier New" w:cs="Courier New"/>
+          <w:sz w:val="18"/>
+          <w:szCs w:val="18"/>
+          <w:lang w:val="fr-FR"/>
+        </w:rPr>
+        <w:t># SIMULATION VISUELLE</w:t>
+      </w:r>
+    </w:p>
+    <w:p>
+      <w:pPr>
+        <w:rPr>
+          <w:rFonts w:ascii="Courier New" w:hAnsi="Courier New" w:eastAsia="Courier New" w:cs="Courier New"/>
+          <w:sz w:val="18"/>
+          <w:szCs w:val="18"/>
+          <w:lang w:val="fr-FR"/>
+        </w:rPr>
+      </w:pPr>
+      <w:r>
+        <w:rPr>
+          <w:rFonts w:ascii="Courier New" w:hAnsi="Courier New" w:eastAsia="Courier New" w:cs="Courier New"/>
+          <w:sz w:val="18"/>
+          <w:szCs w:val="18"/>
+          <w:lang w:val="fr-FR"/>
+        </w:rPr>
+        <w:t># ==========================================================</w:t>
+      </w:r>
+    </w:p>
+    <w:p>
+      <w:pPr>
+        <w:rPr>
+          <w:rFonts w:ascii="Courier New" w:hAnsi="Courier New" w:eastAsia="Courier New" w:cs="Courier New"/>
+          <w:sz w:val="18"/>
+          <w:szCs w:val="18"/>
+          <w:lang w:val="fr-FR"/>
+        </w:rPr>
+      </w:pPr>
+    </w:p>
+    <w:p>
+      <w:pPr>
+        <w:rPr>
+          <w:rFonts w:ascii="Courier New" w:hAnsi="Courier New" w:eastAsia="Courier New" w:cs="Courier New"/>
+          <w:sz w:val="18"/>
+          <w:szCs w:val="18"/>
+          <w:lang w:val="fr-FR"/>
+        </w:rPr>
+      </w:pPr>
+      <w:r>
+        <w:rPr>
+          <w:rFonts w:ascii="Courier New" w:hAnsi="Courier New" w:eastAsia="Courier New" w:cs="Courier New"/>
+          <w:sz w:val="18"/>
+          <w:szCs w:val="18"/>
+          <w:lang w:val="fr-FR"/>
+        </w:rPr>
+        <w:t>def simulate_irrigation(state):</w:t>
+      </w:r>
+    </w:p>
+    <w:p>
+      <w:pPr>
+        <w:rPr>
+          <w:rFonts w:ascii="Courier New" w:hAnsi="Courier New" w:eastAsia="Courier New" w:cs="Courier New"/>
+          <w:sz w:val="18"/>
+          <w:szCs w:val="18"/>
+          <w:lang w:val="fr-FR"/>
+        </w:rPr>
+      </w:pPr>
+      <w:r>
+        <w:rPr>
+          <w:rFonts w:ascii="Courier New" w:hAnsi="Courier New" w:eastAsia="Courier New" w:cs="Courier New"/>
+          <w:sz w:val="18"/>
+          <w:szCs w:val="18"/>
+          <w:lang w:val="fr-FR"/>
+        </w:rPr>
+        <w:t xml:space="preserve">    """</w:t>
+      </w:r>
+    </w:p>
+    <w:p>
+      <w:pPr>
+        <w:rPr>
+          <w:rFonts w:ascii="Courier New" w:hAnsi="Courier New" w:eastAsia="Courier New" w:cs="Courier New"/>
+          <w:sz w:val="18"/>
+          <w:szCs w:val="18"/>
+          <w:lang w:val="fr-FR"/>
+        </w:rPr>
+      </w:pPr>
+      <w:r>
+        <w:rPr>
+          <w:rFonts w:ascii="Courier New" w:hAnsi="Courier New" w:eastAsia="Courier New" w:cs="Courier New"/>
+          <w:sz w:val="18"/>
+          <w:szCs w:val="18"/>
+          <w:lang w:val="fr-FR"/>
+        </w:rPr>
+        <w:t xml:space="preserve">    Simulation simple de l'irrigation.</w:t>
+      </w:r>
+    </w:p>
+    <w:p>
+      <w:pPr>
+        <w:rPr>
+          <w:rFonts w:ascii="Courier New" w:hAnsi="Courier New" w:eastAsia="Courier New" w:cs="Courier New"/>
+          <w:sz w:val="18"/>
+          <w:szCs w:val="18"/>
+        </w:rPr>
+      </w:pPr>
+      <w:r>
+        <w:rPr>
+          <w:rFonts w:ascii="Courier New" w:hAnsi="Courier New" w:eastAsia="Courier New" w:cs="Courier New"/>
+          <w:sz w:val="18"/>
+          <w:szCs w:val="18"/>
+          <w:lang w:val="fr-FR"/>
+        </w:rPr>
+        <w:t xml:space="preserve">    </w:t>
+      </w:r>
+      <w:r>
+        <w:rPr>
+          <w:rFonts w:ascii="Courier New" w:hAnsi="Courier New" w:eastAsia="Courier New" w:cs="Courier New"/>
+          <w:sz w:val="18"/>
+          <w:szCs w:val="18"/>
+        </w:rPr>
+        <w:t>"""</w:t>
+      </w:r>
+    </w:p>
+    <w:p>
+      <w:pPr>
+        <w:rPr>
+          <w:rFonts w:ascii="Courier New" w:hAnsi="Courier New" w:eastAsia="Courier New" w:cs="Courier New"/>
+          <w:sz w:val="18"/>
+          <w:szCs w:val="18"/>
+        </w:rPr>
+      </w:pPr>
+      <w:r>
+        <w:rPr>
+          <w:rFonts w:ascii="Courier New" w:hAnsi="Courier New" w:eastAsia="Courier New" w:cs="Courier New"/>
+          <w:sz w:val="18"/>
+          <w:szCs w:val="18"/>
+        </w:rPr>
+        <w:t xml:space="preserve">    if state == "ON":</w:t>
+      </w:r>
+    </w:p>
+    <w:p>
+      <w:pPr>
+        <w:rPr>
+          <w:rFonts w:ascii="Courier New" w:hAnsi="Courier New" w:eastAsia="Courier New" w:cs="Courier New"/>
+          <w:sz w:val="18"/>
+          <w:szCs w:val="18"/>
+        </w:rPr>
+      </w:pPr>
+      <w:r>
+        <w:rPr>
+          <w:rFonts w:ascii="Courier New" w:hAnsi="Courier New" w:eastAsia="Courier New" w:cs="Courier New"/>
+          <w:sz w:val="18"/>
+          <w:szCs w:val="18"/>
+        </w:rPr>
+        <w:t xml:space="preserve">        print("\n</w:t>
+      </w:r>
+      <w:r>
+        <w:rPr>
+          <w:rFonts w:ascii="Segoe UI Emoji" w:hAnsi="Segoe UI Emoji" w:eastAsia="Courier New" w:cs="Segoe UI Emoji"/>
+          <w:sz w:val="18"/>
+          <w:szCs w:val="18"/>
+        </w:rPr>
+        <w:t>💧</w:t>
+      </w:r>
+      <w:r>
+        <w:rPr>
+          <w:rFonts w:ascii="Courier New" w:hAnsi="Courier New" w:eastAsia="Courier New" w:cs="Courier New"/>
+          <w:sz w:val="18"/>
+          <w:szCs w:val="18"/>
+        </w:rPr>
+        <w:t xml:space="preserve"> Irrigation ACTIVÉE")</w:t>
+      </w:r>
+    </w:p>
+    <w:p>
+      <w:pPr>
+        <w:rPr>
+          <w:rFonts w:ascii="Courier New" w:hAnsi="Courier New" w:eastAsia="Courier New" w:cs="Courier New"/>
+          <w:sz w:val="18"/>
+          <w:szCs w:val="18"/>
+          <w:lang w:val="fr-FR"/>
+        </w:rPr>
+      </w:pPr>
+      <w:r>
+        <w:rPr>
+          <w:rFonts w:ascii="Courier New" w:hAnsi="Courier New" w:eastAsia="Courier New" w:cs="Courier New"/>
+          <w:sz w:val="18"/>
+          <w:szCs w:val="18"/>
+        </w:rPr>
+        <w:t xml:space="preserve">        </w:t>
+      </w:r>
+      <w:r>
+        <w:rPr>
+          <w:rFonts w:ascii="Courier New" w:hAnsi="Courier New" w:eastAsia="Courier New" w:cs="Courier New"/>
+          <w:sz w:val="18"/>
+          <w:szCs w:val="18"/>
+          <w:lang w:val="fr-FR"/>
+        </w:rPr>
+        <w:t>print("</w:t>
+      </w:r>
+      <w:r>
+        <w:rPr>
+          <w:rFonts w:ascii="Segoe UI Emoji" w:hAnsi="Segoe UI Emoji" w:eastAsia="Courier New" w:cs="Segoe UI Emoji"/>
+          <w:sz w:val="18"/>
+          <w:szCs w:val="18"/>
+        </w:rPr>
+        <w:t>🌱</w:t>
+      </w:r>
+      <w:r>
+        <w:rPr>
+          <w:rFonts w:ascii="Courier New" w:hAnsi="Courier New" w:eastAsia="Courier New" w:cs="Courier New"/>
+          <w:sz w:val="18"/>
+          <w:szCs w:val="18"/>
+          <w:lang w:val="fr-FR"/>
+        </w:rPr>
+        <w:t xml:space="preserve"> Arrosage en cours...")</w:t>
+      </w:r>
+    </w:p>
+    <w:p>
+      <w:pPr>
+        <w:rPr>
+          <w:rFonts w:ascii="Courier New" w:hAnsi="Courier New" w:eastAsia="Courier New" w:cs="Courier New"/>
+          <w:sz w:val="18"/>
+          <w:szCs w:val="18"/>
+          <w:lang w:val="fr-FR"/>
+        </w:rPr>
+      </w:pPr>
+      <w:r>
+        <w:rPr>
+          <w:rFonts w:ascii="Courier New" w:hAnsi="Courier New" w:eastAsia="Courier New" w:cs="Courier New"/>
+          <w:sz w:val="18"/>
+          <w:szCs w:val="18"/>
+          <w:lang w:val="fr-FR"/>
+        </w:rPr>
+        <w:t xml:space="preserve">        time.sleep(1)</w:t>
+      </w:r>
+    </w:p>
+    <w:p>
+      <w:pPr>
+        <w:rPr>
+          <w:rFonts w:ascii="Courier New" w:hAnsi="Courier New" w:eastAsia="Courier New" w:cs="Courier New"/>
+          <w:sz w:val="18"/>
+          <w:szCs w:val="18"/>
+          <w:lang w:val="fr-FR"/>
+        </w:rPr>
+      </w:pPr>
+      <w:r>
+        <w:rPr>
+          <w:rFonts w:ascii="Courier New" w:hAnsi="Courier New" w:eastAsia="Courier New" w:cs="Courier New"/>
+          <w:sz w:val="18"/>
+          <w:szCs w:val="18"/>
+          <w:lang w:val="fr-FR"/>
+        </w:rPr>
+        <w:t xml:space="preserve">        print("</w:t>
+      </w:r>
+      <w:r>
+        <w:rPr>
+          <w:rFonts w:ascii="Segoe UI Emoji" w:hAnsi="Segoe UI Emoji" w:eastAsia="Courier New" w:cs="Segoe UI Emoji"/>
+          <w:sz w:val="18"/>
+          <w:szCs w:val="18"/>
+        </w:rPr>
+        <w:t>💦</w:t>
+      </w:r>
+      <w:r>
+        <w:rPr>
+          <w:rFonts w:ascii="Courier New" w:hAnsi="Courier New" w:eastAsia="Courier New" w:cs="Courier New"/>
+          <w:sz w:val="18"/>
+          <w:szCs w:val="18"/>
+          <w:lang w:val="fr-FR"/>
+        </w:rPr>
+        <w:t xml:space="preserve"> Eau distribuée aux plantes\n")</w:t>
+      </w:r>
+    </w:p>
+    <w:p>
+      <w:pPr>
+        <w:rPr>
+          <w:rFonts w:ascii="Courier New" w:hAnsi="Courier New" w:eastAsia="Courier New" w:cs="Courier New"/>
+          <w:sz w:val="18"/>
+          <w:szCs w:val="18"/>
+          <w:lang w:val="fr-FR"/>
+        </w:rPr>
+      </w:pPr>
+      <w:r>
+        <w:rPr>
+          <w:rFonts w:ascii="Courier New" w:hAnsi="Courier New" w:eastAsia="Courier New" w:cs="Courier New"/>
+          <w:sz w:val="18"/>
+          <w:szCs w:val="18"/>
+          <w:lang w:val="fr-FR"/>
+        </w:rPr>
+        <w:t xml:space="preserve">    else:</w:t>
+      </w:r>
+    </w:p>
+    <w:p>
+      <w:pPr>
+        <w:rPr>
+          <w:rFonts w:ascii="Courier New" w:hAnsi="Courier New" w:eastAsia="Courier New" w:cs="Courier New"/>
+          <w:sz w:val="18"/>
+          <w:szCs w:val="18"/>
+          <w:lang w:val="fr-FR"/>
+        </w:rPr>
+      </w:pPr>
+      <w:r>
+        <w:rPr>
+          <w:rFonts w:ascii="Courier New" w:hAnsi="Courier New" w:eastAsia="Courier New" w:cs="Courier New"/>
+          <w:sz w:val="18"/>
+          <w:szCs w:val="18"/>
+          <w:lang w:val="fr-FR"/>
+        </w:rPr>
+        <w:t xml:space="preserve">        print("\n</w:t>
+      </w:r>
+      <w:r>
+        <w:rPr>
+          <w:rFonts w:ascii="Segoe UI Emoji" w:hAnsi="Segoe UI Emoji" w:eastAsia="Courier New" w:cs="Segoe UI Emoji"/>
+          <w:sz w:val="18"/>
+          <w:szCs w:val="18"/>
+        </w:rPr>
+        <w:t>🛑</w:t>
+      </w:r>
+      <w:r>
+        <w:rPr>
+          <w:rFonts w:ascii="Courier New" w:hAnsi="Courier New" w:eastAsia="Courier New" w:cs="Courier New"/>
+          <w:sz w:val="18"/>
+          <w:szCs w:val="18"/>
+          <w:lang w:val="fr-FR"/>
+        </w:rPr>
+        <w:t xml:space="preserve"> Irrigation DÉSACTIVÉE")</w:t>
+      </w:r>
+    </w:p>
+    <w:p>
+      <w:pPr>
+        <w:rPr>
+          <w:rFonts w:ascii="Courier New" w:hAnsi="Courier New" w:eastAsia="Courier New" w:cs="Courier New"/>
+          <w:sz w:val="18"/>
+          <w:szCs w:val="18"/>
+          <w:lang w:val="fr-FR"/>
+        </w:rPr>
+      </w:pPr>
+      <w:r>
+        <w:rPr>
+          <w:rFonts w:ascii="Courier New" w:hAnsi="Courier New" w:eastAsia="Courier New" w:cs="Courier New"/>
+          <w:sz w:val="18"/>
+          <w:szCs w:val="18"/>
+          <w:lang w:val="fr-FR"/>
+        </w:rPr>
+        <w:t xml:space="preserve">        print("</w:t>
+      </w:r>
+      <w:r>
+        <w:rPr>
+          <w:rFonts w:ascii="Segoe UI Emoji" w:hAnsi="Segoe UI Emoji" w:eastAsia="Courier New" w:cs="Segoe UI Emoji"/>
+          <w:sz w:val="18"/>
+          <w:szCs w:val="18"/>
+        </w:rPr>
+        <w:t>🌱</w:t>
+      </w:r>
+      <w:r>
+        <w:rPr>
+          <w:rFonts w:ascii="Courier New" w:hAnsi="Courier New" w:eastAsia="Courier New" w:cs="Courier New"/>
+          <w:sz w:val="18"/>
+          <w:szCs w:val="18"/>
+          <w:lang w:val="fr-FR"/>
+        </w:rPr>
+        <w:t xml:space="preserve"> Arrosage arrêté\n")</w:t>
+      </w:r>
+    </w:p>
+    <w:p>
+      <w:pPr>
+        <w:rPr>
+          <w:rFonts w:ascii="Courier New" w:hAnsi="Courier New" w:eastAsia="Courier New" w:cs="Courier New"/>
+          <w:sz w:val="18"/>
+          <w:szCs w:val="18"/>
+          <w:lang w:val="fr-FR"/>
+        </w:rPr>
+      </w:pPr>
+    </w:p>
+    <w:p>
+      <w:pPr>
+        <w:rPr>
+          <w:rFonts w:ascii="Courier New" w:hAnsi="Courier New" w:eastAsia="Courier New" w:cs="Courier New"/>
+          <w:sz w:val="18"/>
+          <w:szCs w:val="18"/>
+          <w:lang w:val="fr-FR"/>
+        </w:rPr>
+      </w:pPr>
+    </w:p>
+    <w:p>
+      <w:pPr>
+        <w:rPr>
+          <w:rFonts w:ascii="Courier New" w:hAnsi="Courier New" w:eastAsia="Courier New" w:cs="Courier New"/>
+          <w:sz w:val="18"/>
+          <w:szCs w:val="18"/>
+          <w:lang w:val="fr-FR"/>
+        </w:rPr>
+      </w:pPr>
+      <w:r>
+        <w:rPr>
+          <w:rFonts w:ascii="Courier New" w:hAnsi="Courier New" w:eastAsia="Courier New" w:cs="Courier New"/>
+          <w:sz w:val="18"/>
+          <w:szCs w:val="18"/>
+          <w:lang w:val="fr-FR"/>
+        </w:rPr>
+        <w:t># ==========================================================</w:t>
+      </w:r>
+    </w:p>
+    <w:p>
+      <w:pPr>
+        <w:rPr>
+          <w:rFonts w:ascii="Courier New" w:hAnsi="Courier New" w:eastAsia="Courier New" w:cs="Courier New"/>
+          <w:sz w:val="18"/>
+          <w:szCs w:val="18"/>
+          <w:lang w:val="fr-FR"/>
+        </w:rPr>
+      </w:pPr>
+      <w:r>
+        <w:rPr>
+          <w:rFonts w:ascii="Courier New" w:hAnsi="Courier New" w:eastAsia="Courier New" w:cs="Courier New"/>
+          <w:sz w:val="18"/>
+          <w:szCs w:val="18"/>
+          <w:lang w:val="fr-FR"/>
+        </w:rPr>
+        <w:t># PUBLICATION ÉTAT (RETAINED)</w:t>
+      </w:r>
+    </w:p>
+    <w:p>
+      <w:pPr>
+        <w:rPr>
+          <w:rFonts w:ascii="Courier New" w:hAnsi="Courier New" w:eastAsia="Courier New" w:cs="Courier New"/>
+          <w:sz w:val="18"/>
+          <w:szCs w:val="18"/>
+          <w:lang w:val="fr-FR"/>
+        </w:rPr>
+      </w:pPr>
+      <w:r>
+        <w:rPr>
+          <w:rFonts w:ascii="Courier New" w:hAnsi="Courier New" w:eastAsia="Courier New" w:cs="Courier New"/>
+          <w:sz w:val="18"/>
+          <w:szCs w:val="18"/>
+          <w:lang w:val="fr-FR"/>
+        </w:rPr>
+        <w:t># ==========================================================</w:t>
+      </w:r>
+    </w:p>
+    <w:p>
+      <w:pPr>
+        <w:rPr>
+          <w:rFonts w:ascii="Courier New" w:hAnsi="Courier New" w:eastAsia="Courier New" w:cs="Courier New"/>
+          <w:sz w:val="18"/>
+          <w:szCs w:val="18"/>
+          <w:lang w:val="fr-FR"/>
+        </w:rPr>
+      </w:pPr>
+    </w:p>
+    <w:p>
+      <w:pPr>
+        <w:rPr>
+          <w:rFonts w:ascii="Courier New" w:hAnsi="Courier New" w:eastAsia="Courier New" w:cs="Courier New"/>
+          <w:sz w:val="18"/>
+          <w:szCs w:val="18"/>
+          <w:lang w:val="fr-FR"/>
+        </w:rPr>
+      </w:pPr>
+      <w:r>
+        <w:rPr>
+          <w:rFonts w:ascii="Courier New" w:hAnsi="Courier New" w:eastAsia="Courier New" w:cs="Courier New"/>
+          <w:sz w:val="18"/>
+          <w:szCs w:val="18"/>
+          <w:lang w:val="fr-FR"/>
+        </w:rPr>
+        <w:t>def publish_state(client):</w:t>
+      </w:r>
+    </w:p>
+    <w:p>
+      <w:pPr>
+        <w:rPr>
+          <w:rFonts w:ascii="Courier New" w:hAnsi="Courier New" w:eastAsia="Courier New" w:cs="Courier New"/>
+          <w:sz w:val="18"/>
+          <w:szCs w:val="18"/>
+          <w:lang w:val="fr-FR"/>
+        </w:rPr>
+      </w:pPr>
+      <w:r>
+        <w:rPr>
+          <w:rFonts w:ascii="Courier New" w:hAnsi="Courier New" w:eastAsia="Courier New" w:cs="Courier New"/>
+          <w:sz w:val="18"/>
+          <w:szCs w:val="18"/>
+          <w:lang w:val="fr-FR"/>
+        </w:rPr>
+        <w:t xml:space="preserve">    """</w:t>
+      </w:r>
+    </w:p>
+    <w:p>
+      <w:pPr>
+        <w:rPr>
+          <w:rFonts w:ascii="Courier New" w:hAnsi="Courier New" w:eastAsia="Courier New" w:cs="Courier New"/>
+          <w:sz w:val="18"/>
+          <w:szCs w:val="18"/>
+          <w:lang w:val="fr-FR"/>
+        </w:rPr>
+      </w:pPr>
+      <w:r>
+        <w:rPr>
+          <w:rFonts w:ascii="Courier New" w:hAnsi="Courier New" w:eastAsia="Courier New" w:cs="Courier New"/>
+          <w:sz w:val="18"/>
+          <w:szCs w:val="18"/>
+          <w:lang w:val="fr-FR"/>
+        </w:rPr>
+        <w:t xml:space="preserve">    Publie l'état actuel.</w:t>
+      </w:r>
+    </w:p>
+    <w:p>
+      <w:pPr>
+        <w:rPr>
+          <w:rFonts w:ascii="Courier New" w:hAnsi="Courier New" w:eastAsia="Courier New" w:cs="Courier New"/>
+          <w:sz w:val="18"/>
+          <w:szCs w:val="18"/>
+          <w:lang w:val="fr-FR"/>
+        </w:rPr>
+      </w:pPr>
+      <w:r>
+        <w:rPr>
+          <w:rFonts w:ascii="Courier New" w:hAnsi="Courier New" w:eastAsia="Courier New" w:cs="Courier New"/>
+          <w:sz w:val="18"/>
+          <w:szCs w:val="18"/>
+          <w:lang w:val="fr-FR"/>
+        </w:rPr>
+        <w:t xml:space="preserve">    Retained=True → les nouveaux abonnés reçoivent l'état immédiatement.</w:t>
+      </w:r>
+    </w:p>
+    <w:p>
+      <w:pPr>
+        <w:rPr>
+          <w:rFonts w:ascii="Courier New" w:hAnsi="Courier New" w:eastAsia="Courier New" w:cs="Courier New"/>
+          <w:sz w:val="18"/>
+          <w:szCs w:val="18"/>
+        </w:rPr>
+      </w:pPr>
+      <w:r>
+        <w:rPr>
+          <w:rFonts w:ascii="Courier New" w:hAnsi="Courier New" w:eastAsia="Courier New" w:cs="Courier New"/>
+          <w:sz w:val="18"/>
+          <w:szCs w:val="18"/>
+          <w:lang w:val="fr-FR"/>
+        </w:rPr>
+        <w:t xml:space="preserve">    </w:t>
+      </w:r>
+      <w:r>
+        <w:rPr>
+          <w:rFonts w:ascii="Courier New" w:hAnsi="Courier New" w:eastAsia="Courier New" w:cs="Courier New"/>
+          <w:sz w:val="18"/>
+          <w:szCs w:val="18"/>
+        </w:rPr>
+        <w:t>"""</w:t>
+      </w:r>
+    </w:p>
+    <w:p>
+      <w:pPr>
+        <w:rPr>
+          <w:rFonts w:ascii="Courier New" w:hAnsi="Courier New" w:eastAsia="Courier New" w:cs="Courier New"/>
+          <w:sz w:val="18"/>
+          <w:szCs w:val="18"/>
+        </w:rPr>
+      </w:pPr>
+      <w:r>
+        <w:rPr>
+          <w:rFonts w:ascii="Courier New" w:hAnsi="Courier New" w:eastAsia="Courier New" w:cs="Courier New"/>
+          <w:sz w:val="18"/>
+          <w:szCs w:val="18"/>
+        </w:rPr>
+        <w:t xml:space="preserve">    client.publish(</w:t>
+      </w:r>
+    </w:p>
+    <w:p>
+      <w:pPr>
+        <w:rPr>
+          <w:rFonts w:ascii="Courier New" w:hAnsi="Courier New" w:eastAsia="Courier New" w:cs="Courier New"/>
+          <w:sz w:val="18"/>
+          <w:szCs w:val="18"/>
+        </w:rPr>
+      </w:pPr>
+      <w:r>
+        <w:rPr>
+          <w:rFonts w:ascii="Courier New" w:hAnsi="Courier New" w:eastAsia="Courier New" w:cs="Courier New"/>
+          <w:sz w:val="18"/>
+          <w:szCs w:val="18"/>
+        </w:rPr>
+        <w:t xml:space="preserve">        TOPICS["actuators"]["irrigation"]["state"],</w:t>
+      </w:r>
+    </w:p>
+    <w:p>
+      <w:pPr>
+        <w:rPr>
+          <w:rFonts w:ascii="Courier New" w:hAnsi="Courier New" w:eastAsia="Courier New" w:cs="Courier New"/>
+          <w:sz w:val="18"/>
+          <w:szCs w:val="18"/>
+        </w:rPr>
+      </w:pPr>
+      <w:r>
+        <w:rPr>
+          <w:rFonts w:ascii="Courier New" w:hAnsi="Courier New" w:eastAsia="Courier New" w:cs="Courier New"/>
+          <w:sz w:val="18"/>
+          <w:szCs w:val="18"/>
+        </w:rPr>
+        <w:t xml:space="preserve">        irrigation_state,</w:t>
+      </w:r>
+    </w:p>
+    <w:p>
+      <w:pPr>
+        <w:rPr>
+          <w:rFonts w:ascii="Courier New" w:hAnsi="Courier New" w:eastAsia="Courier New" w:cs="Courier New"/>
+          <w:sz w:val="18"/>
+          <w:szCs w:val="18"/>
+        </w:rPr>
+      </w:pPr>
+      <w:r>
+        <w:rPr>
+          <w:rFonts w:ascii="Courier New" w:hAnsi="Courier New" w:eastAsia="Courier New" w:cs="Courier New"/>
+          <w:sz w:val="18"/>
+          <w:szCs w:val="18"/>
+        </w:rPr>
+        <w:t xml:space="preserve">        qos=QOS_CRITICAL,</w:t>
+      </w:r>
+    </w:p>
+    <w:p>
+      <w:pPr>
+        <w:rPr>
+          <w:rFonts w:ascii="Courier New" w:hAnsi="Courier New" w:eastAsia="Courier New" w:cs="Courier New"/>
+          <w:sz w:val="18"/>
+          <w:szCs w:val="18"/>
+        </w:rPr>
+      </w:pPr>
+      <w:r>
+        <w:rPr>
+          <w:rFonts w:ascii="Courier New" w:hAnsi="Courier New" w:eastAsia="Courier New" w:cs="Courier New"/>
+          <w:sz w:val="18"/>
+          <w:szCs w:val="18"/>
+        </w:rPr>
+        <w:t xml:space="preserve">        retain=RETAIN_STATE</w:t>
+      </w:r>
+    </w:p>
+    <w:p>
+      <w:pPr>
+        <w:rPr>
+          <w:rFonts w:ascii="Courier New" w:hAnsi="Courier New" w:eastAsia="Courier New" w:cs="Courier New"/>
+          <w:sz w:val="18"/>
+          <w:szCs w:val="18"/>
+        </w:rPr>
+      </w:pPr>
+      <w:r>
+        <w:rPr>
+          <w:rFonts w:ascii="Courier New" w:hAnsi="Courier New" w:eastAsia="Courier New" w:cs="Courier New"/>
+          <w:sz w:val="18"/>
+          <w:szCs w:val="18"/>
+        </w:rPr>
+        <w:t xml:space="preserve">    )</w:t>
+      </w:r>
+    </w:p>
+    <w:p>
+      <w:pPr>
+        <w:rPr>
+          <w:rFonts w:ascii="Courier New" w:hAnsi="Courier New" w:eastAsia="Courier New" w:cs="Courier New"/>
+          <w:sz w:val="18"/>
+          <w:szCs w:val="18"/>
+        </w:rPr>
+      </w:pPr>
+    </w:p>
+    <w:p>
+      <w:pPr>
+        <w:rPr>
+          <w:rFonts w:ascii="Courier New" w:hAnsi="Courier New" w:eastAsia="Courier New" w:cs="Courier New"/>
+          <w:sz w:val="18"/>
+          <w:szCs w:val="18"/>
+          <w:lang w:val="fr-FR"/>
+        </w:rPr>
+      </w:pPr>
+      <w:r>
+        <w:rPr>
+          <w:rFonts w:ascii="Courier New" w:hAnsi="Courier New" w:eastAsia="Courier New" w:cs="Courier New"/>
+          <w:sz w:val="18"/>
+          <w:szCs w:val="18"/>
+        </w:rPr>
+        <w:t xml:space="preserve">    </w:t>
+      </w:r>
+      <w:r>
+        <w:rPr>
+          <w:rFonts w:ascii="Courier New" w:hAnsi="Courier New" w:eastAsia="Courier New" w:cs="Courier New"/>
+          <w:sz w:val="18"/>
+          <w:szCs w:val="18"/>
+          <w:lang w:val="fr-FR"/>
+        </w:rPr>
+        <w:t>print(f"</w:t>
+      </w:r>
+      <w:r>
+        <w:rPr>
+          <w:rFonts w:ascii="Segoe UI Emoji" w:hAnsi="Segoe UI Emoji" w:eastAsia="Courier New" w:cs="Segoe UI Emoji"/>
+          <w:sz w:val="18"/>
+          <w:szCs w:val="18"/>
+        </w:rPr>
+        <w:t>📤</w:t>
+      </w:r>
+      <w:r>
+        <w:rPr>
+          <w:rFonts w:ascii="Courier New" w:hAnsi="Courier New" w:eastAsia="Courier New" w:cs="Courier New"/>
+          <w:sz w:val="18"/>
+          <w:szCs w:val="18"/>
+          <w:lang w:val="fr-FR"/>
+        </w:rPr>
+        <w:t xml:space="preserve"> État publié : {irrigation_state}")</w:t>
+      </w:r>
+    </w:p>
+    <w:p>
+      <w:pPr>
+        <w:rPr>
+          <w:rFonts w:ascii="Courier New" w:hAnsi="Courier New" w:eastAsia="Courier New" w:cs="Courier New"/>
+          <w:sz w:val="18"/>
+          <w:szCs w:val="18"/>
+          <w:lang w:val="fr-FR"/>
+        </w:rPr>
+      </w:pPr>
+    </w:p>
+    <w:p>
+      <w:pPr>
+        <w:rPr>
+          <w:rFonts w:ascii="Courier New" w:hAnsi="Courier New" w:eastAsia="Courier New" w:cs="Courier New"/>
+          <w:sz w:val="18"/>
+          <w:szCs w:val="18"/>
+          <w:lang w:val="fr-FR"/>
+        </w:rPr>
+      </w:pPr>
+    </w:p>
+    <w:p>
+      <w:pPr>
+        <w:rPr>
+          <w:rFonts w:ascii="Courier New" w:hAnsi="Courier New" w:eastAsia="Courier New" w:cs="Courier New"/>
+          <w:sz w:val="18"/>
+          <w:szCs w:val="18"/>
+          <w:lang w:val="fr-FR"/>
+        </w:rPr>
+      </w:pPr>
+      <w:r>
+        <w:rPr>
+          <w:rFonts w:ascii="Courier New" w:hAnsi="Courier New" w:eastAsia="Courier New" w:cs="Courier New"/>
+          <w:sz w:val="18"/>
+          <w:szCs w:val="18"/>
+          <w:lang w:val="fr-FR"/>
+        </w:rPr>
+        <w:t># ==========================================================</w:t>
+      </w:r>
+    </w:p>
+    <w:p>
+      <w:pPr>
+        <w:rPr>
+          <w:rFonts w:ascii="Courier New" w:hAnsi="Courier New" w:eastAsia="Courier New" w:cs="Courier New"/>
+          <w:sz w:val="18"/>
+          <w:szCs w:val="18"/>
+          <w:lang w:val="fr-FR"/>
+        </w:rPr>
+      </w:pPr>
+      <w:r>
+        <w:rPr>
+          <w:rFonts w:ascii="Courier New" w:hAnsi="Courier New" w:eastAsia="Courier New" w:cs="Courier New"/>
+          <w:sz w:val="18"/>
+          <w:szCs w:val="18"/>
+          <w:lang w:val="fr-FR"/>
+        </w:rPr>
+        <w:t># PROGRAMME PRINCIPAL</w:t>
+      </w:r>
+    </w:p>
+    <w:p>
+      <w:pPr>
+        <w:rPr>
+          <w:rFonts w:ascii="Courier New" w:hAnsi="Courier New" w:eastAsia="Courier New" w:cs="Courier New"/>
+          <w:sz w:val="18"/>
+          <w:szCs w:val="18"/>
+          <w:lang w:val="fr-FR"/>
+        </w:rPr>
+      </w:pPr>
+      <w:r>
+        <w:rPr>
+          <w:rFonts w:ascii="Courier New" w:hAnsi="Courier New" w:eastAsia="Courier New" w:cs="Courier New"/>
+          <w:sz w:val="18"/>
+          <w:szCs w:val="18"/>
+          <w:lang w:val="fr-FR"/>
+        </w:rPr>
+        <w:t># ==========================================================</w:t>
+      </w:r>
+    </w:p>
+    <w:p>
+      <w:pPr>
+        <w:rPr>
+          <w:rFonts w:ascii="Courier New" w:hAnsi="Courier New" w:eastAsia="Courier New" w:cs="Courier New"/>
+          <w:sz w:val="18"/>
+          <w:szCs w:val="18"/>
+          <w:lang w:val="fr-FR"/>
+        </w:rPr>
+      </w:pPr>
+    </w:p>
+    <w:p>
+      <w:pPr>
+        <w:rPr>
+          <w:rFonts w:ascii="Courier New" w:hAnsi="Courier New" w:eastAsia="Courier New" w:cs="Courier New"/>
+          <w:sz w:val="18"/>
+          <w:szCs w:val="18"/>
+          <w:lang w:val="fr-FR"/>
+        </w:rPr>
+      </w:pPr>
+      <w:r>
+        <w:rPr>
+          <w:rFonts w:ascii="Courier New" w:hAnsi="Courier New" w:eastAsia="Courier New" w:cs="Courier New"/>
+          <w:sz w:val="18"/>
+          <w:szCs w:val="18"/>
+          <w:lang w:val="fr-FR"/>
+        </w:rPr>
+        <w:t>def main():</w:t>
+      </w:r>
+    </w:p>
+    <w:p>
+      <w:pPr>
+        <w:rPr>
+          <w:rFonts w:ascii="Courier New" w:hAnsi="Courier New" w:eastAsia="Courier New" w:cs="Courier New"/>
+          <w:sz w:val="18"/>
+          <w:szCs w:val="18"/>
+          <w:lang w:val="fr-FR"/>
+        </w:rPr>
+      </w:pPr>
+      <w:r>
+        <w:rPr>
+          <w:rFonts w:ascii="Courier New" w:hAnsi="Courier New" w:eastAsia="Courier New" w:cs="Courier New"/>
+          <w:sz w:val="18"/>
+          <w:szCs w:val="18"/>
+          <w:lang w:val="fr-FR"/>
+        </w:rPr>
+        <w:t xml:space="preserve">    """</w:t>
+      </w:r>
+    </w:p>
+    <w:p>
+      <w:pPr>
+        <w:rPr>
+          <w:rFonts w:ascii="Courier New" w:hAnsi="Courier New" w:eastAsia="Courier New" w:cs="Courier New"/>
+          <w:sz w:val="18"/>
+          <w:szCs w:val="18"/>
+          <w:lang w:val="fr-FR"/>
+        </w:rPr>
+      </w:pPr>
+      <w:r>
+        <w:rPr>
+          <w:rFonts w:ascii="Courier New" w:hAnsi="Courier New" w:eastAsia="Courier New" w:cs="Courier New"/>
+          <w:sz w:val="18"/>
+          <w:szCs w:val="18"/>
+          <w:lang w:val="fr-FR"/>
+        </w:rPr>
+        <w:t xml:space="preserve">    Initialise le client MQTT et démarre l'écoute.</w:t>
+      </w:r>
+    </w:p>
+    <w:p>
+      <w:pPr>
+        <w:rPr>
+          <w:rFonts w:ascii="Courier New" w:hAnsi="Courier New" w:eastAsia="Courier New" w:cs="Courier New"/>
+          <w:sz w:val="18"/>
+          <w:szCs w:val="18"/>
+          <w:lang w:val="fr-FR"/>
+        </w:rPr>
+      </w:pPr>
+      <w:r>
+        <w:rPr>
+          <w:rFonts w:ascii="Courier New" w:hAnsi="Courier New" w:eastAsia="Courier New" w:cs="Courier New"/>
+          <w:sz w:val="18"/>
+          <w:szCs w:val="18"/>
+          <w:lang w:val="fr-FR"/>
+        </w:rPr>
+        <w:t xml:space="preserve">    """</w:t>
+      </w:r>
+    </w:p>
+    <w:p>
+      <w:pPr>
+        <w:rPr>
+          <w:rFonts w:ascii="Courier New" w:hAnsi="Courier New" w:eastAsia="Courier New" w:cs="Courier New"/>
+          <w:sz w:val="18"/>
+          <w:szCs w:val="18"/>
+          <w:lang w:val="fr-FR"/>
+        </w:rPr>
+      </w:pPr>
+    </w:p>
+    <w:p>
+      <w:pPr>
+        <w:rPr>
+          <w:rFonts w:ascii="Courier New" w:hAnsi="Courier New" w:eastAsia="Courier New" w:cs="Courier New"/>
+          <w:sz w:val="18"/>
+          <w:szCs w:val="18"/>
+          <w:lang w:val="fr-FR"/>
+        </w:rPr>
+      </w:pPr>
+      <w:r>
+        <w:rPr>
+          <w:rFonts w:ascii="Courier New" w:hAnsi="Courier New" w:eastAsia="Courier New" w:cs="Courier New"/>
+          <w:sz w:val="18"/>
+          <w:szCs w:val="18"/>
+          <w:lang w:val="fr-FR"/>
+        </w:rPr>
+        <w:t xml:space="preserve">    client = mqtt.Client(client_id="irrigation_actuator")</w:t>
+      </w:r>
+    </w:p>
+    <w:p>
+      <w:pPr>
+        <w:rPr>
+          <w:rFonts w:ascii="Courier New" w:hAnsi="Courier New" w:eastAsia="Courier New" w:cs="Courier New"/>
+          <w:sz w:val="18"/>
+          <w:szCs w:val="18"/>
+          <w:lang w:val="fr-FR"/>
+        </w:rPr>
+      </w:pPr>
+    </w:p>
+    <w:p>
+      <w:pPr>
+        <w:rPr>
+          <w:rFonts w:ascii="Courier New" w:hAnsi="Courier New" w:eastAsia="Courier New" w:cs="Courier New"/>
+          <w:sz w:val="18"/>
+          <w:szCs w:val="18"/>
+          <w:lang w:val="fr-FR"/>
+        </w:rPr>
+      </w:pPr>
+      <w:r>
+        <w:rPr>
+          <w:rFonts w:ascii="Courier New" w:hAnsi="Courier New" w:eastAsia="Courier New" w:cs="Courier New"/>
+          <w:sz w:val="18"/>
+          <w:szCs w:val="18"/>
+          <w:lang w:val="fr-FR"/>
+        </w:rPr>
+        <w:t xml:space="preserve">    client.on_connect = on_connect</w:t>
+      </w:r>
+    </w:p>
+    <w:p>
+      <w:pPr>
+        <w:rPr>
+          <w:rFonts w:ascii="Courier New" w:hAnsi="Courier New" w:eastAsia="Courier New" w:cs="Courier New"/>
+          <w:sz w:val="18"/>
+          <w:szCs w:val="18"/>
+          <w:lang w:val="fr-FR"/>
+        </w:rPr>
+      </w:pPr>
+      <w:r>
+        <w:rPr>
+          <w:rFonts w:ascii="Courier New" w:hAnsi="Courier New" w:eastAsia="Courier New" w:cs="Courier New"/>
+          <w:sz w:val="18"/>
+          <w:szCs w:val="18"/>
+          <w:lang w:val="fr-FR"/>
+        </w:rPr>
+        <w:t xml:space="preserve">    client.on_message = on_message</w:t>
+      </w:r>
+    </w:p>
+    <w:p>
+      <w:pPr>
+        <w:rPr>
+          <w:rFonts w:ascii="Courier New" w:hAnsi="Courier New" w:eastAsia="Courier New" w:cs="Courier New"/>
+          <w:sz w:val="18"/>
+          <w:szCs w:val="18"/>
+          <w:lang w:val="fr-FR"/>
+        </w:rPr>
+      </w:pPr>
+    </w:p>
+    <w:p>
+      <w:pPr>
+        <w:rPr>
+          <w:rFonts w:ascii="Courier New" w:hAnsi="Courier New" w:eastAsia="Courier New" w:cs="Courier New"/>
+          <w:sz w:val="18"/>
+          <w:szCs w:val="18"/>
+          <w:lang w:val="fr-FR"/>
+        </w:rPr>
+      </w:pPr>
+      <w:r>
+        <w:rPr>
+          <w:rFonts w:ascii="Courier New" w:hAnsi="Courier New" w:eastAsia="Courier New" w:cs="Courier New"/>
+          <w:sz w:val="18"/>
+          <w:szCs w:val="18"/>
+          <w:lang w:val="fr-FR"/>
+        </w:rPr>
+        <w:t xml:space="preserve">    # Connexion au broker</w:t>
+      </w:r>
+    </w:p>
+    <w:p>
+      <w:pPr>
+        <w:rPr>
+          <w:rFonts w:ascii="Courier New" w:hAnsi="Courier New" w:eastAsia="Courier New" w:cs="Courier New"/>
+          <w:sz w:val="18"/>
+          <w:szCs w:val="18"/>
+          <w:lang w:val="fr-FR"/>
+        </w:rPr>
+      </w:pPr>
+      <w:r>
+        <w:rPr>
+          <w:rFonts w:ascii="Courier New" w:hAnsi="Courier New" w:eastAsia="Courier New" w:cs="Courier New"/>
+          <w:sz w:val="18"/>
+          <w:szCs w:val="18"/>
+          <w:lang w:val="fr-FR"/>
+        </w:rPr>
+        <w:t xml:space="preserve">    client.connect(</w:t>
+      </w:r>
+    </w:p>
+    <w:p>
+      <w:pPr>
+        <w:rPr>
+          <w:rFonts w:ascii="Courier New" w:hAnsi="Courier New" w:eastAsia="Courier New" w:cs="Courier New"/>
+          <w:sz w:val="18"/>
+          <w:szCs w:val="18"/>
+        </w:rPr>
+      </w:pPr>
+      <w:r>
+        <w:rPr>
+          <w:rFonts w:ascii="Courier New" w:hAnsi="Courier New" w:eastAsia="Courier New" w:cs="Courier New"/>
+          <w:sz w:val="18"/>
+          <w:szCs w:val="18"/>
+          <w:lang w:val="fr-FR"/>
+        </w:rPr>
+        <w:t xml:space="preserve">        </w:t>
+      </w:r>
+      <w:r>
+        <w:rPr>
+          <w:rFonts w:ascii="Courier New" w:hAnsi="Courier New" w:eastAsia="Courier New" w:cs="Courier New"/>
+          <w:sz w:val="18"/>
+          <w:szCs w:val="18"/>
+        </w:rPr>
+        <w:t>BROKER_HOST,</w:t>
+      </w:r>
+    </w:p>
+    <w:p>
+      <w:pPr>
+        <w:rPr>
+          <w:rFonts w:ascii="Courier New" w:hAnsi="Courier New" w:eastAsia="Courier New" w:cs="Courier New"/>
+          <w:sz w:val="18"/>
+          <w:szCs w:val="18"/>
+        </w:rPr>
+      </w:pPr>
+      <w:r>
+        <w:rPr>
+          <w:rFonts w:ascii="Courier New" w:hAnsi="Courier New" w:eastAsia="Courier New" w:cs="Courier New"/>
+          <w:sz w:val="18"/>
+          <w:szCs w:val="18"/>
+        </w:rPr>
+        <w:t xml:space="preserve">        BROKER_PORT,</w:t>
+      </w:r>
+    </w:p>
+    <w:p>
+      <w:pPr>
+        <w:rPr>
+          <w:rFonts w:ascii="Courier New" w:hAnsi="Courier New" w:eastAsia="Courier New" w:cs="Courier New"/>
+          <w:sz w:val="18"/>
+          <w:szCs w:val="18"/>
+        </w:rPr>
+      </w:pPr>
+      <w:r>
+        <w:rPr>
+          <w:rFonts w:ascii="Courier New" w:hAnsi="Courier New" w:eastAsia="Courier New" w:cs="Courier New"/>
+          <w:sz w:val="18"/>
+          <w:szCs w:val="18"/>
+        </w:rPr>
+        <w:t xml:space="preserve">        BROKER_KEEPALIVE</w:t>
+      </w:r>
+    </w:p>
+    <w:p>
+      <w:pPr>
+        <w:rPr>
+          <w:rFonts w:ascii="Courier New" w:hAnsi="Courier New" w:eastAsia="Courier New" w:cs="Courier New"/>
+          <w:sz w:val="18"/>
+          <w:szCs w:val="18"/>
+          <w:lang w:val="fr-FR"/>
+        </w:rPr>
+      </w:pPr>
+      <w:r>
+        <w:rPr>
+          <w:rFonts w:ascii="Courier New" w:hAnsi="Courier New" w:eastAsia="Courier New" w:cs="Courier New"/>
+          <w:sz w:val="18"/>
+          <w:szCs w:val="18"/>
+        </w:rPr>
+        <w:t xml:space="preserve">    </w:t>
+      </w:r>
+      <w:r>
+        <w:rPr>
+          <w:rFonts w:ascii="Courier New" w:hAnsi="Courier New" w:eastAsia="Courier New" w:cs="Courier New"/>
+          <w:sz w:val="18"/>
+          <w:szCs w:val="18"/>
+          <w:lang w:val="fr-FR"/>
+        </w:rPr>
+        <w:t>)</w:t>
+      </w:r>
+    </w:p>
+    <w:p>
+      <w:pPr>
+        <w:rPr>
+          <w:rFonts w:ascii="Courier New" w:hAnsi="Courier New" w:eastAsia="Courier New" w:cs="Courier New"/>
+          <w:sz w:val="18"/>
+          <w:szCs w:val="18"/>
+          <w:lang w:val="fr-FR"/>
+        </w:rPr>
+      </w:pPr>
+    </w:p>
+    <w:p>
+      <w:pPr>
+        <w:rPr>
+          <w:rFonts w:ascii="Courier New" w:hAnsi="Courier New" w:eastAsia="Courier New" w:cs="Courier New"/>
+          <w:sz w:val="18"/>
+          <w:szCs w:val="18"/>
+          <w:lang w:val="fr-FR"/>
+        </w:rPr>
+      </w:pPr>
+      <w:r>
+        <w:rPr>
+          <w:rFonts w:ascii="Courier New" w:hAnsi="Courier New" w:eastAsia="Courier New" w:cs="Courier New"/>
+          <w:sz w:val="18"/>
+          <w:szCs w:val="18"/>
+          <w:lang w:val="fr-FR"/>
+        </w:rPr>
+        <w:t xml:space="preserve">    print("</w:t>
+      </w:r>
+      <w:r>
+        <w:rPr>
+          <w:rFonts w:ascii="Segoe UI Emoji" w:hAnsi="Segoe UI Emoji" w:eastAsia="Courier New" w:cs="Segoe UI Emoji"/>
+          <w:sz w:val="18"/>
+          <w:szCs w:val="18"/>
+        </w:rPr>
+        <w:t>🚀</w:t>
+      </w:r>
+      <w:r>
+        <w:rPr>
+          <w:rFonts w:ascii="Courier New" w:hAnsi="Courier New" w:eastAsia="Courier New" w:cs="Courier New"/>
+          <w:sz w:val="18"/>
+          <w:szCs w:val="18"/>
+          <w:lang w:val="fr-FR"/>
+        </w:rPr>
+        <w:t xml:space="preserve"> Actionneur irrigation en attente de commandes...\n")</w:t>
+      </w:r>
+    </w:p>
+    <w:p>
+      <w:pPr>
+        <w:rPr>
+          <w:rFonts w:ascii="Courier New" w:hAnsi="Courier New" w:eastAsia="Courier New" w:cs="Courier New"/>
+          <w:sz w:val="18"/>
+          <w:szCs w:val="18"/>
+          <w:lang w:val="fr-FR"/>
+        </w:rPr>
+      </w:pPr>
+    </w:p>
+    <w:p>
+      <w:pPr>
+        <w:rPr>
+          <w:rFonts w:ascii="Courier New" w:hAnsi="Courier New" w:eastAsia="Courier New" w:cs="Courier New"/>
+          <w:sz w:val="18"/>
+          <w:szCs w:val="18"/>
+          <w:lang w:val="fr-FR"/>
+        </w:rPr>
+      </w:pPr>
+      <w:r>
+        <w:rPr>
+          <w:rFonts w:ascii="Courier New" w:hAnsi="Courier New" w:eastAsia="Courier New" w:cs="Courier New"/>
+          <w:sz w:val="18"/>
+          <w:szCs w:val="18"/>
+          <w:lang w:val="fr-FR"/>
+        </w:rPr>
+        <w:t xml:space="preserve">    # Boucle infinie MQTT</w:t>
+      </w:r>
+    </w:p>
+    <w:p>
+      <w:pPr>
+        <w:rPr>
+          <w:rFonts w:ascii="Courier New" w:hAnsi="Courier New" w:eastAsia="Courier New" w:cs="Courier New"/>
+          <w:sz w:val="18"/>
+          <w:szCs w:val="18"/>
+          <w:lang w:val="fr-FR"/>
+        </w:rPr>
+      </w:pPr>
+      <w:r>
+        <w:rPr>
+          <w:rFonts w:ascii="Courier New" w:hAnsi="Courier New" w:eastAsia="Courier New" w:cs="Courier New"/>
+          <w:sz w:val="18"/>
+          <w:szCs w:val="18"/>
+          <w:lang w:val="fr-FR"/>
+        </w:rPr>
+        <w:t xml:space="preserve">    client.loop_forever()</w:t>
+      </w:r>
+    </w:p>
+    <w:p>
+      <w:pPr>
+        <w:rPr>
+          <w:rFonts w:ascii="Courier New" w:hAnsi="Courier New" w:eastAsia="Courier New" w:cs="Courier New"/>
+          <w:sz w:val="18"/>
+          <w:szCs w:val="18"/>
+          <w:lang w:val="fr-FR"/>
+        </w:rPr>
+      </w:pPr>
+    </w:p>
+    <w:p>
+      <w:pPr>
+        <w:rPr>
+          <w:rFonts w:ascii="Courier New" w:hAnsi="Courier New" w:eastAsia="Courier New" w:cs="Courier New"/>
+          <w:sz w:val="18"/>
+          <w:szCs w:val="18"/>
+          <w:lang w:val="fr-FR"/>
+        </w:rPr>
+      </w:pPr>
+    </w:p>
+    <w:p>
+      <w:pPr>
+        <w:rPr>
+          <w:rFonts w:ascii="Courier New" w:hAnsi="Courier New" w:eastAsia="Courier New" w:cs="Courier New"/>
+          <w:sz w:val="18"/>
+          <w:szCs w:val="18"/>
+        </w:rPr>
+      </w:pPr>
+      <w:r>
+        <w:rPr>
+          <w:rFonts w:ascii="Courier New" w:hAnsi="Courier New" w:eastAsia="Courier New" w:cs="Courier New"/>
+          <w:sz w:val="18"/>
+          <w:szCs w:val="18"/>
+        </w:rPr>
+        <w:t># ==========================================================</w:t>
+      </w:r>
+    </w:p>
+    <w:p>
+      <w:pPr>
+        <w:rPr>
+          <w:rFonts w:ascii="Courier New" w:hAnsi="Courier New" w:eastAsia="Courier New" w:cs="Courier New"/>
+          <w:sz w:val="18"/>
+          <w:szCs w:val="18"/>
+        </w:rPr>
+      </w:pPr>
+      <w:r>
+        <w:rPr>
+          <w:rFonts w:ascii="Courier New" w:hAnsi="Courier New" w:eastAsia="Courier New" w:cs="Courier New"/>
+          <w:sz w:val="18"/>
+          <w:szCs w:val="18"/>
+        </w:rPr>
+        <w:t># POINT D’ENTRÉE</w:t>
+      </w:r>
+    </w:p>
+    <w:p>
+      <w:pPr>
+        <w:rPr>
+          <w:rFonts w:ascii="Courier New" w:hAnsi="Courier New" w:eastAsia="Courier New" w:cs="Courier New"/>
+          <w:sz w:val="18"/>
+          <w:szCs w:val="18"/>
+        </w:rPr>
+      </w:pPr>
+      <w:r>
+        <w:rPr>
+          <w:rFonts w:ascii="Courier New" w:hAnsi="Courier New" w:eastAsia="Courier New" w:cs="Courier New"/>
+          <w:sz w:val="18"/>
+          <w:szCs w:val="18"/>
+        </w:rPr>
+        <w:t># ==========================================================</w:t>
+      </w:r>
+    </w:p>
+    <w:p>
+      <w:pPr>
+        <w:rPr>
+          <w:rFonts w:ascii="Courier New" w:hAnsi="Courier New" w:eastAsia="Courier New" w:cs="Courier New"/>
+          <w:sz w:val="18"/>
+          <w:szCs w:val="18"/>
+        </w:rPr>
+      </w:pPr>
+    </w:p>
+    <w:p>
+      <w:pPr>
+        <w:rPr>
+          <w:rFonts w:ascii="Courier New" w:hAnsi="Courier New" w:eastAsia="Courier New" w:cs="Courier New"/>
+          <w:sz w:val="18"/>
+          <w:szCs w:val="18"/>
+        </w:rPr>
+      </w:pPr>
+      <w:r>
+        <w:rPr>
+          <w:rFonts w:ascii="Courier New" w:hAnsi="Courier New" w:eastAsia="Courier New" w:cs="Courier New"/>
+          <w:sz w:val="18"/>
+          <w:szCs w:val="18"/>
+        </w:rPr>
+        <w:t>if __name__ == "__main__":</w:t>
+      </w:r>
+    </w:p>
+    <w:p>
+      <w:r>
+        <w:rPr>
+          <w:rFonts w:ascii="Courier New" w:hAnsi="Courier New" w:eastAsia="Courier New" w:cs="Courier New"/>
+          <w:sz w:val="18"/>
+          <w:szCs w:val="18"/>
+        </w:rPr>
+        <w:t xml:space="preserve">    main()</w:t>
+      </w:r>
+    </w:p>
+    <w:p>
+      <w:pPr>
+        <w:spacing w:after="80"/>
+        <w:rPr>
+          <w:b/>
+          <w:bCs/>
+          <w:lang w:val="fr-FR"/>
+        </w:rPr>
+      </w:pPr>
+    </w:p>
+    <w:p>
+      <w:pPr>
+        <w:spacing w:after="80"/>
+        <w:rPr>
+          <w:rFonts w:ascii="Courier New" w:hAnsi="Courier New" w:eastAsia="Courier New" w:cs="Courier New"/>
+          <w:sz w:val="18"/>
+          <w:szCs w:val="18"/>
+          <w:lang w:val="fr-FR"/>
+        </w:rPr>
+      </w:pPr>
+      <w:r>
+        <w:rPr>
+          <w:b/>
+          <w:bCs/>
+          <w:lang w:val="fr-FR"/>
+        </w:rPr>
+        <w:t>b)</w:t>
+      </w:r>
+      <w:r>
+        <w:rPr>
+          <w:lang w:val="fr-FR"/>
+        </w:rPr>
+        <w:t xml:space="preserve"> Exécutez la commande : </w:t>
+      </w:r>
+      <w:r>
+        <w:rPr>
+          <w:rFonts w:ascii="Courier New" w:hAnsi="Courier New" w:eastAsia="Courier New" w:cs="Courier New"/>
+          <w:sz w:val="18"/>
+          <w:szCs w:val="18"/>
+          <w:lang w:val="fr-FR"/>
+        </w:rPr>
+        <w:t>python -m actuators.irrigation</w:t>
+      </w:r>
+    </w:p>
+    <w:p>
+      <w:pPr>
+        <w:spacing w:after="80"/>
+        <w:rPr>
+          <w:rFonts w:ascii="Courier New" w:hAnsi="Courier New" w:eastAsia="Courier New" w:cs="Courier New"/>
+          <w:sz w:val="18"/>
+          <w:szCs w:val="18"/>
+          <w:lang w:val="fr-FR"/>
+        </w:rPr>
+      </w:pPr>
+      <w:r>
+        <w:drawing>
+          <wp:inline distT="0" distB="0" distL="114300" distR="114300">
+            <wp:extent cx="6057900" cy="842010"/>
+            <wp:effectExtent l="0" t="0" r="7620" b="11430"/>
+            <wp:docPr id="18" name="Image 18"/>
+            <wp:cNvGraphicFramePr>
+              <a:graphicFrameLocks xmlns:a="http://schemas.openxmlformats.org/drawingml/2006/main" noChangeAspect="1"/>
+            </wp:cNvGraphicFramePr>
+            <a:graphic xmlns:a="http://schemas.openxmlformats.org/drawingml/2006/main">
+              <a:graphicData uri="http://schemas.openxmlformats.org/drawingml/2006/picture">
+                <pic:pic xmlns:pic="http://schemas.openxmlformats.org/drawingml/2006/picture">
+                  <pic:nvPicPr>
+                    <pic:cNvPr id="18" name="Image 18"/>
+                    <pic:cNvPicPr>
+                      <a:picLocks noChangeAspect="1"/>
+                    </pic:cNvPicPr>
+                  </pic:nvPicPr>
+                  <pic:blipFill>
+                    <a:blip r:embed="rId16"/>
+                    <a:stretch>
+                      <a:fillRect/>
+                    </a:stretch>
+                  </pic:blipFill>
+                  <pic:spPr>
+                    <a:xfrm>
+                      <a:off x="0" y="0"/>
+                      <a:ext cx="6057900" cy="842010"/>
+                    </a:xfrm>
+                    <a:prstGeom prst="rect">
+                      <a:avLst/>
+                    </a:prstGeom>
+                    <a:noFill/>
+                    <a:ln>
+                      <a:noFill/>
+                    </a:ln>
+                  </pic:spPr>
+                </pic:pic>
+              </a:graphicData>
+            </a:graphic>
+          </wp:inline>
+        </w:drawing>
+      </w:r>
+    </w:p>
+    <w:p>
+      <w:pPr>
+        <w:pStyle w:val="8"/>
+        <w:rPr>
+          <w:lang w:val="fr-FR"/>
+        </w:rPr>
+      </w:pPr>
+    </w:p>
+    <w:p>
+      <w:pPr>
+        <w:spacing w:after="80"/>
+        <w:rPr>
+          <w:b/>
+          <w:bCs/>
+          <w:lang w:val="fr-FR"/>
+        </w:rPr>
+      </w:pPr>
+      <w:r>
+        <w:rPr>
+          <w:b/>
+          <w:bCs/>
+          <w:lang w:val="fr-FR"/>
+        </w:rPr>
+        <w:t xml:space="preserve">c) </w:t>
+      </w:r>
+      <w:r>
+        <w:rPr>
+          <w:lang w:val="fr-FR"/>
+        </w:rPr>
+        <w:t>Dans autre terminal,</w:t>
+      </w:r>
+      <w:r>
+        <w:rPr>
+          <w:b/>
+          <w:bCs/>
+          <w:lang w:val="fr-FR"/>
+        </w:rPr>
+        <w:t xml:space="preserve"> </w:t>
+      </w:r>
+      <w:r>
+        <w:rPr>
+          <w:lang w:val="fr-FR"/>
+        </w:rPr>
+        <w:t xml:space="preserve">exécutez la commande : </w:t>
+      </w:r>
+    </w:p>
+    <w:p>
+      <w:pPr>
+        <w:pStyle w:val="8"/>
+      </w:pPr>
+      <w:r>
+        <w:t>&amp; "C:\Program Files\mosquitto\mosquitto_pub.exe" -t greenhouse/actuators/irrigation/cmd -m "ON"</w:t>
+      </w:r>
+    </w:p>
+    <w:p>
+      <w:pPr>
         <w:spacing w:before="360" w:after="120"/>
+      </w:pPr>
+      <w:r>
+        <w:drawing>
+          <wp:inline distT="0" distB="0" distL="114300" distR="114300">
+            <wp:extent cx="5270500" cy="193675"/>
+            <wp:effectExtent l="0" t="0" r="2540" b="4445"/>
+            <wp:docPr id="19" name="Image 19"/>
+            <wp:cNvGraphicFramePr>
+              <a:graphicFrameLocks xmlns:a="http://schemas.openxmlformats.org/drawingml/2006/main" noChangeAspect="1"/>
+            </wp:cNvGraphicFramePr>
+            <a:graphic xmlns:a="http://schemas.openxmlformats.org/drawingml/2006/main">
+              <a:graphicData uri="http://schemas.openxmlformats.org/drawingml/2006/picture">
+                <pic:pic xmlns:pic="http://schemas.openxmlformats.org/drawingml/2006/picture">
+                  <pic:nvPicPr>
+                    <pic:cNvPr id="19" name="Image 19"/>
+                    <pic:cNvPicPr>
+                      <a:picLocks noChangeAspect="1"/>
+                    </pic:cNvPicPr>
+                  </pic:nvPicPr>
+                  <pic:blipFill>
+                    <a:blip r:embed="rId17"/>
+                    <a:stretch>
+                      <a:fillRect/>
+                    </a:stretch>
+                  </pic:blipFill>
+                  <pic:spPr>
+                    <a:xfrm>
+                      <a:off x="0" y="0"/>
+                      <a:ext cx="5270500" cy="193675"/>
+                    </a:xfrm>
+                    <a:prstGeom prst="rect">
+                      <a:avLst/>
+                    </a:prstGeom>
+                    <a:noFill/>
+                    <a:ln>
+                      <a:noFill/>
+                    </a:ln>
+                  </pic:spPr>
+                </pic:pic>
+              </a:graphicData>
+            </a:graphic>
+          </wp:inline>
+        </w:drawing>
+      </w:r>
+    </w:p>
+    <w:p>
+      <w:pPr>
+        <w:spacing w:before="360" w:after="120"/>
         <w:rPr>
           <w:rFonts w:hint="default"/>
           <w:lang w:val="fr-FR"/>
         </w:rPr>
       </w:pPr>
-      <w:bookmarkStart w:id="6" w:name="_GoBack"/>
-      <w:bookmarkEnd w:id="6"/>
+      <w:r>
+        <w:drawing>
+          <wp:inline distT="0" distB="0" distL="114300" distR="114300">
+            <wp:extent cx="3421380" cy="1150620"/>
+            <wp:effectExtent l="0" t="0" r="7620" b="7620"/>
+            <wp:docPr id="20" name="Image 20"/>
+            <wp:cNvGraphicFramePr>
+              <a:graphicFrameLocks xmlns:a="http://schemas.openxmlformats.org/drawingml/2006/main" noChangeAspect="1"/>
+            </wp:cNvGraphicFramePr>
+            <a:graphic xmlns:a="http://schemas.openxmlformats.org/drawingml/2006/main">
+              <a:graphicData uri="http://schemas.openxmlformats.org/drawingml/2006/picture">
+                <pic:pic xmlns:pic="http://schemas.openxmlformats.org/drawingml/2006/picture">
+                  <pic:nvPicPr>
+                    <pic:cNvPr id="20" name="Image 20"/>
+                    <pic:cNvPicPr>
+                      <a:picLocks noChangeAspect="1"/>
+                    </pic:cNvPicPr>
+                  </pic:nvPicPr>
+                  <pic:blipFill>
+                    <a:blip r:embed="rId18"/>
+                    <a:stretch>
+                      <a:fillRect/>
+                    </a:stretch>
+                  </pic:blipFill>
+                  <pic:spPr>
+                    <a:xfrm>
+                      <a:off x="0" y="0"/>
+                      <a:ext cx="3421380" cy="1150620"/>
+                    </a:xfrm>
+                    <a:prstGeom prst="rect">
+                      <a:avLst/>
+                    </a:prstGeom>
+                    <a:noFill/>
+                    <a:ln>
+                      <a:noFill/>
+                    </a:ln>
+                  </pic:spPr>
+                </pic:pic>
+              </a:graphicData>
+            </a:graphic>
+          </wp:inline>
+        </w:drawing>
+      </w:r>
     </w:p>
     <w:p>
       <w:pPr>
@@ -2300,6 +9132,321 @@
           <w:lang w:val="fr-FR"/>
         </w:rPr>
       </w:pPr>
+    </w:p>
+    <w:p>
+      <w:pPr>
+        <w:pStyle w:val="3"/>
+        <w:rPr>
+          <w:lang w:val="fr-FR"/>
+        </w:rPr>
+      </w:pPr>
+      <w:bookmarkStart w:id="19" w:name="_Toc223339943"/>
+      <w:bookmarkStart w:id="20" w:name="_Toc223296411"/>
+      <w:r>
+        <w:rPr>
+          <w:lang w:val="fr-FR"/>
+        </w:rPr>
+        <w:t>Question 8 : Actionneur éclairage</w:t>
+      </w:r>
+      <w:bookmarkEnd w:id="19"/>
+      <w:bookmarkEnd w:id="20"/>
+    </w:p>
+    <w:p>
+      <w:pPr>
+        <w:spacing w:after="120"/>
+        <w:rPr>
+          <w:lang w:val="fr-FR"/>
+        </w:rPr>
+      </w:pPr>
+      <w:r>
+        <w:rPr>
+          <w:b/>
+          <w:bCs/>
+          <w:lang w:val="fr-FR"/>
+        </w:rPr>
+        <w:t>a)</w:t>
+      </w:r>
+      <w:r>
+        <w:rPr>
+          <w:lang w:val="fr-FR"/>
+        </w:rPr>
+        <w:t xml:space="preserve"> Créez greenhouse/actuators/lighting.py en vous inspirant d'irrigation.py</w:t>
+      </w:r>
+    </w:p>
+    <w:p>
+      <w:pPr>
+        <w:pStyle w:val="9"/>
+        <w:numPr>
+          <w:ilvl w:val="0"/>
+          <w:numId w:val="4"/>
+        </w:numPr>
+      </w:pPr>
+      <w:r>
+        <w:t>Classe : LightingActuator</w:t>
+      </w:r>
+    </w:p>
+    <w:p>
+      <w:pPr>
+        <w:pStyle w:val="9"/>
+        <w:numPr>
+          <w:ilvl w:val="0"/>
+          <w:numId w:val="4"/>
+        </w:numPr>
+      </w:pPr>
+      <w:r>
+        <w:t>ID : 'LIGHTING_01'</w:t>
+      </w:r>
+    </w:p>
+    <w:p>
+      <w:pPr>
+        <w:pStyle w:val="9"/>
+        <w:numPr>
+          <w:ilvl w:val="0"/>
+          <w:numId w:val="4"/>
+        </w:numPr>
+      </w:pPr>
+      <w:r>
+        <w:t>Action ON : Afficher 'ÉCLAIRAGE ALLUMÉ'</w:t>
+      </w:r>
+    </w:p>
+    <w:p>
+      <w:pPr>
+        <w:pStyle w:val="9"/>
+        <w:numPr>
+          <w:ilvl w:val="0"/>
+          <w:numId w:val="4"/>
+        </w:numPr>
+        <w:spacing w:after="360"/>
+      </w:pPr>
+      <w:r>
+        <w:t>Action OFF : Afficher 'Éclairage éteint'</w:t>
+      </w:r>
+    </w:p>
+    <w:p>
+      <w:pPr>
+        <w:spacing w:after="80"/>
+        <w:rPr>
+          <w:lang w:val="fr-FR"/>
+        </w:rPr>
+      </w:pPr>
+      <w:r>
+        <w:rPr>
+          <w:b/>
+          <w:bCs/>
+          <w:lang w:val="fr-FR"/>
+        </w:rPr>
+        <w:t>b)</w:t>
+      </w:r>
+      <w:r>
+        <w:rPr>
+          <w:lang w:val="fr-FR"/>
+        </w:rPr>
+        <w:t xml:space="preserve"> Exécutez la commande : </w:t>
+      </w:r>
+      <w:r>
+        <w:rPr>
+          <w:rFonts w:ascii="Courier New" w:hAnsi="Courier New" w:eastAsia="Courier New" w:cs="Courier New"/>
+          <w:sz w:val="18"/>
+          <w:szCs w:val="18"/>
+          <w:lang w:val="fr-FR"/>
+        </w:rPr>
+        <w:t>python -m actuators.lighting</w:t>
+      </w:r>
+    </w:p>
+    <w:p>
+      <w:pPr>
+        <w:pStyle w:val="8"/>
+        <w:rPr>
+          <w:lang w:val="fr-FR"/>
+        </w:rPr>
+      </w:pPr>
+      <w:r>
+        <w:drawing>
+          <wp:inline distT="0" distB="0" distL="114300" distR="114300">
+            <wp:extent cx="5267960" cy="655320"/>
+            <wp:effectExtent l="0" t="0" r="5080" b="0"/>
+            <wp:docPr id="21" name="Image 21"/>
+            <wp:cNvGraphicFramePr>
+              <a:graphicFrameLocks xmlns:a="http://schemas.openxmlformats.org/drawingml/2006/main" noChangeAspect="1"/>
+            </wp:cNvGraphicFramePr>
+            <a:graphic xmlns:a="http://schemas.openxmlformats.org/drawingml/2006/main">
+              <a:graphicData uri="http://schemas.openxmlformats.org/drawingml/2006/picture">
+                <pic:pic xmlns:pic="http://schemas.openxmlformats.org/drawingml/2006/picture">
+                  <pic:nvPicPr>
+                    <pic:cNvPr id="21" name="Image 21"/>
+                    <pic:cNvPicPr>
+                      <a:picLocks noChangeAspect="1"/>
+                    </pic:cNvPicPr>
+                  </pic:nvPicPr>
+                  <pic:blipFill>
+                    <a:blip r:embed="rId19"/>
+                    <a:stretch>
+                      <a:fillRect/>
+                    </a:stretch>
+                  </pic:blipFill>
+                  <pic:spPr>
+                    <a:xfrm>
+                      <a:off x="0" y="0"/>
+                      <a:ext cx="5267960" cy="655320"/>
+                    </a:xfrm>
+                    <a:prstGeom prst="rect">
+                      <a:avLst/>
+                    </a:prstGeom>
+                    <a:noFill/>
+                    <a:ln>
+                      <a:noFill/>
+                    </a:ln>
+                  </pic:spPr>
+                </pic:pic>
+              </a:graphicData>
+            </a:graphic>
+          </wp:inline>
+        </w:drawing>
+      </w:r>
+    </w:p>
+    <w:p>
+      <w:pPr>
+        <w:spacing w:after="80"/>
+        <w:rPr>
+          <w:b/>
+          <w:bCs/>
+          <w:lang w:val="fr-FR"/>
+        </w:rPr>
+      </w:pPr>
+      <w:r>
+        <w:rPr>
+          <w:b/>
+          <w:bCs/>
+          <w:lang w:val="fr-FR"/>
+        </w:rPr>
+        <w:t xml:space="preserve">c) </w:t>
+      </w:r>
+      <w:r>
+        <w:rPr>
+          <w:lang w:val="fr-FR"/>
+        </w:rPr>
+        <w:t>Dans autre terminal,</w:t>
+      </w:r>
+      <w:r>
+        <w:rPr>
+          <w:b/>
+          <w:bCs/>
+          <w:lang w:val="fr-FR"/>
+        </w:rPr>
+        <w:t xml:space="preserve"> </w:t>
+      </w:r>
+      <w:r>
+        <w:rPr>
+          <w:lang w:val="fr-FR"/>
+        </w:rPr>
+        <w:t xml:space="preserve">exécutez la commande : </w:t>
+      </w:r>
+    </w:p>
+    <w:p>
+      <w:pPr>
+        <w:pStyle w:val="8"/>
+      </w:pPr>
+      <w:r>
+        <w:t>&amp; "C:\Program Files\mosquitto\mosquitto_pub.exe" -t greenhouse/actuators/lighting/cmd -m "ON"</w:t>
+      </w:r>
+    </w:p>
+    <w:p>
+      <w:pPr>
+        <w:pStyle w:val="8"/>
+      </w:pPr>
+      <w:r>
+        <w:drawing>
+          <wp:inline distT="0" distB="0" distL="114300" distR="114300">
+            <wp:extent cx="5267960" cy="157480"/>
+            <wp:effectExtent l="0" t="0" r="5080" b="10160"/>
+            <wp:docPr id="22" name="Image 22"/>
+            <wp:cNvGraphicFramePr>
+              <a:graphicFrameLocks xmlns:a="http://schemas.openxmlformats.org/drawingml/2006/main" noChangeAspect="1"/>
+            </wp:cNvGraphicFramePr>
+            <a:graphic xmlns:a="http://schemas.openxmlformats.org/drawingml/2006/main">
+              <a:graphicData uri="http://schemas.openxmlformats.org/drawingml/2006/picture">
+                <pic:pic xmlns:pic="http://schemas.openxmlformats.org/drawingml/2006/picture">
+                  <pic:nvPicPr>
+                    <pic:cNvPr id="22" name="Image 22"/>
+                    <pic:cNvPicPr>
+                      <a:picLocks noChangeAspect="1"/>
+                    </pic:cNvPicPr>
+                  </pic:nvPicPr>
+                  <pic:blipFill>
+                    <a:blip r:embed="rId20"/>
+                    <a:stretch>
+                      <a:fillRect/>
+                    </a:stretch>
+                  </pic:blipFill>
+                  <pic:spPr>
+                    <a:xfrm>
+                      <a:off x="0" y="0"/>
+                      <a:ext cx="5267960" cy="157480"/>
+                    </a:xfrm>
+                    <a:prstGeom prst="rect">
+                      <a:avLst/>
+                    </a:prstGeom>
+                    <a:noFill/>
+                    <a:ln>
+                      <a:noFill/>
+                    </a:ln>
+                  </pic:spPr>
+                </pic:pic>
+              </a:graphicData>
+            </a:graphic>
+          </wp:inline>
+        </w:drawing>
+      </w:r>
+    </w:p>
+    <w:p>
+      <w:pPr>
+        <w:pStyle w:val="8"/>
+      </w:pPr>
+      <w:r>
+        <w:drawing>
+          <wp:inline distT="0" distB="0" distL="114300" distR="114300">
+            <wp:extent cx="3276600" cy="1150620"/>
+            <wp:effectExtent l="0" t="0" r="0" b="7620"/>
+            <wp:docPr id="23" name="Image 23"/>
+            <wp:cNvGraphicFramePr>
+              <a:graphicFrameLocks xmlns:a="http://schemas.openxmlformats.org/drawingml/2006/main" noChangeAspect="1"/>
+            </wp:cNvGraphicFramePr>
+            <a:graphic xmlns:a="http://schemas.openxmlformats.org/drawingml/2006/main">
+              <a:graphicData uri="http://schemas.openxmlformats.org/drawingml/2006/picture">
+                <pic:pic xmlns:pic="http://schemas.openxmlformats.org/drawingml/2006/picture">
+                  <pic:nvPicPr>
+                    <pic:cNvPr id="23" name="Image 23"/>
+                    <pic:cNvPicPr>
+                      <a:picLocks noChangeAspect="1"/>
+                    </pic:cNvPicPr>
+                  </pic:nvPicPr>
+                  <pic:blipFill>
+                    <a:blip r:embed="rId21"/>
+                    <a:stretch>
+                      <a:fillRect/>
+                    </a:stretch>
+                  </pic:blipFill>
+                  <pic:spPr>
+                    <a:xfrm>
+                      <a:off x="0" y="0"/>
+                      <a:ext cx="3276600" cy="1150620"/>
+                    </a:xfrm>
+                    <a:prstGeom prst="rect">
+                      <a:avLst/>
+                    </a:prstGeom>
+                    <a:noFill/>
+                    <a:ln>
+                      <a:noFill/>
+                    </a:ln>
+                  </pic:spPr>
+                </pic:pic>
+              </a:graphicData>
+            </a:graphic>
+          </wp:inline>
+        </w:drawing>
+      </w:r>
+      <w:bookmarkStart w:id="21" w:name="_GoBack"/>
+      <w:bookmarkEnd w:id="21"/>
     </w:p>
     <w:p>
       <w:pPr>
@@ -2339,6 +9486,130 @@
     </w:lvl>
   </w:abstractNum>
   <w:abstractNum w:abstractNumId="1">
+    <w:nsid w:val="0E5B6FC8"/>
+    <w:multiLevelType w:val="multilevel"/>
+    <w:tmpl w:val="0E5B6FC8"/>
+    <w:lvl w:ilvl="0" w:tentative="0">
+      <w:start w:val="1"/>
+      <w:numFmt w:val="bullet"/>
+      <w:lvlText w:val="•"/>
+      <w:lvlJc w:val="left"/>
+      <w:pPr>
+        <w:ind w:left="720" w:hanging="360"/>
+      </w:pPr>
+    </w:lvl>
+    <w:lvl w:ilvl="1" w:tentative="0">
+      <w:start w:val="0"/>
+      <w:numFmt w:val="decimal"/>
+      <w:lvlText w:val=""/>
+      <w:lvlJc w:val="left"/>
+    </w:lvl>
+    <w:lvl w:ilvl="2" w:tentative="0">
+      <w:start w:val="0"/>
+      <w:numFmt w:val="decimal"/>
+      <w:lvlText w:val=""/>
+      <w:lvlJc w:val="left"/>
+    </w:lvl>
+    <w:lvl w:ilvl="3" w:tentative="0">
+      <w:start w:val="0"/>
+      <w:numFmt w:val="decimal"/>
+      <w:lvlText w:val=""/>
+      <w:lvlJc w:val="left"/>
+    </w:lvl>
+    <w:lvl w:ilvl="4" w:tentative="0">
+      <w:start w:val="0"/>
+      <w:numFmt w:val="decimal"/>
+      <w:lvlText w:val=""/>
+      <w:lvlJc w:val="left"/>
+    </w:lvl>
+    <w:lvl w:ilvl="5" w:tentative="0">
+      <w:start w:val="0"/>
+      <w:numFmt w:val="decimal"/>
+      <w:lvlText w:val=""/>
+      <w:lvlJc w:val="left"/>
+    </w:lvl>
+    <w:lvl w:ilvl="6" w:tentative="0">
+      <w:start w:val="0"/>
+      <w:numFmt w:val="decimal"/>
+      <w:lvlText w:val=""/>
+      <w:lvlJc w:val="left"/>
+    </w:lvl>
+    <w:lvl w:ilvl="7" w:tentative="0">
+      <w:start w:val="0"/>
+      <w:numFmt w:val="decimal"/>
+      <w:lvlText w:val=""/>
+      <w:lvlJc w:val="left"/>
+    </w:lvl>
+    <w:lvl w:ilvl="8" w:tentative="0">
+      <w:start w:val="0"/>
+      <w:numFmt w:val="decimal"/>
+      <w:lvlText w:val=""/>
+      <w:lvlJc w:val="left"/>
+    </w:lvl>
+  </w:abstractNum>
+  <w:abstractNum w:abstractNumId="2">
+    <w:nsid w:val="51F5633B"/>
+    <w:multiLevelType w:val="multilevel"/>
+    <w:tmpl w:val="51F5633B"/>
+    <w:lvl w:ilvl="0" w:tentative="0">
+      <w:start w:val="1"/>
+      <w:numFmt w:val="bullet"/>
+      <w:lvlText w:val="•"/>
+      <w:lvlJc w:val="left"/>
+      <w:pPr>
+        <w:ind w:left="720" w:hanging="360"/>
+      </w:pPr>
+    </w:lvl>
+    <w:lvl w:ilvl="1" w:tentative="0">
+      <w:start w:val="0"/>
+      <w:numFmt w:val="decimal"/>
+      <w:lvlText w:val=""/>
+      <w:lvlJc w:val="left"/>
+    </w:lvl>
+    <w:lvl w:ilvl="2" w:tentative="0">
+      <w:start w:val="0"/>
+      <w:numFmt w:val="decimal"/>
+      <w:lvlText w:val=""/>
+      <w:lvlJc w:val="left"/>
+    </w:lvl>
+    <w:lvl w:ilvl="3" w:tentative="0">
+      <w:start w:val="0"/>
+      <w:numFmt w:val="decimal"/>
+      <w:lvlText w:val=""/>
+      <w:lvlJc w:val="left"/>
+    </w:lvl>
+    <w:lvl w:ilvl="4" w:tentative="0">
+      <w:start w:val="0"/>
+      <w:numFmt w:val="decimal"/>
+      <w:lvlText w:val=""/>
+      <w:lvlJc w:val="left"/>
+    </w:lvl>
+    <w:lvl w:ilvl="5" w:tentative="0">
+      <w:start w:val="0"/>
+      <w:numFmt w:val="decimal"/>
+      <w:lvlText w:val=""/>
+      <w:lvlJc w:val="left"/>
+    </w:lvl>
+    <w:lvl w:ilvl="6" w:tentative="0">
+      <w:start w:val="0"/>
+      <w:numFmt w:val="decimal"/>
+      <w:lvlText w:val=""/>
+      <w:lvlJc w:val="left"/>
+    </w:lvl>
+    <w:lvl w:ilvl="7" w:tentative="0">
+      <w:start w:val="0"/>
+      <w:numFmt w:val="decimal"/>
+      <w:lvlText w:val=""/>
+      <w:lvlJc w:val="left"/>
+    </w:lvl>
+    <w:lvl w:ilvl="8" w:tentative="0">
+      <w:start w:val="0"/>
+      <w:numFmt w:val="decimal"/>
+      <w:lvlText w:val=""/>
+      <w:lvlJc w:val="left"/>
+    </w:lvl>
+  </w:abstractNum>
+  <w:abstractNum w:abstractNumId="3">
     <w:nsid w:val="70C01686"/>
     <w:multiLevelType w:val="singleLevel"/>
     <w:tmpl w:val="70C01686"/>
@@ -2354,7 +9625,19 @@
     <w:abstractNumId w:val="0"/>
   </w:num>
   <w:num w:numId="2">
+    <w:abstractNumId w:val="3"/>
+  </w:num>
+  <w:num w:numId="3">
+    <w:abstractNumId w:val="2"/>
+    <w:lvlOverride w:ilvl="0">
+      <w:startOverride w:val="1"/>
+    </w:lvlOverride>
+  </w:num>
+  <w:num w:numId="4">
     <w:abstractNumId w:val="1"/>
+    <w:lvlOverride w:ilvl="0">
+      <w:startOverride w:val="1"/>
+    </w:lvlOverride>
   </w:num>
 </w:numbering>
 </file>
@@ -2371,7 +9654,7 @@
   </w:docDefaults>
   <w:latentStyles w:count="260" w:defQFormat="0" w:defUnhideWhenUsed="1" w:defSemiHidden="1" w:defUIPriority="99" w:defLockedState="0">
     <w:lsdException w:qFormat="1" w:unhideWhenUsed="0" w:uiPriority="0" w:semiHidden="0" w:name="Normal"/>
-    <w:lsdException w:qFormat="1" w:unhideWhenUsed="0" w:uiPriority="0" w:semiHidden="0" w:name="heading 1"/>
+    <w:lsdException w:qFormat="1" w:unhideWhenUsed="0" w:uiPriority="9" w:semiHidden="0" w:name="heading 1"/>
     <w:lsdException w:qFormat="1" w:uiPriority="9" w:semiHidden="0" w:name="heading 2"/>
     <w:lsdException w:qFormat="1" w:uiPriority="9" w:semiHidden="0" w:name="heading 3"/>
     <w:lsdException w:qFormat="1" w:uiPriority="0" w:name="heading 4"/>
@@ -2476,6 +9759,7 @@
     <w:lsdException w:unhideWhenUsed="0" w:uiPriority="0" w:name="Normal Table"/>
     <w:lsdException w:unhideWhenUsed="0" w:uiPriority="0" w:semiHidden="0" w:name="annotation subject"/>
     <w:lsdException w:unhideWhenUsed="0" w:uiPriority="0" w:semiHidden="0" w:name="Balloon Text"/>
+    <w:lsdException w:qFormat="1" w:unhideWhenUsed="0" w:uiPriority="0" w:semiHidden="0" w:name="List Paragraph"/>
   </w:latentStyles>
   <w:style w:type="paragraph" w:default="1" w:styleId="1">
     <w:name w:val="Normal"/>
@@ -2494,6 +9778,24 @@
     </w:rPr>
   </w:style>
   <w:style w:type="paragraph" w:styleId="2">
+    <w:name w:val="heading 1"/>
+    <w:qFormat/>
+    <w:uiPriority w:val="9"/>
+    <w:pPr>
+      <w:spacing w:before="480" w:after="240"/>
+      <w:outlineLvl w:val="0"/>
+    </w:pPr>
+    <w:rPr>
+      <w:rFonts w:ascii="Arial" w:hAnsi="Arial" w:eastAsia="Arial" w:cs="Arial"/>
+      <w:b/>
+      <w:bCs/>
+      <w:color w:val="2E5090"/>
+      <w:sz w:val="32"/>
+      <w:szCs w:val="32"/>
+      <w:lang w:val="en-US" w:eastAsia="en-US" w:bidi="ar-SA"/>
+    </w:rPr>
+  </w:style>
+  <w:style w:type="paragraph" w:styleId="3">
     <w:name w:val="heading 2"/>
     <w:unhideWhenUsed/>
     <w:qFormat/>
@@ -2512,7 +9814,7 @@
       <w:lang w:val="en-US" w:eastAsia="en-US" w:bidi="ar-SA"/>
     </w:rPr>
   </w:style>
-  <w:style w:type="paragraph" w:styleId="3">
+  <w:style w:type="paragraph" w:styleId="4">
     <w:name w:val="heading 3"/>
     <w:unhideWhenUsed/>
     <w:qFormat/>
@@ -2531,13 +9833,13 @@
       <w:lang w:val="en-US" w:eastAsia="en-US" w:bidi="ar-SA"/>
     </w:rPr>
   </w:style>
-  <w:style w:type="character" w:default="1" w:styleId="4">
+  <w:style w:type="character" w:default="1" w:styleId="5">
     <w:name w:val="Default Paragraph Font"/>
     <w:semiHidden/>
     <w:qFormat/>
     <w:uiPriority w:val="0"/>
   </w:style>
-  <w:style w:type="table" w:default="1" w:styleId="6">
+  <w:style w:type="table" w:default="1" w:styleId="7">
     <w:name w:val="Normal Table"/>
     <w:semiHidden/>
     <w:uiPriority w:val="0"/>
@@ -2550,7 +9852,7 @@
       </w:tblCellMar>
     </w:tblPr>
   </w:style>
-  <w:style w:type="character" w:styleId="5">
+  <w:style w:type="character" w:styleId="6">
     <w:name w:val="Hyperlink"/>
     <w:unhideWhenUsed/>
     <w:qFormat/>
@@ -2560,7 +9862,7 @@
       <w:u w:val="single"/>
     </w:rPr>
   </w:style>
-  <w:style w:type="paragraph" w:customStyle="1" w:styleId="7">
+  <w:style w:type="paragraph" w:customStyle="1" w:styleId="8">
     <w:name w:val="Code"/>
     <w:qFormat/>
     <w:uiPriority w:val="0"/>
@@ -2571,6 +9873,17 @@
       <w:rFonts w:ascii="Courier New" w:hAnsi="Courier New" w:eastAsia="Courier New" w:cs="Courier New"/>
       <w:sz w:val="18"/>
       <w:szCs w:val="18"/>
+      <w:lang w:val="en-US" w:eastAsia="en-US" w:bidi="ar-SA"/>
+    </w:rPr>
+  </w:style>
+  <w:style w:type="paragraph" w:styleId="9">
+    <w:name w:val="List Paragraph"/>
+    <w:qFormat/>
+    <w:uiPriority w:val="0"/>
+    <w:rPr>
+      <w:rFonts w:ascii="Arial" w:hAnsi="Arial" w:eastAsia="Arial" w:cs="Arial"/>
+      <w:sz w:val="22"/>
+      <w:szCs w:val="22"/>
       <w:lang w:val="en-US" w:eastAsia="en-US" w:bidi="ar-SA"/>
     </w:rPr>
   </w:style>
